--- a/docs/rationale_memo.docx
+++ b/docs/rationale_memo.docx
@@ -140,7 +140,13 @@
         <w:rPr>
           <w:rFonts w:hint="eastAsia"/>
         </w:rPr>
-        <w:t>抽样怎么做</w:t>
+        <w:t>抽样</w:t>
+      </w:r>
+      <w:r>
+        <w:rPr>
+          <w:rFonts w:hint="eastAsia"/>
+        </w:rPr>
+        <w:t>原则</w:t>
       </w:r>
     </w:p>
     <w:p>
@@ -208,6 +214,12 @@
         </w:rPr>
         <w:t>必须得是社会互动。必须在社会情境下、预期别人能看到</w:t>
       </w:r>
+      <w:r>
+        <w:rPr>
+          <w:rFonts w:hint="eastAsia"/>
+        </w:rPr>
+        <w:t>。</w:t>
+      </w:r>
     </w:p>
     <w:p>
       <w:r>
@@ -269,11 +281,21 @@
         </w:rPr>
         <w:t>单纯是其他形式（</w:t>
       </w:r>
-      <w:r>
-        <w:rPr>
-          <w:rFonts w:hint="eastAsia"/>
-        </w:rPr>
-        <w:t xml:space="preserve">e.g, </w:t>
+      <w:proofErr w:type="spellStart"/>
+      <w:proofErr w:type="gramStart"/>
+      <w:r>
+        <w:rPr>
+          <w:rFonts w:hint="eastAsia"/>
+        </w:rPr>
+        <w:t>e.g</w:t>
+      </w:r>
+      <w:proofErr w:type="spellEnd"/>
+      <w:proofErr w:type="gramEnd"/>
+      <w:r>
+        <w:rPr>
+          <w:rFonts w:hint="eastAsia"/>
+        </w:rPr>
+        <w:t xml:space="preserve">, </w:t>
       </w:r>
       <w:r>
         <w:rPr>
@@ -383,73 +405,304 @@
     </w:p>
     <w:p>
       <w:pPr>
-        <w:rPr>
-          <w:rStyle w:val="a7"/>
-        </w:rPr>
-      </w:pPr>
-      <w:r>
-        <w:rPr>
-          <w:rStyle w:val="a7"/>
-        </w:rPr>
-        <w:t>决定：</w:t>
-      </w:r>
-    </w:p>
-    <w:p>
-      <w:r>
-        <w:rPr>
-          <w:rFonts w:ascii="Segoe UI Symbol" w:hAnsi="Segoe UI Symbol" w:cs="Segoe UI Symbol"/>
-        </w:rPr>
-        <w:t>✔</w:t>
-      </w:r>
-      <w:r>
-        <w:rPr>
-          <w:rFonts w:ascii="Segoe UI Symbol" w:hAnsi="Segoe UI Symbol" w:cs="Segoe UI Symbol" w:hint="eastAsia"/>
+        <w:pStyle w:val="1"/>
+        <w:rPr>
+          <w:rFonts w:hint="eastAsia"/>
+        </w:rPr>
+      </w:pPr>
+      <w:r>
+        <w:rPr>
+          <w:rFonts w:hint="eastAsia"/>
+        </w:rPr>
+        <w:t>抽样执行流程</w:t>
+      </w:r>
+    </w:p>
+    <w:p>
+      <w:pPr>
+        <w:pStyle w:val="a4"/>
+      </w:pPr>
+      <w:r>
+        <w:rPr>
+          <w:rFonts w:hint="eastAsia"/>
+        </w:rPr>
+        <w:t>如何证明我是反</w:t>
+      </w:r>
+      <w:r>
+        <w:rPr>
+          <w:rFonts w:hint="eastAsia"/>
+        </w:rPr>
+        <w:t>cherry picking</w:t>
+      </w:r>
+      <w:r>
+        <w:rPr>
+          <w:rFonts w:hint="eastAsia"/>
+        </w:rPr>
+        <w:t>的（</w:t>
+      </w:r>
+      <w:r>
+        <w:rPr>
+          <w:rFonts w:hint="eastAsia"/>
+        </w:rPr>
+        <w:t>最终我能得出稳健的</w:t>
+      </w:r>
+      <w:r>
+        <w:rPr>
+          <w:rFonts w:hint="eastAsia"/>
+        </w:rPr>
+        <w:t>claims about my data</w:t>
+      </w:r>
+      <w:r>
+        <w:rPr>
+          <w:rFonts w:hint="eastAsia"/>
+        </w:rPr>
+        <w:t>）</w:t>
+      </w:r>
+    </w:p>
+    <w:p>
+      <w:r>
+        <w:rPr>
+          <w:rFonts w:hint="eastAsia"/>
+        </w:rPr>
+        <w:t>重要的是我要现成发明一套流程为</w:t>
+      </w:r>
+      <w:r>
+        <w:rPr>
+          <w:rFonts w:hint="eastAsia"/>
+        </w:rPr>
+        <w:t>sampling</w:t>
+      </w:r>
+      <w:r>
+        <w:rPr>
+          <w:rFonts w:hint="eastAsia"/>
+        </w:rPr>
+        <w:t>服务。这是除了分析以外的</w:t>
+      </w:r>
+      <w:proofErr w:type="gramStart"/>
+      <w:r>
+        <w:rPr>
+          <w:rFonts w:hint="eastAsia"/>
+        </w:rPr>
+        <w:t>最</w:t>
+      </w:r>
+      <w:proofErr w:type="gramEnd"/>
+      <w:r>
+        <w:rPr>
+          <w:rFonts w:hint="eastAsia"/>
+        </w:rPr>
+        <w:t>关键的部分，也是最后分析能立得住的前置条件。</w:t>
+      </w:r>
+    </w:p>
+    <w:p>
+      <w:r>
+        <w:rPr>
+          <w:rFonts w:hint="eastAsia"/>
+        </w:rPr>
+        <w:t>这个过程中要结合</w:t>
+      </w:r>
+      <w:proofErr w:type="spellStart"/>
+      <w:r>
+        <w:rPr>
+          <w:rFonts w:hint="eastAsia"/>
+        </w:rPr>
+        <w:t>wiggins</w:t>
+      </w:r>
+      <w:proofErr w:type="spellEnd"/>
+      <w:r>
+        <w:rPr>
+          <w:rFonts w:hint="eastAsia"/>
+        </w:rPr>
+        <w:t>的第六章的推荐分析流程，看看是不是能结合一下。</w:t>
+      </w:r>
+    </w:p>
+    <w:p>
+      <w:pPr>
+        <w:pStyle w:val="2"/>
+      </w:pPr>
+      <w:r>
+        <w:rPr>
+          <w:rFonts w:hint="eastAsia"/>
+        </w:rPr>
+        <w:lastRenderedPageBreak/>
+        <w:t xml:space="preserve">1. </w:t>
+      </w:r>
+      <w:r>
+        <w:rPr>
+          <w:rFonts w:hint="eastAsia"/>
+        </w:rPr>
+        <w:t>Wiggins</w:t>
+      </w:r>
+      <w:r>
+        <w:rPr>
+          <w:rFonts w:hint="eastAsia"/>
+        </w:rPr>
+        <w:t>推荐的</w:t>
+      </w:r>
+      <w:r>
+        <w:rPr>
+          <w:rFonts w:hint="eastAsia"/>
+        </w:rPr>
+        <w:t>DP</w:t>
+      </w:r>
+      <w:r>
+        <w:rPr>
+          <w:rFonts w:hint="eastAsia"/>
+        </w:rPr>
+        <w:t>分析流程：</w:t>
+      </w:r>
+    </w:p>
+    <w:p>
+      <w:pPr>
+        <w:rPr>
+          <w:rStyle w:val="a7"/>
+          <w:color w:val="auto"/>
+        </w:rPr>
+      </w:pPr>
+      <w:r>
+        <w:rPr>
+          <w:rStyle w:val="a7"/>
+        </w:rPr>
+        <w:t>Sta</w:t>
+      </w:r>
+      <w:r>
+        <w:rPr>
+          <w:rStyle w:val="a7"/>
+          <w:rFonts w:hint="eastAsia"/>
+        </w:rPr>
+        <w:t xml:space="preserve">ge 1: </w:t>
+      </w:r>
+      <w:r>
+        <w:rPr>
+          <w:rStyle w:val="a7"/>
+          <w:rFonts w:hint="eastAsia"/>
+          <w:color w:val="auto"/>
+        </w:rPr>
+        <w:t>Read the data</w:t>
+      </w:r>
+    </w:p>
+    <w:p>
+      <w:pPr>
+        <w:rPr>
+          <w:rStyle w:val="a7"/>
+          <w:b w:val="0"/>
+          <w:bCs w:val="0"/>
+          <w:i w:val="0"/>
+          <w:iCs w:val="0"/>
+          <w:color w:val="auto"/>
+        </w:rPr>
+      </w:pPr>
+      <w:r>
+        <w:rPr>
+          <w:rStyle w:val="a7"/>
+          <w:rFonts w:hint="eastAsia"/>
+          <w:b w:val="0"/>
+          <w:bCs w:val="0"/>
+          <w:i w:val="0"/>
+          <w:iCs w:val="0"/>
+          <w:color w:val="auto"/>
+        </w:rPr>
+        <w:t>这个阶段主要看</w:t>
+      </w:r>
+      <w:r>
+        <w:rPr>
+          <w:rStyle w:val="a7"/>
+          <w:rFonts w:hint="eastAsia"/>
+          <w:i w:val="0"/>
+          <w:iCs w:val="0"/>
+          <w:color w:val="auto"/>
+        </w:rPr>
+        <w:t>内容</w:t>
+      </w:r>
+      <w:r>
+        <w:rPr>
+          <w:rStyle w:val="a7"/>
+          <w:rFonts w:hint="eastAsia"/>
+          <w:b w:val="0"/>
+          <w:bCs w:val="0"/>
+          <w:i w:val="0"/>
+          <w:iCs w:val="0"/>
+          <w:color w:val="auto"/>
+        </w:rPr>
+        <w:t>和</w:t>
+      </w:r>
+      <w:r>
+        <w:rPr>
+          <w:rStyle w:val="a7"/>
+          <w:rFonts w:hint="eastAsia"/>
+          <w:i w:val="0"/>
+          <w:iCs w:val="0"/>
+          <w:color w:val="auto"/>
+        </w:rPr>
+        <w:t>组织</w:t>
+      </w:r>
+      <w:r>
+        <w:rPr>
+          <w:rStyle w:val="a7"/>
+          <w:rFonts w:hint="eastAsia"/>
+          <w:b w:val="0"/>
+          <w:bCs w:val="0"/>
+          <w:i w:val="0"/>
+          <w:iCs w:val="0"/>
+          <w:color w:val="auto"/>
         </w:rPr>
         <w:t xml:space="preserve"> </w:t>
       </w:r>
       <w:r>
-        <w:t>多抽，其中选取可分析的帖子</w:t>
-      </w:r>
-      <w:r>
-        <w:rPr>
-          <w:rFonts w:hint="eastAsia"/>
-        </w:rPr>
-        <w:t>。</w:t>
-      </w:r>
-    </w:p>
-    <w:p>
-      <w:r>
-        <w:rPr>
-          <w:rFonts w:ascii="Segoe UI Symbol" w:hAnsi="Segoe UI Symbol" w:cs="Segoe UI Symbol"/>
-        </w:rPr>
-        <w:t>✔</w:t>
-      </w:r>
-      <w:r>
-        <w:rPr>
-          <w:rFonts w:ascii="Segoe UI Symbol" w:hAnsi="Segoe UI Symbol" w:cs="Segoe UI Symbol" w:hint="eastAsia"/>
+        <w:rPr>
+          <w:rStyle w:val="a7"/>
+          <w:b w:val="0"/>
+          <w:bCs w:val="0"/>
+          <w:i w:val="0"/>
+          <w:iCs w:val="0"/>
+          <w:color w:val="auto"/>
+        </w:rPr>
+        <w:t>—</w:t>
+      </w:r>
+      <w:r>
+        <w:rPr>
+          <w:rStyle w:val="a7"/>
+          <w:rFonts w:hint="eastAsia"/>
+          <w:i w:val="0"/>
+          <w:iCs w:val="0"/>
+          <w:color w:val="auto"/>
         </w:rPr>
         <w:t xml:space="preserve"> </w:t>
       </w:r>
       <w:r>
-        <w:t>写论文的时候要在显眼处声明反</w:t>
-      </w:r>
-      <w:r>
-        <w:t>cherry</w:t>
-      </w:r>
-      <w:r>
-        <w:rPr>
-          <w:rFonts w:hint="eastAsia"/>
-        </w:rPr>
-        <w:t xml:space="preserve"> </w:t>
-      </w:r>
-      <w:r>
-        <w:t>picking</w:t>
-      </w:r>
-      <w:r>
-        <w:rPr>
-          <w:rFonts w:hint="eastAsia"/>
-        </w:rPr>
-        <w:t>的思路：</w:t>
+        <w:rPr>
+          <w:rStyle w:val="a7"/>
+          <w:rFonts w:hint="eastAsia"/>
+          <w:b w:val="0"/>
+          <w:bCs w:val="0"/>
+          <w:i w:val="0"/>
+          <w:iCs w:val="0"/>
+          <w:color w:val="auto"/>
+        </w:rPr>
+        <w:t>“说了什么”，“以什么顺序说的”</w:t>
+      </w:r>
+    </w:p>
+    <w:p>
+      <w:pPr>
+        <w:rPr>
+          <w:rStyle w:val="a7"/>
+          <w:rFonts w:hint="eastAsia"/>
+          <w:b w:val="0"/>
+          <w:bCs w:val="0"/>
+          <w:i w:val="0"/>
+          <w:iCs w:val="0"/>
+          <w:color w:val="auto"/>
+        </w:rPr>
+      </w:pPr>
+      <w:r>
+        <w:rPr>
+          <w:rStyle w:val="a7"/>
+          <w:rFonts w:hint="eastAsia"/>
+          <w:b w:val="0"/>
+          <w:bCs w:val="0"/>
+          <w:i w:val="0"/>
+          <w:iCs w:val="0"/>
+          <w:color w:val="auto"/>
+        </w:rPr>
+        <w:t>作者的提示：</w:t>
       </w:r>
     </w:p>
     <w:p>
@@ -457,29 +710,28 @@
         <w:pStyle w:val="a6"/>
         <w:numPr>
           <w:ilvl w:val="0"/>
-          <w:numId w:val="16"/>
+          <w:numId w:val="17"/>
         </w:numPr>
-      </w:pPr>
-      <w:r>
-        <w:t>B</w:t>
-      </w:r>
-      <w:r>
-        <w:rPr>
-          <w:rFonts w:hint="eastAsia"/>
-        </w:rPr>
-        <w:t>atch coding</w:t>
-      </w:r>
-      <w:r>
-        <w:rPr>
-          <w:rFonts w:hint="eastAsia"/>
-        </w:rPr>
-        <w:t>本身就是为了反</w:t>
-      </w:r>
-      <w:r>
-        <w:rPr>
-          <w:rFonts w:hint="eastAsia"/>
-        </w:rPr>
-        <w:t>cherry picking</w:t>
+        <w:rPr>
+          <w:rStyle w:val="a7"/>
+          <w:b w:val="0"/>
+          <w:bCs w:val="0"/>
+          <w:i w:val="0"/>
+          <w:iCs w:val="0"/>
+          <w:color w:val="auto"/>
+        </w:rPr>
+      </w:pPr>
+      <w:r>
+        <w:rPr>
+          <w:rStyle w:val="a7"/>
+          <w:rFonts w:hint="eastAsia"/>
+          <w:b w:val="0"/>
+          <w:bCs w:val="0"/>
+          <w:i w:val="0"/>
+          <w:iCs w:val="0"/>
+          <w:color w:val="auto"/>
+        </w:rPr>
+        <w:t>假如这个阶段进行的过程中就已经开始觉得“没有什么可以分析”，这时候不要慌张，因为这种情况基本不会真的出现，即便手头的材料看起来并不是理想。</w:t>
       </w:r>
     </w:p>
     <w:p>
@@ -487,14 +739,269 @@
         <w:pStyle w:val="a6"/>
         <w:numPr>
           <w:ilvl w:val="0"/>
-          <w:numId w:val="16"/>
+          <w:numId w:val="17"/>
         </w:numPr>
-      </w:pPr>
-      <w:r>
-        <w:t xml:space="preserve">pilot 71 + spot-check 50 </w:t>
-      </w:r>
-      <w:r>
-        <w:t>不得进入</w:t>
+        <w:rPr>
+          <w:rStyle w:val="a7"/>
+          <w:b w:val="0"/>
+          <w:bCs w:val="0"/>
+          <w:i w:val="0"/>
+          <w:iCs w:val="0"/>
+          <w:color w:val="auto"/>
+        </w:rPr>
+      </w:pPr>
+      <w:r>
+        <w:rPr>
+          <w:rStyle w:val="a7"/>
+          <w:rFonts w:hint="eastAsia"/>
+          <w:b w:val="0"/>
+          <w:bCs w:val="0"/>
+          <w:i w:val="0"/>
+          <w:iCs w:val="0"/>
+          <w:color w:val="auto"/>
+        </w:rPr>
+        <w:t>不要着急找主题，这是新手常犯的问题。这时候更重要的是熟悉</w:t>
+      </w:r>
+      <w:r>
+        <w:rPr>
+          <w:rStyle w:val="a7"/>
+          <w:rFonts w:hint="eastAsia"/>
+          <w:b w:val="0"/>
+          <w:bCs w:val="0"/>
+          <w:i w:val="0"/>
+          <w:iCs w:val="0"/>
+          <w:color w:val="auto"/>
+        </w:rPr>
+        <w:t>DP</w:t>
+      </w:r>
+      <w:r>
+        <w:rPr>
+          <w:rStyle w:val="a7"/>
+          <w:rFonts w:hint="eastAsia"/>
+          <w:b w:val="0"/>
+          <w:bCs w:val="0"/>
+          <w:i w:val="0"/>
+          <w:iCs w:val="0"/>
+          <w:color w:val="auto"/>
+        </w:rPr>
+        <w:t>的</w:t>
+      </w:r>
+      <w:r>
+        <w:rPr>
+          <w:rStyle w:val="a7"/>
+          <w:rFonts w:hint="eastAsia"/>
+          <w:b w:val="0"/>
+          <w:bCs w:val="0"/>
+          <w:i w:val="0"/>
+          <w:iCs w:val="0"/>
+          <w:color w:val="auto"/>
+        </w:rPr>
+        <w:t>lens</w:t>
+      </w:r>
+      <w:r>
+        <w:rPr>
+          <w:rStyle w:val="a7"/>
+          <w:rFonts w:hint="eastAsia"/>
+          <w:b w:val="0"/>
+          <w:bCs w:val="0"/>
+          <w:i w:val="0"/>
+          <w:iCs w:val="0"/>
+          <w:color w:val="auto"/>
+        </w:rPr>
+        <w:t>。因为跟别的质性研究方法不一样，</w:t>
+      </w:r>
+      <w:r>
+        <w:rPr>
+          <w:rStyle w:val="a7"/>
+          <w:rFonts w:hint="eastAsia"/>
+          <w:b w:val="0"/>
+          <w:bCs w:val="0"/>
+          <w:i w:val="0"/>
+          <w:iCs w:val="0"/>
+          <w:color w:val="auto"/>
+        </w:rPr>
+        <w:t xml:space="preserve"> DP</w:t>
+      </w:r>
+      <w:r>
+        <w:rPr>
+          <w:rStyle w:val="a7"/>
+          <w:rFonts w:hint="eastAsia"/>
+          <w:b w:val="0"/>
+          <w:bCs w:val="0"/>
+          <w:i w:val="0"/>
+          <w:iCs w:val="0"/>
+          <w:color w:val="auto"/>
+        </w:rPr>
+        <w:t>和其他话语分析更注重</w:t>
+      </w:r>
+      <w:r>
+        <w:rPr>
+          <w:rStyle w:val="a7"/>
+          <w:rFonts w:hint="eastAsia"/>
+          <w:b w:val="0"/>
+          <w:bCs w:val="0"/>
+          <w:i w:val="0"/>
+          <w:iCs w:val="0"/>
+          <w:color w:val="auto"/>
+        </w:rPr>
+        <w:t>issue</w:t>
+      </w:r>
+      <w:r>
+        <w:rPr>
+          <w:rStyle w:val="a7"/>
+          <w:rFonts w:hint="eastAsia"/>
+          <w:b w:val="0"/>
+          <w:bCs w:val="0"/>
+          <w:i w:val="0"/>
+          <w:iCs w:val="0"/>
+          <w:color w:val="auto"/>
+        </w:rPr>
+        <w:t>和</w:t>
+      </w:r>
+      <w:r>
+        <w:rPr>
+          <w:rStyle w:val="a7"/>
+          <w:rFonts w:hint="eastAsia"/>
+          <w:b w:val="0"/>
+          <w:bCs w:val="0"/>
+          <w:i w:val="0"/>
+          <w:iCs w:val="0"/>
+          <w:color w:val="auto"/>
+        </w:rPr>
+        <w:t>social practice</w:t>
+      </w:r>
+      <w:r>
+        <w:rPr>
+          <w:rStyle w:val="a7"/>
+          <w:rFonts w:hint="eastAsia"/>
+          <w:b w:val="0"/>
+          <w:bCs w:val="0"/>
+          <w:i w:val="0"/>
+          <w:iCs w:val="0"/>
+          <w:color w:val="auto"/>
+        </w:rPr>
+        <w:t>，而不是主题。</w:t>
+      </w:r>
+    </w:p>
+    <w:p>
+      <w:pPr>
+        <w:rPr>
+          <w:rStyle w:val="a7"/>
+          <w:color w:val="auto"/>
+        </w:rPr>
+      </w:pPr>
+      <w:r>
+        <w:rPr>
+          <w:rStyle w:val="a7"/>
+        </w:rPr>
+        <w:t>Sta</w:t>
+      </w:r>
+      <w:r>
+        <w:rPr>
+          <w:rStyle w:val="a7"/>
+          <w:rFonts w:hint="eastAsia"/>
+        </w:rPr>
+        <w:t xml:space="preserve">ge </w:t>
+      </w:r>
+      <w:r>
+        <w:rPr>
+          <w:rStyle w:val="a7"/>
+          <w:rFonts w:hint="eastAsia"/>
+        </w:rPr>
+        <w:t>2</w:t>
+      </w:r>
+      <w:r>
+        <w:rPr>
+          <w:rStyle w:val="a7"/>
+          <w:rFonts w:hint="eastAsia"/>
+        </w:rPr>
+        <w:t xml:space="preserve">: </w:t>
+      </w:r>
+      <w:r>
+        <w:rPr>
+          <w:rStyle w:val="a7"/>
+          <w:rFonts w:hint="eastAsia"/>
+          <w:color w:val="auto"/>
+        </w:rPr>
+        <w:t>Describe</w:t>
+      </w:r>
+      <w:r>
+        <w:rPr>
+          <w:rStyle w:val="a7"/>
+          <w:rFonts w:hint="eastAsia"/>
+          <w:color w:val="auto"/>
+        </w:rPr>
+        <w:t xml:space="preserve"> the data</w:t>
+      </w:r>
+    </w:p>
+    <w:p>
+      <w:pPr>
+        <w:rPr>
+          <w:rStyle w:val="a7"/>
+          <w:b w:val="0"/>
+          <w:bCs w:val="0"/>
+          <w:i w:val="0"/>
+          <w:iCs w:val="0"/>
+          <w:color w:val="auto"/>
+        </w:rPr>
+      </w:pPr>
+      <w:r>
+        <w:rPr>
+          <w:rStyle w:val="a7"/>
+          <w:rFonts w:hint="eastAsia"/>
+          <w:b w:val="0"/>
+          <w:bCs w:val="0"/>
+          <w:i w:val="0"/>
+          <w:iCs w:val="0"/>
+          <w:color w:val="auto"/>
+        </w:rPr>
+        <w:t>这个阶段</w:t>
+      </w:r>
+      <w:r>
+        <w:rPr>
+          <w:rStyle w:val="a7"/>
+          <w:rFonts w:hint="eastAsia"/>
+          <w:b w:val="0"/>
+          <w:bCs w:val="0"/>
+          <w:i w:val="0"/>
+          <w:iCs w:val="0"/>
+          <w:color w:val="auto"/>
+        </w:rPr>
+        <w:t>开始做笔记。第一阶段的存在允许我们在第二阶段验证我们在第一段时期的想法。第二阶段的存在又可以帮助我们避免对文本做过度假设。</w:t>
+      </w:r>
+    </w:p>
+    <w:p>
+      <w:pPr>
+        <w:rPr>
+          <w:rStyle w:val="a7"/>
+          <w:b w:val="0"/>
+          <w:bCs w:val="0"/>
+          <w:i w:val="0"/>
+          <w:iCs w:val="0"/>
+          <w:color w:val="auto"/>
+        </w:rPr>
+      </w:pPr>
+      <w:r>
+        <w:rPr>
+          <w:rStyle w:val="a7"/>
+          <w:rFonts w:hint="eastAsia"/>
+          <w:i w:val="0"/>
+          <w:iCs w:val="0"/>
+          <w:color w:val="auto"/>
+        </w:rPr>
+        <w:t>这个阶段的重点是看文本里真实发生的事情，避免开始着急解释</w:t>
+      </w:r>
+      <w:r>
+        <w:rPr>
+          <w:rStyle w:val="a7"/>
+          <w:rFonts w:hint="eastAsia"/>
+          <w:b w:val="0"/>
+          <w:bCs w:val="0"/>
+          <w:i w:val="0"/>
+          <w:iCs w:val="0"/>
+          <w:color w:val="auto"/>
+        </w:rPr>
+        <w:t>。</w:t>
       </w:r>
     </w:p>
     <w:p>
@@ -502,75 +1009,2692 @@
         <w:pStyle w:val="a6"/>
         <w:numPr>
           <w:ilvl w:val="0"/>
-          <w:numId w:val="16"/>
+          <w:numId w:val="17"/>
         </w:numPr>
         <w:rPr>
-          <w:rFonts w:hint="eastAsia"/>
-        </w:rPr>
-      </w:pPr>
-      <w:r>
-        <w:rPr>
-          <w:rFonts w:hint="eastAsia"/>
-        </w:rPr>
-        <w:t xml:space="preserve">63 </w:t>
-      </w:r>
-      <w:r>
-        <w:rPr>
-          <w:rFonts w:hint="eastAsia"/>
-        </w:rPr>
-        <w:t>→</w:t>
-      </w:r>
-      <w:r>
-        <w:rPr>
-          <w:rFonts w:hint="eastAsia"/>
-        </w:rPr>
-        <w:t xml:space="preserve">35 </w:t>
-      </w:r>
-      <w:r>
-        <w:rPr>
-          <w:rFonts w:hint="eastAsia"/>
-        </w:rPr>
-        <w:t>±</w:t>
-      </w:r>
-      <w:r>
-        <w:rPr>
-          <w:rFonts w:hint="eastAsia"/>
-        </w:rPr>
-        <w:t xml:space="preserve"> 5: </w:t>
-      </w:r>
-      <w:r>
-        <w:t>读的过程中发现格子跟预想不符</w:t>
-      </w:r>
-      <w:r>
-        <w:t>,</w:t>
-      </w:r>
-      <w:r>
-        <w:t>可以调</w:t>
-      </w:r>
-      <w:r>
-        <w:t>,</w:t>
-      </w:r>
-      <w:r>
-        <w:t>调了记下来</w:t>
-      </w:r>
-    </w:p>
-    <w:p>
-      <w:pPr>
-        <w:rPr>
-          <w:rStyle w:val="a7"/>
-          <w:rFonts w:hint="eastAsia"/>
-        </w:rPr>
-      </w:pPr>
+          <w:rStyle w:val="a7"/>
+          <w:b w:val="0"/>
+          <w:bCs w:val="0"/>
+          <w:i w:val="0"/>
+          <w:iCs w:val="0"/>
+          <w:color w:val="auto"/>
+        </w:rPr>
+      </w:pPr>
+      <w:r>
+        <w:rPr>
+          <w:rStyle w:val="a7"/>
+          <w:b w:val="0"/>
+          <w:bCs w:val="0"/>
+          <w:i w:val="0"/>
+          <w:iCs w:val="0"/>
+          <w:color w:val="auto"/>
+        </w:rPr>
+        <w:t>W</w:t>
+      </w:r>
+      <w:r>
+        <w:rPr>
+          <w:rStyle w:val="a7"/>
+          <w:rFonts w:hint="eastAsia"/>
+          <w:b w:val="0"/>
+          <w:bCs w:val="0"/>
+          <w:i w:val="0"/>
+          <w:iCs w:val="0"/>
+          <w:color w:val="auto"/>
+        </w:rPr>
+        <w:t>hat</w:t>
+      </w:r>
+      <w:r>
+        <w:rPr>
+          <w:rStyle w:val="a7"/>
+          <w:rFonts w:hint="eastAsia"/>
+          <w:b w:val="0"/>
+          <w:bCs w:val="0"/>
+          <w:i w:val="0"/>
+          <w:iCs w:val="0"/>
+          <w:color w:val="auto"/>
+        </w:rPr>
+        <w:t>：</w:t>
+      </w:r>
+      <w:r>
+        <w:rPr>
+          <w:rStyle w:val="a7"/>
+          <w:rFonts w:hint="eastAsia"/>
+          <w:b w:val="0"/>
+          <w:bCs w:val="0"/>
+          <w:i w:val="0"/>
+          <w:iCs w:val="0"/>
+          <w:color w:val="auto"/>
+        </w:rPr>
+        <w:t>用了什么词，这个词的性质，用的是什么列别，普通的词还是群体特有的表达，用什么类别称呼人或事物（</w:t>
+      </w:r>
+      <w:r>
+        <w:t>focus on the content of the discourse and on what is being constructed</w:t>
+      </w:r>
+      <w:r>
+        <w:rPr>
+          <w:rStyle w:val="a7"/>
+          <w:rFonts w:hint="eastAsia"/>
+          <w:b w:val="0"/>
+          <w:bCs w:val="0"/>
+          <w:i w:val="0"/>
+          <w:iCs w:val="0"/>
+          <w:color w:val="auto"/>
+        </w:rPr>
+        <w:t>）</w:t>
+      </w:r>
+    </w:p>
+    <w:p>
+      <w:pPr>
+        <w:pStyle w:val="a6"/>
+        <w:numPr>
+          <w:ilvl w:val="0"/>
+          <w:numId w:val="17"/>
+        </w:numPr>
+        <w:rPr>
+          <w:rStyle w:val="a7"/>
+          <w:b w:val="0"/>
+          <w:bCs w:val="0"/>
+          <w:i w:val="0"/>
+          <w:iCs w:val="0"/>
+          <w:color w:val="auto"/>
+        </w:rPr>
+      </w:pPr>
+      <w:r>
+        <w:rPr>
+          <w:rStyle w:val="a7"/>
+          <w:b w:val="0"/>
+          <w:bCs w:val="0"/>
+          <w:i w:val="0"/>
+          <w:iCs w:val="0"/>
+          <w:color w:val="auto"/>
+        </w:rPr>
+        <w:t>H</w:t>
+      </w:r>
+      <w:r>
+        <w:rPr>
+          <w:rStyle w:val="a7"/>
+          <w:rFonts w:hint="eastAsia"/>
+          <w:b w:val="0"/>
+          <w:bCs w:val="0"/>
+          <w:i w:val="0"/>
+          <w:iCs w:val="0"/>
+          <w:color w:val="auto"/>
+        </w:rPr>
+        <w:t>ow</w:t>
+      </w:r>
+      <w:r>
+        <w:rPr>
+          <w:rStyle w:val="a7"/>
+          <w:rFonts w:hint="eastAsia"/>
+          <w:b w:val="0"/>
+          <w:bCs w:val="0"/>
+          <w:i w:val="0"/>
+          <w:iCs w:val="0"/>
+          <w:color w:val="auto"/>
+        </w:rPr>
+        <w:t>：怎么说的，是不是用了大写、</w:t>
+      </w:r>
+      <w:r>
+        <w:rPr>
+          <w:rStyle w:val="a7"/>
+          <w:rFonts w:hint="eastAsia"/>
+          <w:b w:val="0"/>
+          <w:bCs w:val="0"/>
+          <w:i w:val="0"/>
+          <w:iCs w:val="0"/>
+          <w:color w:val="auto"/>
+        </w:rPr>
+        <w:t>emoji</w:t>
+      </w:r>
+      <w:r>
+        <w:rPr>
+          <w:rStyle w:val="a7"/>
+          <w:rFonts w:hint="eastAsia"/>
+          <w:b w:val="0"/>
+          <w:bCs w:val="0"/>
+          <w:i w:val="0"/>
+          <w:iCs w:val="0"/>
+          <w:color w:val="auto"/>
+        </w:rPr>
+        <w:t>（</w:t>
+      </w:r>
+      <w:r>
+        <w:t>This focuses us on the style or structure of the discourse, on how the talk is constructed</w:t>
+      </w:r>
+      <w:r>
+        <w:rPr>
+          <w:rStyle w:val="a7"/>
+          <w:rFonts w:hint="eastAsia"/>
+          <w:b w:val="0"/>
+          <w:bCs w:val="0"/>
+          <w:i w:val="0"/>
+          <w:iCs w:val="0"/>
+          <w:color w:val="auto"/>
+        </w:rPr>
+        <w:t>）</w:t>
+      </w:r>
+    </w:p>
+    <w:p>
+      <w:pPr>
+        <w:pStyle w:val="a6"/>
+        <w:numPr>
+          <w:ilvl w:val="0"/>
+          <w:numId w:val="17"/>
+        </w:numPr>
+        <w:rPr>
+          <w:rStyle w:val="a7"/>
+          <w:b w:val="0"/>
+          <w:bCs w:val="0"/>
+          <w:i w:val="0"/>
+          <w:iCs w:val="0"/>
+          <w:color w:val="auto"/>
+        </w:rPr>
+      </w:pPr>
+      <w:r>
+        <w:rPr>
+          <w:rStyle w:val="a7"/>
+          <w:rFonts w:hint="eastAsia"/>
+          <w:b w:val="0"/>
+          <w:bCs w:val="0"/>
+          <w:i w:val="0"/>
+          <w:iCs w:val="0"/>
+          <w:color w:val="auto"/>
+        </w:rPr>
+        <w:t>When</w:t>
+      </w:r>
+      <w:r>
+        <w:rPr>
+          <w:rStyle w:val="a7"/>
+          <w:rFonts w:hint="eastAsia"/>
+          <w:b w:val="0"/>
+          <w:bCs w:val="0"/>
+          <w:i w:val="0"/>
+          <w:iCs w:val="0"/>
+          <w:color w:val="auto"/>
+        </w:rPr>
+        <w:t>：出现的位置是什么（</w:t>
+      </w:r>
+      <w:r>
+        <w:t>This focuses us on the organi</w:t>
+      </w:r>
+      <w:r>
+        <w:rPr>
+          <w:rFonts w:hint="eastAsia"/>
+        </w:rPr>
+        <w:t>z</w:t>
+      </w:r>
+      <w:r>
+        <w:t>ation and situatedness of the discourse</w:t>
+      </w:r>
+      <w:r>
+        <w:rPr>
+          <w:rStyle w:val="a7"/>
+          <w:rFonts w:hint="eastAsia"/>
+          <w:b w:val="0"/>
+          <w:bCs w:val="0"/>
+          <w:i w:val="0"/>
+          <w:iCs w:val="0"/>
+          <w:color w:val="auto"/>
+        </w:rPr>
+        <w:t>）</w:t>
+      </w:r>
+    </w:p>
+    <w:p>
+      <w:pPr>
+        <w:rPr>
+          <w:rStyle w:val="a7"/>
+          <w:b w:val="0"/>
+          <w:bCs w:val="0"/>
+          <w:i w:val="0"/>
+          <w:iCs w:val="0"/>
+          <w:color w:val="auto"/>
+        </w:rPr>
+      </w:pPr>
+      <w:r>
+        <w:rPr>
+          <w:rStyle w:val="a7"/>
+          <w:rFonts w:hint="eastAsia"/>
+          <w:b w:val="0"/>
+          <w:bCs w:val="0"/>
+          <w:i w:val="0"/>
+          <w:iCs w:val="0"/>
+          <w:color w:val="auto"/>
+        </w:rPr>
+        <w:t>作者提示：</w:t>
+      </w:r>
+    </w:p>
+    <w:p>
+      <w:pPr>
+        <w:pStyle w:val="a6"/>
+        <w:numPr>
+          <w:ilvl w:val="0"/>
+          <w:numId w:val="17"/>
+        </w:numPr>
+        <w:rPr>
+          <w:rStyle w:val="a7"/>
+          <w:b w:val="0"/>
+          <w:bCs w:val="0"/>
+          <w:i w:val="0"/>
+          <w:iCs w:val="0"/>
+          <w:color w:val="auto"/>
+        </w:rPr>
+      </w:pPr>
+      <w:r>
+        <w:rPr>
+          <w:rStyle w:val="a7"/>
+          <w:rFonts w:hint="eastAsia"/>
+          <w:b w:val="0"/>
+          <w:bCs w:val="0"/>
+          <w:i w:val="0"/>
+          <w:iCs w:val="0"/>
+          <w:color w:val="auto"/>
+        </w:rPr>
+        <w:t>这个阶段不用逐字逐句计较，但可能会需要来回倒好几遍</w:t>
+      </w:r>
+    </w:p>
+    <w:p>
+      <w:pPr>
+        <w:pStyle w:val="a6"/>
+        <w:numPr>
+          <w:ilvl w:val="0"/>
+          <w:numId w:val="17"/>
+        </w:numPr>
+        <w:rPr>
+          <w:rStyle w:val="a7"/>
+          <w:b w:val="0"/>
+          <w:bCs w:val="0"/>
+          <w:i w:val="0"/>
+          <w:iCs w:val="0"/>
+          <w:color w:val="auto"/>
+        </w:rPr>
+      </w:pPr>
+      <w:r>
+        <w:rPr>
+          <w:rStyle w:val="a7"/>
+          <w:rFonts w:hint="eastAsia"/>
+          <w:b w:val="0"/>
+          <w:bCs w:val="0"/>
+          <w:i w:val="0"/>
+          <w:iCs w:val="0"/>
+          <w:color w:val="auto"/>
+        </w:rPr>
+        <w:t>新手常犯开始分析</w:t>
+      </w:r>
+      <w:r>
+        <w:rPr>
+          <w:rStyle w:val="a7"/>
+          <w:rFonts w:hint="eastAsia"/>
+          <w:b w:val="0"/>
+          <w:bCs w:val="0"/>
+          <w:i w:val="0"/>
+          <w:iCs w:val="0"/>
+          <w:color w:val="auto"/>
+        </w:rPr>
+        <w:t>why</w:t>
+      </w:r>
+      <w:r>
+        <w:rPr>
+          <w:rStyle w:val="a7"/>
+          <w:rFonts w:hint="eastAsia"/>
+          <w:b w:val="0"/>
+          <w:bCs w:val="0"/>
+          <w:i w:val="0"/>
+          <w:iCs w:val="0"/>
+          <w:color w:val="auto"/>
+        </w:rPr>
+        <w:t>的错误</w:t>
+      </w:r>
+    </w:p>
+    <w:p>
+      <w:pPr>
+        <w:pStyle w:val="a6"/>
+        <w:numPr>
+          <w:ilvl w:val="0"/>
+          <w:numId w:val="17"/>
+        </w:numPr>
+        <w:rPr>
+          <w:rStyle w:val="a7"/>
+          <w:b w:val="0"/>
+          <w:bCs w:val="0"/>
+          <w:i w:val="0"/>
+          <w:iCs w:val="0"/>
+          <w:color w:val="auto"/>
+        </w:rPr>
+      </w:pPr>
+      <w:r>
+        <w:rPr>
+          <w:rStyle w:val="a7"/>
+          <w:rFonts w:hint="eastAsia"/>
+          <w:b w:val="0"/>
+          <w:bCs w:val="0"/>
+          <w:i w:val="0"/>
+          <w:iCs w:val="0"/>
+          <w:color w:val="auto"/>
+        </w:rPr>
+        <w:t>开始分析认知和情感状态的时候立刻停下来，但是不要因此沮丧，因为引起你的反应的部分往往很重要</w:t>
+      </w:r>
+    </w:p>
+    <w:p>
+      <w:pPr>
+        <w:rPr>
+          <w:rStyle w:val="a7"/>
+        </w:rPr>
+      </w:pPr>
+      <w:r>
+        <w:rPr>
+          <w:rStyle w:val="a7"/>
+        </w:rPr>
+        <w:t xml:space="preserve">Stage 3: </w:t>
+      </w:r>
+      <w:r>
+        <w:rPr>
+          <w:rStyle w:val="a7"/>
+          <w:color w:val="auto"/>
+        </w:rPr>
+        <w:t>Identify social actions and psychological constructs</w:t>
+      </w:r>
+    </w:p>
+    <w:p>
+      <w:pPr>
+        <w:rPr>
+          <w:rStyle w:val="a7"/>
+          <w:b w:val="0"/>
+          <w:bCs w:val="0"/>
+          <w:i w:val="0"/>
+          <w:iCs w:val="0"/>
+          <w:color w:val="auto"/>
+        </w:rPr>
+      </w:pPr>
+      <w:r>
+        <w:rPr>
+          <w:rStyle w:val="a7"/>
+          <w:rFonts w:hint="eastAsia"/>
+          <w:b w:val="0"/>
+          <w:bCs w:val="0"/>
+          <w:i w:val="0"/>
+          <w:iCs w:val="0"/>
+          <w:color w:val="auto"/>
+        </w:rPr>
+        <w:t>这个阶段展示达成了什么样的社会行为、怎么达成的、通过这些社会行为如何用来管理心理事务。</w:t>
+      </w:r>
+    </w:p>
+    <w:p>
+      <w:pPr>
+        <w:rPr>
+          <w:rStyle w:val="a7"/>
+          <w:i w:val="0"/>
+          <w:iCs w:val="0"/>
+          <w:color w:val="auto"/>
+        </w:rPr>
+      </w:pPr>
+      <w:r>
+        <w:rPr>
+          <w:rStyle w:val="a7"/>
+          <w:rFonts w:hint="eastAsia"/>
+          <w:i w:val="0"/>
+          <w:iCs w:val="0"/>
+          <w:color w:val="auto"/>
+        </w:rPr>
+        <w:t>Social action</w:t>
+      </w:r>
+    </w:p>
+    <w:p>
+      <w:pPr>
+        <w:rPr>
+          <w:rStyle w:val="a7"/>
+          <w:b w:val="0"/>
+          <w:bCs w:val="0"/>
+          <w:i w:val="0"/>
+          <w:iCs w:val="0"/>
+          <w:color w:val="auto"/>
+        </w:rPr>
+      </w:pPr>
+      <w:r>
+        <w:rPr>
+          <w:rStyle w:val="a7"/>
+          <w:rFonts w:hint="eastAsia"/>
+          <w:b w:val="0"/>
+          <w:bCs w:val="0"/>
+          <w:i w:val="0"/>
+          <w:iCs w:val="0"/>
+          <w:color w:val="auto"/>
+        </w:rPr>
+        <w:t>人们说话的时候从来不是只是说话，一定还会在互动</w:t>
+      </w:r>
+      <w:proofErr w:type="gramStart"/>
+      <w:r>
+        <w:rPr>
+          <w:rStyle w:val="a7"/>
+          <w:rFonts w:hint="eastAsia"/>
+          <w:b w:val="0"/>
+          <w:bCs w:val="0"/>
+          <w:i w:val="0"/>
+          <w:iCs w:val="0"/>
+          <w:color w:val="auto"/>
+        </w:rPr>
+        <w:t>做别</w:t>
+      </w:r>
+      <w:proofErr w:type="gramEnd"/>
+      <w:r>
+        <w:rPr>
+          <w:rStyle w:val="a7"/>
+          <w:rFonts w:hint="eastAsia"/>
+          <w:b w:val="0"/>
+          <w:bCs w:val="0"/>
+          <w:i w:val="0"/>
+          <w:iCs w:val="0"/>
+          <w:color w:val="auto"/>
+        </w:rPr>
+        <w:t>的事情。</w:t>
+      </w:r>
+    </w:p>
+    <w:p>
+      <w:pPr>
+        <w:rPr>
+          <w:rStyle w:val="a7"/>
+          <w:b w:val="0"/>
+          <w:bCs w:val="0"/>
+          <w:i w:val="0"/>
+          <w:iCs w:val="0"/>
+          <w:color w:val="auto"/>
+        </w:rPr>
+      </w:pPr>
+      <w:r>
+        <w:rPr>
+          <w:rStyle w:val="a7"/>
+          <w:rFonts w:hint="eastAsia"/>
+          <w:b w:val="0"/>
+          <w:bCs w:val="0"/>
+          <w:i w:val="0"/>
+          <w:iCs w:val="0"/>
+          <w:color w:val="auto"/>
+        </w:rPr>
+        <w:t>字面内容和社会行动从来不是一回事，依据简单的“我很冷”在不同的情境里可能完成不同社会行动。</w:t>
+      </w:r>
+    </w:p>
+    <w:p>
+      <w:pPr>
+        <w:rPr>
+          <w:rStyle w:val="af0"/>
+        </w:rPr>
+      </w:pPr>
+      <w:r>
+        <w:rPr>
+          <w:rStyle w:val="af0"/>
+        </w:rPr>
+        <w:t>Social</w:t>
+      </w:r>
+      <w:r>
+        <w:rPr>
+          <w:rStyle w:val="af0"/>
+          <w:rFonts w:hint="eastAsia"/>
+        </w:rPr>
+        <w:t xml:space="preserve"> </w:t>
+      </w:r>
+      <w:r>
+        <w:rPr>
+          <w:rStyle w:val="af0"/>
+        </w:rPr>
+        <w:t>action</w:t>
+      </w:r>
+      <w:r>
+        <w:rPr>
+          <w:rStyle w:val="af0"/>
+        </w:rPr>
+        <w:t>是强语境化的</w:t>
+      </w:r>
+      <w:r>
+        <w:rPr>
+          <w:rStyle w:val="af0"/>
+          <w:rFonts w:hint="eastAsia"/>
+        </w:rPr>
+        <w:t>。</w:t>
+      </w:r>
+      <w:r>
+        <w:rPr>
+          <w:rStyle w:val="af0"/>
+          <w:rFonts w:hint="eastAsia"/>
+        </w:rPr>
+        <w:t>文本离开了</w:t>
+      </w:r>
+      <w:r>
+        <w:rPr>
+          <w:rStyle w:val="af0"/>
+          <w:rFonts w:hint="eastAsia"/>
+        </w:rPr>
+        <w:t>context</w:t>
+      </w:r>
+      <w:r>
+        <w:rPr>
+          <w:rStyle w:val="af0"/>
+          <w:rFonts w:hint="eastAsia"/>
+        </w:rPr>
+        <w:t>就不再是社会行为</w:t>
+      </w:r>
+    </w:p>
+    <w:p>
+      <w:pPr>
+        <w:pStyle w:val="a6"/>
+        <w:numPr>
+          <w:ilvl w:val="0"/>
+          <w:numId w:val="17"/>
+        </w:numPr>
+        <w:rPr>
+          <w:rStyle w:val="af0"/>
+        </w:rPr>
+      </w:pPr>
+      <w:r>
+        <w:rPr>
+          <w:rStyle w:val="af0"/>
+          <w:rFonts w:hint="eastAsia"/>
+        </w:rPr>
+        <w:lastRenderedPageBreak/>
+        <w:t>这里澄清的误解：</w:t>
+      </w:r>
+      <w:r>
+        <w:rPr>
+          <w:rStyle w:val="af0"/>
+          <w:rFonts w:hint="eastAsia"/>
+        </w:rPr>
+        <w:t xml:space="preserve">social </w:t>
+      </w:r>
+      <w:r>
+        <w:rPr>
+          <w:rStyle w:val="af0"/>
+        </w:rPr>
+        <w:t>action</w:t>
+      </w:r>
+      <w:r>
+        <w:rPr>
+          <w:rStyle w:val="af0"/>
+        </w:rPr>
+        <w:t>容易被误解为</w:t>
+      </w:r>
+      <w:r>
+        <w:rPr>
+          <w:rStyle w:val="af0"/>
+        </w:rPr>
+        <w:t>function</w:t>
+      </w:r>
+      <w:r>
+        <w:rPr>
+          <w:rStyle w:val="af0"/>
+          <w:rFonts w:hint="eastAsia"/>
+        </w:rPr>
+        <w:t>。</w:t>
+      </w:r>
+      <w:r>
+        <w:rPr>
+          <w:rStyle w:val="af0"/>
+        </w:rPr>
+        <w:t>其实不是的，因为</w:t>
+      </w:r>
+      <w:r>
+        <w:rPr>
+          <w:rStyle w:val="af0"/>
+          <w:rFonts w:hint="eastAsia"/>
+        </w:rPr>
+        <w:t>话语作为社会行并不是出现</w:t>
+      </w:r>
+      <w:r>
+        <w:rPr>
+          <w:rStyle w:val="af0"/>
+          <w:rFonts w:hint="eastAsia"/>
+        </w:rPr>
+        <w:t>but</w:t>
+      </w:r>
+      <w:r>
+        <w:rPr>
+          <w:rStyle w:val="af0"/>
+          <w:rFonts w:hint="eastAsia"/>
+        </w:rPr>
+        <w:t>就直接推断为辩护行为，因为</w:t>
+      </w:r>
+      <w:r>
+        <w:rPr>
+          <w:rStyle w:val="af0"/>
+        </w:rPr>
+        <w:t>B</w:t>
+      </w:r>
+      <w:r>
+        <w:rPr>
+          <w:rStyle w:val="af0"/>
+          <w:rFonts w:hint="eastAsia"/>
+        </w:rPr>
+        <w:t>ut</w:t>
+      </w:r>
+      <w:r>
+        <w:rPr>
+          <w:rStyle w:val="af0"/>
+          <w:rFonts w:hint="eastAsia"/>
+        </w:rPr>
+        <w:t>在不同的语境下有不同的用途。</w:t>
+      </w:r>
+    </w:p>
+    <w:p>
+      <w:pPr>
+        <w:rPr>
+          <w:rStyle w:val="af0"/>
+        </w:rPr>
+      </w:pPr>
+      <w:r>
+        <w:rPr>
+          <w:rStyle w:val="af0"/>
+        </w:rPr>
+        <w:t>社会行为</w:t>
+      </w:r>
+      <w:r>
+        <w:rPr>
+          <w:rStyle w:val="af0"/>
+          <w:rFonts w:hint="eastAsia"/>
+        </w:rPr>
+        <w:t>不是有一个单词决定，而是</w:t>
+      </w:r>
+      <w:proofErr w:type="gramStart"/>
+      <w:r>
+        <w:rPr>
+          <w:rStyle w:val="af0"/>
+          <w:rFonts w:hint="eastAsia"/>
+        </w:rPr>
+        <w:t>一</w:t>
+      </w:r>
+      <w:proofErr w:type="gramEnd"/>
+      <w:r>
+        <w:rPr>
+          <w:rStyle w:val="af0"/>
+          <w:rFonts w:hint="eastAsia"/>
+        </w:rPr>
+        <w:t>串语言共同完成，常常跨越多个轮次才形成</w:t>
+      </w:r>
+    </w:p>
+    <w:p>
+      <w:pPr>
+        <w:pStyle w:val="a6"/>
+        <w:numPr>
+          <w:ilvl w:val="0"/>
+          <w:numId w:val="17"/>
+        </w:numPr>
+        <w:rPr>
+          <w:rStyle w:val="af0"/>
+        </w:rPr>
+      </w:pPr>
+      <w:r>
+        <w:rPr>
+          <w:rStyle w:val="af0"/>
+          <w:rFonts w:hint="eastAsia"/>
+        </w:rPr>
+        <w:t>Reddit</w:t>
+      </w:r>
+      <w:r>
+        <w:rPr>
+          <w:rStyle w:val="af0"/>
+          <w:rFonts w:hint="eastAsia"/>
+        </w:rPr>
+        <w:t>帖子不是实时对话，但是内部其实也有顺序和互动背景</w:t>
+      </w:r>
+    </w:p>
+    <w:p>
+      <w:pPr>
+        <w:rPr>
+          <w:rStyle w:val="af0"/>
+          <w:i w:val="0"/>
+          <w:iCs w:val="0"/>
+        </w:rPr>
+      </w:pPr>
+      <w:r>
+        <w:rPr>
+          <w:rStyle w:val="af0"/>
+          <w:rFonts w:hint="eastAsia"/>
+          <w:i w:val="0"/>
+          <w:iCs w:val="0"/>
+        </w:rPr>
+        <w:t>采取“作者取向”，不要被自己的概念干扰</w:t>
+      </w:r>
+    </w:p>
+    <w:p>
+      <w:pPr>
+        <w:rPr>
+          <w:rStyle w:val="af0"/>
+          <w:b/>
+          <w:bCs/>
+          <w:i w:val="0"/>
+          <w:iCs w:val="0"/>
+          <w:color w:val="auto"/>
+        </w:rPr>
+      </w:pPr>
+      <w:r>
+        <w:rPr>
+          <w:rStyle w:val="af0"/>
+          <w:b/>
+          <w:bCs/>
+          <w:i w:val="0"/>
+          <w:iCs w:val="0"/>
+          <w:color w:val="auto"/>
+        </w:rPr>
+        <w:t>D</w:t>
+      </w:r>
+      <w:r>
+        <w:rPr>
+          <w:rStyle w:val="af0"/>
+          <w:rFonts w:hint="eastAsia"/>
+          <w:b/>
+          <w:bCs/>
+          <w:i w:val="0"/>
+          <w:iCs w:val="0"/>
+          <w:color w:val="auto"/>
+        </w:rPr>
+        <w:t>iscursive devices</w:t>
+      </w:r>
+    </w:p>
+    <w:p>
+      <w:pPr>
+        <w:rPr>
+          <w:rStyle w:val="af0"/>
+          <w:i w:val="0"/>
+          <w:iCs w:val="0"/>
+          <w:color w:val="auto"/>
+        </w:rPr>
+      </w:pPr>
+      <w:r>
+        <w:rPr>
+          <w:rStyle w:val="af0"/>
+          <w:rFonts w:hint="eastAsia"/>
+          <w:i w:val="0"/>
+          <w:iCs w:val="0"/>
+          <w:color w:val="auto"/>
+        </w:rPr>
+        <w:t>是跨互动</w:t>
+      </w:r>
+      <w:r>
+        <w:rPr>
+          <w:rStyle w:val="af0"/>
+          <w:rFonts w:hint="eastAsia"/>
+          <w:i w:val="0"/>
+          <w:iCs w:val="0"/>
+          <w:color w:val="auto"/>
+        </w:rPr>
+        <w:t>context</w:t>
+      </w:r>
+      <w:r>
+        <w:rPr>
+          <w:rStyle w:val="af0"/>
+          <w:rFonts w:hint="eastAsia"/>
+          <w:i w:val="0"/>
+          <w:iCs w:val="0"/>
+          <w:color w:val="auto"/>
+        </w:rPr>
+        <w:t>出现的、可识别的说话方式</w:t>
+      </w:r>
+    </w:p>
+    <w:p>
+      <w:pPr>
+        <w:rPr>
+          <w:rStyle w:val="af0"/>
+          <w:i w:val="0"/>
+          <w:iCs w:val="0"/>
+          <w:color w:val="auto"/>
+        </w:rPr>
+      </w:pPr>
+      <w:r>
+        <w:rPr>
+          <w:rStyle w:val="af0"/>
+          <w:rFonts w:hint="eastAsia"/>
+          <w:i w:val="0"/>
+          <w:iCs w:val="0"/>
+          <w:color w:val="auto"/>
+        </w:rPr>
+        <w:t>作者提示：</w:t>
+      </w:r>
+    </w:p>
+    <w:p>
+      <w:pPr>
+        <w:pStyle w:val="a6"/>
+        <w:numPr>
+          <w:ilvl w:val="0"/>
+          <w:numId w:val="17"/>
+        </w:numPr>
+        <w:rPr>
+          <w:rStyle w:val="af0"/>
+          <w:i w:val="0"/>
+          <w:iCs w:val="0"/>
+          <w:color w:val="auto"/>
+        </w:rPr>
+      </w:pPr>
+      <w:r>
+        <w:rPr>
+          <w:rStyle w:val="af0"/>
+          <w:rFonts w:hint="eastAsia"/>
+          <w:i w:val="0"/>
+          <w:iCs w:val="0"/>
+          <w:color w:val="auto"/>
+        </w:rPr>
+        <w:t>不要把分析做成流水式的装置点名，而是要说明这些装置为什么出现，在什么位置，共同做成了什么事情</w:t>
+      </w:r>
+    </w:p>
+    <w:p>
+      <w:pPr>
+        <w:rPr>
+          <w:rStyle w:val="a7"/>
+          <w:color w:val="auto"/>
+        </w:rPr>
+      </w:pPr>
+      <w:r>
+        <w:rPr>
+          <w:rStyle w:val="a7"/>
+        </w:rPr>
+        <w:t xml:space="preserve">Stage 4: </w:t>
+      </w:r>
+      <w:r>
+        <w:rPr>
+          <w:rStyle w:val="a7"/>
+          <w:color w:val="auto"/>
+        </w:rPr>
+        <w:t>Focus on a specific analytical issue</w:t>
+      </w:r>
+    </w:p>
+    <w:p>
+      <w:pPr>
+        <w:rPr>
+          <w:rStyle w:val="a7"/>
+          <w:b w:val="0"/>
+          <w:bCs w:val="0"/>
+          <w:i w:val="0"/>
+          <w:iCs w:val="0"/>
+          <w:color w:val="auto"/>
+        </w:rPr>
+      </w:pPr>
+      <w:r>
+        <w:rPr>
+          <w:rStyle w:val="a7"/>
+          <w:rFonts w:hint="eastAsia"/>
+          <w:b w:val="0"/>
+          <w:bCs w:val="0"/>
+          <w:i w:val="0"/>
+          <w:iCs w:val="0"/>
+          <w:color w:val="auto"/>
+        </w:rPr>
+        <w:t>开始聚焦具体的分析议题</w:t>
+      </w:r>
+    </w:p>
+    <w:p>
+      <w:pPr>
+        <w:rPr>
+          <w:rStyle w:val="a7"/>
+          <w:b w:val="0"/>
+          <w:bCs w:val="0"/>
+          <w:i w:val="0"/>
+          <w:iCs w:val="0"/>
+          <w:color w:val="auto"/>
+        </w:rPr>
+      </w:pPr>
+      <w:r>
+        <w:rPr>
+          <w:rStyle w:val="a7"/>
+          <w:rFonts w:hint="eastAsia"/>
+          <w:b w:val="0"/>
+          <w:bCs w:val="0"/>
+          <w:i w:val="0"/>
+          <w:iCs w:val="0"/>
+          <w:color w:val="auto"/>
+        </w:rPr>
+        <w:t>这个阶段研究问题可能会有些转变和添加（我觉得我的基本已经定下来了，不会再多了）</w:t>
+      </w:r>
+    </w:p>
+    <w:p>
+      <w:pPr>
+        <w:rPr>
+          <w:rStyle w:val="a7"/>
+          <w:b w:val="0"/>
+          <w:bCs w:val="0"/>
+          <w:i w:val="0"/>
+          <w:iCs w:val="0"/>
+          <w:color w:val="auto"/>
+        </w:rPr>
+      </w:pPr>
+      <w:r>
+        <w:rPr>
+          <w:rStyle w:val="a7"/>
+          <w:rFonts w:hint="eastAsia"/>
+          <w:b w:val="0"/>
+          <w:bCs w:val="0"/>
+          <w:i w:val="0"/>
+          <w:iCs w:val="0"/>
+          <w:color w:val="auto"/>
+        </w:rPr>
+        <w:t>把所有看到的分析议题写到一张纸上，考虑：</w:t>
+      </w:r>
+    </w:p>
+    <w:p>
+      <w:pPr>
+        <w:pStyle w:val="a6"/>
+        <w:numPr>
+          <w:ilvl w:val="0"/>
+          <w:numId w:val="17"/>
+        </w:numPr>
+      </w:pPr>
+      <w:r>
+        <w:t xml:space="preserve">What was it that inspired this project in the first place? </w:t>
+      </w:r>
+    </w:p>
+    <w:p>
+      <w:pPr>
+        <w:pStyle w:val="a6"/>
+        <w:numPr>
+          <w:ilvl w:val="0"/>
+          <w:numId w:val="17"/>
+        </w:numPr>
+      </w:pPr>
+      <w:r>
+        <w:t>What were you looking for or aiming to analy</w:t>
+      </w:r>
+      <w:r>
+        <w:rPr>
+          <w:rFonts w:hint="eastAsia"/>
+        </w:rPr>
+        <w:t>z</w:t>
+      </w:r>
+      <w:r>
+        <w:t xml:space="preserve">e? </w:t>
+      </w:r>
+    </w:p>
+    <w:p>
+      <w:pPr>
+        <w:pStyle w:val="a6"/>
+        <w:numPr>
+          <w:ilvl w:val="0"/>
+          <w:numId w:val="17"/>
+        </w:numPr>
+      </w:pPr>
+      <w:r>
+        <w:t>What does the literature suggest is an important (or missing) area of research?</w:t>
+      </w:r>
+    </w:p>
+    <w:p>
+      <w:pPr>
+        <w:pStyle w:val="a6"/>
+        <w:numPr>
+          <w:ilvl w:val="0"/>
+          <w:numId w:val="17"/>
+        </w:numPr>
+      </w:pPr>
+      <w:r>
+        <w:t xml:space="preserve">Consider each possible ‘issue’ in your list in light of these considerations. </w:t>
+      </w:r>
+    </w:p>
+    <w:p>
+      <w:pPr>
+        <w:pStyle w:val="a6"/>
+        <w:numPr>
+          <w:ilvl w:val="0"/>
+          <w:numId w:val="17"/>
+        </w:numPr>
+      </w:pPr>
+      <w:r>
+        <w:t>Which might be the most fruitful for analysis?</w:t>
+      </w:r>
+    </w:p>
+    <w:p>
+      <w:pPr>
+        <w:pStyle w:val="a6"/>
+        <w:numPr>
+          <w:ilvl w:val="0"/>
+          <w:numId w:val="17"/>
+        </w:numPr>
+      </w:pPr>
+      <w:r>
+        <w:t xml:space="preserve"> Which ones, ultimately, are you most interested in or intrigued by?</w:t>
+      </w:r>
+    </w:p>
+    <w:p>
+      <w:pPr>
+        <w:rPr>
+          <w:rStyle w:val="a7"/>
+          <w:rFonts w:hint="eastAsia"/>
+          <w:b w:val="0"/>
+          <w:bCs w:val="0"/>
+          <w:i w:val="0"/>
+          <w:iCs w:val="0"/>
+          <w:color w:val="auto"/>
+        </w:rPr>
+      </w:pPr>
+      <w:r>
+        <w:rPr>
+          <w:b/>
+          <w:bCs/>
+          <w:i/>
+          <w:iCs/>
+          <w:color w:val="E97132" w:themeColor="accent2"/>
+        </w:rPr>
+        <w:t xml:space="preserve">Stage 5: </w:t>
+      </w:r>
+      <w:r>
+        <w:rPr>
+          <w:b/>
+          <w:bCs/>
+          <w:i/>
+          <w:iCs/>
+        </w:rPr>
+        <w:t>collect other instances of this analytical focus in your data corpus</w:t>
+      </w:r>
+    </w:p>
+    <w:p>
+      <w:r>
+        <w:rPr>
+          <w:rFonts w:hint="eastAsia"/>
+        </w:rPr>
+        <w:t>为第四部收集的议题找更多的实例，看看有没有疏漏，尽可能纳入相关实例</w:t>
+      </w:r>
+    </w:p>
+    <w:p>
+      <w:r>
+        <w:rPr>
+          <w:rFonts w:hint="eastAsia"/>
+        </w:rPr>
+        <w:t>这个过程和第二步很像</w:t>
+      </w:r>
+    </w:p>
+    <w:p>
+      <w:pPr>
+        <w:rPr>
+          <w:rStyle w:val="a7"/>
+          <w:rFonts w:hint="eastAsia"/>
+          <w:b w:val="0"/>
+          <w:bCs w:val="0"/>
+          <w:i w:val="0"/>
+          <w:iCs w:val="0"/>
+          <w:color w:val="auto"/>
+        </w:rPr>
+      </w:pPr>
+      <w:r>
+        <w:rPr>
+          <w:b/>
+          <w:bCs/>
+          <w:i/>
+          <w:iCs/>
+          <w:color w:val="E97132" w:themeColor="accent2"/>
+        </w:rPr>
+        <w:t xml:space="preserve">Stage </w:t>
+      </w:r>
+      <w:r>
+        <w:rPr>
+          <w:b/>
+          <w:bCs/>
+          <w:i/>
+          <w:iCs/>
+          <w:color w:val="E97132" w:themeColor="accent2"/>
+        </w:rPr>
+        <w:t xml:space="preserve">6: </w:t>
+      </w:r>
+      <w:r>
+        <w:rPr>
+          <w:b/>
+          <w:bCs/>
+          <w:i/>
+          <w:iCs/>
+        </w:rPr>
+        <w:t>Focus and refine the analysis (aka ‘how to stop analy</w:t>
+      </w:r>
+      <w:r>
+        <w:rPr>
+          <w:rFonts w:hint="eastAsia"/>
+          <w:b/>
+          <w:bCs/>
+          <w:i/>
+          <w:iCs/>
+        </w:rPr>
+        <w:t>z</w:t>
+      </w:r>
+      <w:r>
+        <w:rPr>
+          <w:b/>
+          <w:bCs/>
+          <w:i/>
+          <w:iCs/>
+        </w:rPr>
+        <w:t>ing’)</w:t>
+      </w:r>
+    </w:p>
+    <w:p>
+      <w:pPr>
+        <w:rPr>
+          <w:rFonts w:hint="eastAsia"/>
+        </w:rPr>
+      </w:pPr>
+      <w:r>
+        <w:rPr>
+          <w:rFonts w:hint="eastAsia"/>
+        </w:rPr>
+        <w:t>重复第三步</w:t>
+      </w:r>
+      <w:r>
+        <w:rPr>
+          <w:rFonts w:hint="eastAsia"/>
+        </w:rPr>
+        <w:t xml:space="preserve"> + </w:t>
+      </w:r>
+      <w:r>
+        <w:rPr>
+          <w:rFonts w:hint="eastAsia"/>
+        </w:rPr>
+        <w:t>开始写作</w:t>
+      </w:r>
+    </w:p>
+    <w:p>
+      <w:r>
+        <w:rPr>
+          <w:rFonts w:hint="eastAsia"/>
+        </w:rPr>
+        <w:t>重要的是整体视角</w:t>
+      </w:r>
+    </w:p>
+    <w:p>
+      <w:pPr>
+        <w:pStyle w:val="a6"/>
+        <w:numPr>
+          <w:ilvl w:val="0"/>
+          <w:numId w:val="17"/>
+        </w:numPr>
+      </w:pPr>
+      <w:r>
+        <w:rPr>
+          <w:rFonts w:hint="eastAsia"/>
+        </w:rPr>
+        <w:t>A</w:t>
+      </w:r>
+      <w:r>
+        <w:t xml:space="preserve">re there any patterns across the data segments? </w:t>
+      </w:r>
+    </w:p>
+    <w:p>
+      <w:pPr>
+        <w:pStyle w:val="a6"/>
+        <w:numPr>
+          <w:ilvl w:val="0"/>
+          <w:numId w:val="17"/>
+        </w:numPr>
+      </w:pPr>
+      <w:r>
+        <w:t xml:space="preserve">Is there coherence in how your analytical issue fits with the data? </w:t>
+      </w:r>
+    </w:p>
+    <w:p>
+      <w:pPr>
+        <w:pStyle w:val="a6"/>
+        <w:numPr>
+          <w:ilvl w:val="0"/>
+          <w:numId w:val="17"/>
+        </w:numPr>
+      </w:pPr>
+      <w:r>
+        <w:t>What new insights can you gain from analy</w:t>
+      </w:r>
+      <w:r>
+        <w:rPr>
+          <w:rFonts w:hint="eastAsia"/>
+        </w:rPr>
+        <w:t>z</w:t>
+      </w:r>
+      <w:r>
+        <w:t>ing lots of examples of the same sorts of issues?</w:t>
+      </w:r>
+    </w:p>
+    <w:p>
+      <w:r>
+        <w:rPr>
+          <w:rFonts w:hint="eastAsia"/>
+        </w:rPr>
+        <w:t>写作不要从充分分析后开始，因为不转化成详细分析，你很有可能没办法找到行不通的议题，也很难找到哪些是有分析深度是实例、哪些仅仅用了几个装置而已</w:t>
+      </w:r>
+    </w:p>
+    <w:p>
+      <w:r>
+        <w:lastRenderedPageBreak/>
+        <w:t>完成全部片段的分析并核对原始材料后，先挑选分析价值高、最能激发思考的片段开始写作。此时不用过度纠结最终选哪些材料，因为之后还要再检查这些引文是否能代表整个编码语料。写作时，把一个片段单独放进新文档，围绕它说明完成了什么社会行动、处理了哪些心理事务，以及这些是如何通过话语装置实现的。分析文字需要反复修改，而写作本身也是澄清和完善分析的过程。</w:t>
+      </w:r>
+    </w:p>
+    <w:p>
+      <w:pPr>
+        <w:rPr>
+          <w:rStyle w:val="a7"/>
+          <w:rFonts w:hint="eastAsia"/>
+        </w:rPr>
+      </w:pPr>
+      <w:r>
+        <w:rPr>
+          <w:rStyle w:val="a7"/>
+          <w:rFonts w:hint="eastAsia"/>
+        </w:rPr>
+        <w:t>Additional stage:</w:t>
+      </w:r>
+      <w:r>
+        <w:rPr>
+          <w:rStyle w:val="a7"/>
+          <w:rFonts w:hint="eastAsia"/>
+        </w:rPr>
+        <w:t xml:space="preserve"> </w:t>
+      </w:r>
+      <w:r>
+        <w:rPr>
+          <w:b/>
+          <w:bCs/>
+          <w:i/>
+          <w:iCs/>
+        </w:rPr>
+        <w:t>‘how do I know when I’m doing it right?</w:t>
+      </w:r>
+    </w:p>
+    <w:p>
+      <w:r>
+        <w:rPr>
+          <w:rFonts w:hint="eastAsia"/>
+          <w:b/>
+          <w:bCs/>
+        </w:rPr>
+        <w:t xml:space="preserve">1. </w:t>
+      </w:r>
+      <w:r>
+        <w:rPr>
+          <w:b/>
+          <w:bCs/>
+        </w:rPr>
+        <w:t>方法要透明</w:t>
+      </w:r>
+      <w:r>
+        <w:br/>
+      </w:r>
+      <w:r>
+        <w:t>要清楚说明数据怎么收集、怎么分析、为什么这样选材料，并用原始摘录展示分析依据，让读者能够自行判断。</w:t>
+      </w:r>
+      <w:r>
+        <w:t xml:space="preserve"> </w:t>
+      </w:r>
+    </w:p>
+    <w:p>
+      <w:r>
+        <w:rPr>
+          <w:rFonts w:hint="eastAsia"/>
+          <w:b/>
+          <w:bCs/>
+        </w:rPr>
+        <w:t xml:space="preserve">2. </w:t>
+      </w:r>
+      <w:r>
+        <w:rPr>
+          <w:b/>
+          <w:bCs/>
+        </w:rPr>
+        <w:t>解释要依据参与者自己的反应</w:t>
+      </w:r>
+      <w:r>
+        <w:br/>
+      </w:r>
+      <w:proofErr w:type="gramStart"/>
+      <w:r>
+        <w:t>不应凭研究者直觉判断一句话</w:t>
+      </w:r>
+      <w:r>
+        <w:t>“</w:t>
+      </w:r>
+      <w:proofErr w:type="gramEnd"/>
+      <w:r>
+        <w:t>是什么意思</w:t>
+      </w:r>
+      <w:r>
+        <w:t>”</w:t>
+      </w:r>
+      <w:r>
+        <w:t>，而要看参与者在后续互动中怎样理解和回应它，也就是</w:t>
+      </w:r>
+      <w:r>
+        <w:t xml:space="preserve"> next turn proof procedure</w:t>
+      </w:r>
+      <w:r>
+        <w:t>。</w:t>
+      </w:r>
+      <w:r>
+        <w:t xml:space="preserve"> </w:t>
+      </w:r>
+    </w:p>
+    <w:p>
+      <w:r>
+        <w:rPr>
+          <w:rFonts w:hint="eastAsia"/>
+          <w:b/>
+          <w:bCs/>
+        </w:rPr>
+        <w:t xml:space="preserve">3. </w:t>
+      </w:r>
+      <w:r>
+        <w:rPr>
+          <w:b/>
+          <w:bCs/>
+        </w:rPr>
+        <w:t>分析要整体连贯，并处理偏离案例</w:t>
+      </w:r>
+      <w:r>
+        <w:br/>
+      </w:r>
+      <w:r>
+        <w:t>各个细节要共同支持一个清楚的解释，而且分析要符合整个相关语料，而不是只符合少数精选片段。不符合模式的案例不能忽略，而要用来检验、修正和限定分析。</w:t>
+      </w:r>
+      <w:r>
+        <w:t xml:space="preserve"> </w:t>
+      </w:r>
+    </w:p>
+    <w:p>
+      <w:r>
+        <w:rPr>
+          <w:rFonts w:hint="eastAsia"/>
+          <w:b/>
+          <w:bCs/>
+        </w:rPr>
+        <w:t xml:space="preserve">4. </w:t>
+      </w:r>
+      <w:r>
+        <w:rPr>
+          <w:b/>
+          <w:bCs/>
+        </w:rPr>
+        <w:t>不仅分析话语的功能，也分析副作用和后果</w:t>
+      </w:r>
+      <w:r>
+        <w:br/>
+      </w:r>
+      <w:r>
+        <w:t>一种表达在完成某个行动时，可能同时产生新的身份、责任或矛盾。</w:t>
+      </w:r>
+      <w:proofErr w:type="gramStart"/>
+      <w:r>
+        <w:t>例如</w:t>
+      </w:r>
+      <w:r>
+        <w:t>“</w:t>
+      </w:r>
+      <w:proofErr w:type="gramEnd"/>
+      <w:r>
+        <w:t>我不喜欢牛排</w:t>
+      </w:r>
+      <w:r>
+        <w:t>”</w:t>
+      </w:r>
+      <w:r>
+        <w:t>可以用于拒绝食物，但也把这种偏好构造成稳定的，以后如果吃牛排就可能需要解释。</w:t>
+      </w:r>
+      <w:r>
+        <w:t xml:space="preserve"> </w:t>
+      </w:r>
+    </w:p>
+    <w:p>
+      <w:r>
+        <w:rPr>
+          <w:rFonts w:hint="eastAsia"/>
+          <w:b/>
+          <w:bCs/>
+        </w:rPr>
+        <w:t xml:space="preserve">5. </w:t>
+      </w:r>
+      <w:r>
+        <w:rPr>
+          <w:b/>
+          <w:bCs/>
+        </w:rPr>
+        <w:t>分析必须提供新的洞见，并联系既有研究</w:t>
+      </w:r>
+      <w:r>
+        <w:br/>
+      </w:r>
+      <w:r>
+        <w:t>不能只复述材料内容，而要通过</w:t>
+      </w:r>
+      <w:r>
+        <w:t>DP</w:t>
+      </w:r>
+      <w:r>
+        <w:t>揭示普通话语中更深层的互动机制，同时说明研究如何补充、修正或发展已有文献。</w:t>
+      </w:r>
+    </w:p>
+    <w:p>
+      <w:r>
+        <w:t>作者提示</w:t>
+      </w:r>
+      <w:r>
+        <w:rPr>
+          <w:rFonts w:hint="eastAsia"/>
+        </w:rPr>
+        <w:t>新手</w:t>
+      </w:r>
+      <w:r>
+        <w:t>常犯的错误：</w:t>
+      </w:r>
+    </w:p>
+    <w:p>
+      <w:pPr>
+        <w:ind w:left="360"/>
+      </w:pPr>
+      <w:r>
+        <w:rPr>
+          <w:rFonts w:ascii="Segoe UI Symbol" w:hAnsi="Segoe UI Symbol" w:cs="Segoe UI Symbol"/>
+        </w:rPr>
+        <w:t>✘</w:t>
+      </w:r>
+      <w:r>
+        <w:rPr>
+          <w:rFonts w:ascii="Segoe UI Symbol" w:hAnsi="Segoe UI Symbol" w:cs="Segoe UI Symbol" w:hint="eastAsia"/>
+        </w:rPr>
+        <w:t xml:space="preserve"> </w:t>
+      </w:r>
+      <w:r>
+        <w:rPr>
+          <w:rFonts w:hint="eastAsia"/>
+        </w:rPr>
+        <w:t>光总结，没有任何分析或者是解释</w:t>
+      </w:r>
+    </w:p>
+    <w:p>
+      <w:pPr>
+        <w:ind w:firstLine="360"/>
+      </w:pPr>
+      <w:r>
+        <w:rPr>
+          <w:rFonts w:ascii="Segoe UI Symbol" w:hAnsi="Segoe UI Symbol" w:cs="Segoe UI Symbol"/>
+        </w:rPr>
+        <w:t>✘</w:t>
+      </w:r>
+      <w:r>
+        <w:rPr>
+          <w:rFonts w:ascii="Segoe UI Symbol" w:hAnsi="Segoe UI Symbol" w:cs="Segoe UI Symbol" w:hint="eastAsia"/>
+        </w:rPr>
+        <w:t xml:space="preserve"> </w:t>
+      </w:r>
+      <w:r>
+        <w:rPr>
+          <w:rFonts w:hint="eastAsia"/>
+        </w:rPr>
+        <w:t>做是非善恶的道德评价</w:t>
+      </w:r>
+    </w:p>
+    <w:p>
+      <w:pPr>
+        <w:ind w:firstLine="360"/>
+      </w:pPr>
+      <w:r>
+        <w:rPr>
+          <w:rFonts w:ascii="Segoe UI Symbol" w:hAnsi="Segoe UI Symbol" w:cs="Segoe UI Symbol"/>
+        </w:rPr>
+        <w:t>✘</w:t>
+      </w:r>
+      <w:r>
+        <w:rPr>
+          <w:rFonts w:ascii="Segoe UI Symbol" w:hAnsi="Segoe UI Symbol" w:cs="Segoe UI Symbol" w:hint="eastAsia"/>
+        </w:rPr>
+        <w:t xml:space="preserve"> </w:t>
+      </w:r>
+      <w:r>
+        <w:rPr>
+          <w:rFonts w:hint="eastAsia"/>
+        </w:rPr>
+        <w:t>引文太多、太少（没有上下文）、解释的份量不够</w:t>
+      </w:r>
+    </w:p>
+    <w:p>
+      <w:pPr>
+        <w:ind w:firstLine="360"/>
+      </w:pPr>
+      <w:r>
+        <w:rPr>
+          <w:rFonts w:ascii="Segoe UI Symbol" w:hAnsi="Segoe UI Symbol" w:cs="Segoe UI Symbol"/>
+        </w:rPr>
+        <w:t>✘</w:t>
+      </w:r>
+      <w:r>
+        <w:rPr>
+          <w:rFonts w:ascii="Segoe UI Symbol" w:hAnsi="Segoe UI Symbol" w:cs="Segoe UI Symbol" w:hint="eastAsia"/>
+        </w:rPr>
+        <w:t xml:space="preserve"> </w:t>
+      </w:r>
+      <w:r>
+        <w:rPr>
+          <w:rFonts w:hint="eastAsia"/>
+        </w:rPr>
+        <w:t>循环辩护：</w:t>
+      </w:r>
+      <w:r>
+        <w:t>因为它是辩护，所以归入辩护模式</w:t>
+      </w:r>
+      <w:r>
+        <w:t xml:space="preserve"> → </w:t>
+      </w:r>
+      <w:r>
+        <w:t>因为归入辩护模式，所以证明存在辩护</w:t>
+      </w:r>
+    </w:p>
+    <w:p>
+      <w:pPr>
+        <w:ind w:firstLine="360"/>
+      </w:pPr>
+      <w:r>
+        <w:rPr>
+          <w:rFonts w:ascii="Segoe UI Symbol" w:hAnsi="Segoe UI Symbol" w:cs="Segoe UI Symbol"/>
+        </w:rPr>
+        <w:t>✘</w:t>
+      </w:r>
+      <w:r>
+        <w:rPr>
+          <w:rFonts w:ascii="Segoe UI Symbol" w:hAnsi="Segoe UI Symbol" w:cs="Segoe UI Symbol" w:hint="eastAsia"/>
+        </w:rPr>
+        <w:t xml:space="preserve"> </w:t>
+      </w:r>
+      <w:r>
+        <w:rPr>
+          <w:rFonts w:hint="eastAsia"/>
+        </w:rPr>
+        <w:t>直接推断真实心理状态</w:t>
+      </w:r>
+    </w:p>
+    <w:p>
+      <w:pPr>
+        <w:ind w:firstLine="360"/>
+      </w:pPr>
+      <w:r>
+        <w:rPr>
+          <w:rFonts w:ascii="Segoe UI Symbol" w:hAnsi="Segoe UI Symbol" w:cs="Segoe UI Symbol"/>
+        </w:rPr>
+        <w:t>✘</w:t>
+      </w:r>
+      <w:r>
+        <w:rPr>
+          <w:rFonts w:ascii="Segoe UI Symbol" w:hAnsi="Segoe UI Symbol" w:cs="Segoe UI Symbol" w:hint="eastAsia"/>
+        </w:rPr>
+        <w:t xml:space="preserve"> </w:t>
+      </w:r>
+      <w:r>
+        <w:rPr>
+          <w:rFonts w:hint="eastAsia"/>
+        </w:rPr>
+        <w:t>把质性材料写成虚假的总体调查（人们通常</w:t>
+      </w:r>
+      <w:r>
+        <w:t>…</w:t>
+      </w:r>
+      <w:r>
+        <w:rPr>
+          <w:rFonts w:hint="eastAsia"/>
+        </w:rPr>
+        <w:t>，女性更容易</w:t>
+      </w:r>
+      <w:r>
+        <w:t>…</w:t>
+      </w:r>
+      <w:r>
+        <w:rPr>
+          <w:rFonts w:hint="eastAsia"/>
+        </w:rPr>
+        <w:t>）</w:t>
+      </w:r>
+    </w:p>
+    <w:p>
+      <w:pPr>
+        <w:ind w:firstLine="360"/>
+        <w:rPr>
+          <w:rFonts w:hint="eastAsia"/>
+        </w:rPr>
+      </w:pPr>
+      <w:r>
+        <w:rPr>
+          <w:rFonts w:ascii="Segoe UI Symbol" w:hAnsi="Segoe UI Symbol" w:cs="Segoe UI Symbol"/>
+        </w:rPr>
+        <w:t>✘</w:t>
+      </w:r>
+      <w:r>
+        <w:rPr>
+          <w:rFonts w:ascii="Segoe UI Symbol" w:hAnsi="Segoe UI Symbol" w:cs="Segoe UI Symbol" w:hint="eastAsia"/>
+        </w:rPr>
+        <w:t xml:space="preserve"> </w:t>
+      </w:r>
+      <w:r>
+        <w:rPr>
+          <w:rFonts w:hint="eastAsia"/>
+        </w:rPr>
+        <w:t>只是找到了装置，但不说明装置怎么运作</w:t>
+      </w:r>
+      <w:r>
+        <w:rPr>
+          <w:rFonts w:hint="eastAsia"/>
+        </w:rPr>
+        <w:t>（跟第一个错误差不多）</w:t>
+      </w:r>
     </w:p>
     <w:p>
       <w:pPr>
         <w:pStyle w:val="2"/>
-      </w:pPr>
-      <w:r>
-        <w:rPr>
-          <w:rFonts w:hint="eastAsia"/>
-        </w:rPr>
-        <w:lastRenderedPageBreak/>
+        <w:rPr>
+          <w:rFonts w:hint="eastAsia"/>
+        </w:rPr>
+      </w:pPr>
+      <w:r>
+        <w:rPr>
+          <w:rFonts w:hint="eastAsia"/>
+        </w:rPr>
+        <w:t xml:space="preserve">2. </w:t>
+      </w:r>
+      <w:r>
+        <w:rPr>
+          <w:rFonts w:hint="eastAsia"/>
+        </w:rPr>
+        <w:t>抽样执行步骤</w:t>
+      </w:r>
+    </w:p>
+    <w:p/>
+    <w:p/>
+    <w:p/>
+    <w:p/>
+    <w:p>
+      <w:r>
+        <w:t>这个任务放在</w:t>
+      </w:r>
+      <w:r>
+        <w:t>pilot coding</w:t>
+      </w:r>
+      <w:r>
+        <w:t>和</w:t>
+      </w:r>
+      <w:r>
+        <w:t>validation coding</w:t>
+      </w:r>
+      <w:r>
+        <w:t>阶段。第一步，我先把每篇帖子关于</w:t>
+      </w:r>
+      <w:r>
+        <w:t>AI</w:t>
+      </w:r>
+      <w:r>
+        <w:t>的表面内容总结出来：在提到</w:t>
+      </w:r>
+      <w:r>
+        <w:t>AI</w:t>
+      </w:r>
+      <w:r>
+        <w:t>之前发生了什么，</w:t>
+      </w:r>
+      <w:r>
+        <w:t>AI</w:t>
+      </w:r>
+      <w:r>
+        <w:t>在帖子里被怎么使用，提到</w:t>
+      </w:r>
+      <w:r>
+        <w:t>AI</w:t>
+      </w:r>
+      <w:r>
+        <w:t>之后又发生了什么，以及发帖人在字面上为什么要发这篇帖子。每篇用一两句话概括，然后整理成一个大表格。</w:t>
+      </w:r>
+    </w:p>
+    <w:p>
+      <w:r>
+        <w:t>接下来，在每个社区内部依次判断：</w:t>
+      </w:r>
+    </w:p>
+    <w:p>
+      <w:r>
+        <w:t>社区整体上是不是已经比较同质</w:t>
+      </w:r>
+      <w:r>
+        <w:br/>
+        <w:t xml:space="preserve">→ </w:t>
+      </w:r>
+      <w:r>
+        <w:t>如果不是，分别看</w:t>
+      </w:r>
+      <w:r>
+        <w:t>Timeframe</w:t>
+      </w:r>
+      <w:r>
+        <w:t>、</w:t>
+      </w:r>
+      <w:r>
+        <w:t>Source</w:t>
+      </w:r>
+      <w:r>
+        <w:t>和</w:t>
+      </w:r>
+      <w:r>
+        <w:t>Type</w:t>
+      </w:r>
+      <w:r>
+        <w:t>这三个维度中，是否有某一个维度能够比较清楚地区分不同的表层内容，并记录每个维度具体对应什么差异</w:t>
+      </w:r>
+      <w:r>
+        <w:br/>
+        <w:t xml:space="preserve">→ </w:t>
+      </w:r>
+      <w:r>
+        <w:t>如果单个维度仍然不够，再看两个或三个维度的组合是否能形成相对稳定的分组，以及哪些组合最常对应某种表层内容</w:t>
+      </w:r>
+      <w:r>
+        <w:br/>
+        <w:t xml:space="preserve">→ </w:t>
+      </w:r>
+      <w:r>
+        <w:t>如果社区内部仍然很异质，再比较其他社区中相同维度组合的帖子，看它们是否也呈现相似的表层组织，从而判断是否存在跨社区重复出现的配置</w:t>
+      </w:r>
+      <w:r>
+        <w:br/>
+        <w:t xml:space="preserve">→ </w:t>
+      </w:r>
+      <w:r>
+        <w:t>完成这些比较后，再区分哪些帖子已经能被现有规律覆盖，哪些仍然无法稳定归类，并计算残余部分在该社区中是否占很大比例。</w:t>
+      </w:r>
+    </w:p>
+    <w:p>
+      <w:r>
+        <w:t>如果已经穷尽了社区整体、单个维度、维度组合以及跨社区相同组合的比较，但某个社区仍然具有很强的异质性，而且该社区中有很大一部分帖子在其他社区的相同维度组合中也找不到重复的表层规律，那么就有理由怀疑，现有</w:t>
+      </w:r>
+      <w:r>
+        <w:t>development materials</w:t>
+      </w:r>
+      <w:r>
+        <w:t>还没有覆盖这个社区中的许多实例或变体。</w:t>
+      </w:r>
+    </w:p>
+    <w:p>
+      <w:r>
+        <w:t>在这种情况下，已经能够被现有规律覆盖的部分仍然按照规定好的抽样域进行抽样；但对于其余无法稳定归类的部分，不再继续强行细分新的规定性类别，而是把它们单独组成一个残余池，改用随机抽样，并适当提高这一部分的抽样比例，以增加后续正式分析中发现此前没有出现过的实例、变体和反例的机会。</w:t>
+      </w:r>
+    </w:p>
+    <w:p>
+      <w:r>
+        <w:t>在正式分析开始后，再检查</w:t>
+      </w:r>
+      <w:r>
+        <w:t>fresh sample</w:t>
+      </w:r>
+      <w:r>
+        <w:t>中有多少帖子符合原来的表层规律，有多少是在原有规律上增加了新变体，有多少与原有规律冲突，以及有多少完全没有在</w:t>
+      </w:r>
+      <w:r>
+        <w:t>development materials</w:t>
+      </w:r>
+      <w:r>
+        <w:t>中出现过。</w:t>
+      </w:r>
+    </w:p>
+    <w:p>
+      <w:pPr>
+        <w:rPr>
+          <w:rStyle w:val="a7"/>
+          <w:rFonts w:hint="eastAsia"/>
+          <w:b w:val="0"/>
+          <w:bCs w:val="0"/>
+          <w:i w:val="0"/>
+          <w:iCs w:val="0"/>
+          <w:color w:val="auto"/>
+        </w:rPr>
+      </w:pPr>
+    </w:p>
+    <w:p>
+      <w:pPr>
+        <w:rPr>
+          <w:rStyle w:val="a7"/>
+          <w:b w:val="0"/>
+          <w:bCs w:val="0"/>
+          <w:i w:val="0"/>
+          <w:iCs w:val="0"/>
+          <w:color w:val="auto"/>
+        </w:rPr>
+      </w:pPr>
+    </w:p>
+    <w:p>
+      <w:pPr>
+        <w:rPr>
+          <w:rStyle w:val="a7"/>
+          <w:rFonts w:hint="eastAsia"/>
+          <w:b w:val="0"/>
+          <w:bCs w:val="0"/>
+          <w:i w:val="0"/>
+          <w:iCs w:val="0"/>
+          <w:color w:val="auto"/>
+        </w:rPr>
+      </w:pPr>
+    </w:p>
+    <w:p>
+      <w:pPr>
+        <w:rPr>
+          <w:rFonts w:hint="eastAsia"/>
+        </w:rPr>
+      </w:pPr>
+    </w:p>
+    <w:p>
+      <w:pPr>
+        <w:rPr>
+          <w:rFonts w:hint="eastAsia"/>
+        </w:rPr>
+      </w:pPr>
+    </w:p>
+    <w:p>
+      <w:pPr>
+        <w:rPr>
+          <w:rStyle w:val="a7"/>
+        </w:rPr>
+      </w:pPr>
+      <w:r>
+        <w:rPr>
+          <w:rStyle w:val="a7"/>
+          <w:rFonts w:hint="eastAsia"/>
+        </w:rPr>
+        <w:t>这个任务放在了</w:t>
+      </w:r>
+      <w:r>
+        <w:rPr>
+          <w:rStyle w:val="a7"/>
+          <w:rFonts w:hint="eastAsia"/>
+        </w:rPr>
+        <w:t>pilot coding</w:t>
+      </w:r>
+      <w:r>
+        <w:rPr>
+          <w:rStyle w:val="a7"/>
+        </w:rPr>
+        <w:t>和</w:t>
+      </w:r>
+      <w:r>
+        <w:rPr>
+          <w:rStyle w:val="a7"/>
+        </w:rPr>
+        <w:t>validation</w:t>
+      </w:r>
+      <w:r>
+        <w:rPr>
+          <w:rStyle w:val="a7"/>
+          <w:rFonts w:hint="eastAsia"/>
+        </w:rPr>
+        <w:t xml:space="preserve"> </w:t>
+      </w:r>
+      <w:r>
+        <w:rPr>
+          <w:rStyle w:val="a7"/>
+        </w:rPr>
+        <w:t>coding</w:t>
+      </w:r>
+      <w:r>
+        <w:rPr>
+          <w:rStyle w:val="a7"/>
+          <w:rFonts w:hint="eastAsia"/>
+        </w:rPr>
+        <w:t>时期</w:t>
+      </w:r>
+      <w:r>
+        <w:rPr>
+          <w:rStyle w:val="a7"/>
+          <w:rFonts w:hint="eastAsia"/>
+        </w:rPr>
+        <w:t>：</w:t>
+      </w:r>
+    </w:p>
+    <w:tbl>
+      <w:tblPr>
+        <w:tblStyle w:val="af3"/>
+        <w:tblW w:w="0" w:type="auto"/>
+        <w:tblLook w:val="04A0" w:firstRow="1" w:lastRow="0" w:firstColumn="1" w:lastColumn="0" w:noHBand="0" w:noVBand="1"/>
+      </w:tblPr>
+      <w:tblGrid>
+        <w:gridCol w:w="2972"/>
+        <w:gridCol w:w="6378"/>
+      </w:tblGrid>
+      <w:tr>
+        <w:tc>
+          <w:tcPr>
+            <w:tcW w:w="2972" w:type="dxa"/>
+            <w:shd w:val="clear" w:color="auto" w:fill="FCE4D6"/>
+          </w:tcPr>
+          <w:p>
+            <w:pPr>
+              <w:rPr>
+                <w:rStyle w:val="a7"/>
+                <w:i w:val="0"/>
+                <w:iCs w:val="0"/>
+                <w:color w:val="auto"/>
+              </w:rPr>
+            </w:pPr>
+            <w:r>
+              <w:rPr>
+                <w:rStyle w:val="a7"/>
+                <w:rFonts w:hint="eastAsia"/>
+                <w:i w:val="0"/>
+                <w:iCs w:val="0"/>
+                <w:color w:val="auto"/>
+              </w:rPr>
+              <w:t>时期</w:t>
+            </w:r>
+          </w:p>
+        </w:tc>
+        <w:tc>
+          <w:tcPr>
+            <w:tcW w:w="6378" w:type="dxa"/>
+            <w:shd w:val="clear" w:color="auto" w:fill="FCE4D6"/>
+          </w:tcPr>
+          <w:p>
+            <w:pPr>
+              <w:rPr>
+                <w:rStyle w:val="a7"/>
+                <w:i w:val="0"/>
+                <w:iCs w:val="0"/>
+                <w:color w:val="auto"/>
+              </w:rPr>
+            </w:pPr>
+            <w:r>
+              <w:rPr>
+                <w:rStyle w:val="a7"/>
+                <w:rFonts w:hint="eastAsia"/>
+                <w:i w:val="0"/>
+                <w:iCs w:val="0"/>
+                <w:color w:val="auto"/>
+              </w:rPr>
+              <w:t>干什么</w:t>
+            </w:r>
+          </w:p>
+        </w:tc>
+      </w:tr>
+      <w:tr>
+        <w:tc>
+          <w:tcPr>
+            <w:tcW w:w="2972" w:type="dxa"/>
+            <w:vMerge w:val="restart"/>
+          </w:tcPr>
+          <w:p>
+            <w:pPr>
+              <w:rPr>
+                <w:rStyle w:val="a7"/>
+                <w:rFonts w:hint="eastAsia"/>
+                <w:b w:val="0"/>
+                <w:bCs w:val="0"/>
+                <w:i w:val="0"/>
+                <w:iCs w:val="0"/>
+                <w:color w:val="auto"/>
+              </w:rPr>
+            </w:pPr>
+            <w:r>
+              <w:rPr>
+                <w:rStyle w:val="a7"/>
+                <w:b w:val="0"/>
+                <w:bCs w:val="0"/>
+                <w:i w:val="0"/>
+                <w:iCs w:val="0"/>
+                <w:color w:val="auto"/>
+              </w:rPr>
+              <w:t>pilot</w:t>
+            </w:r>
+            <w:r>
+              <w:rPr>
+                <w:rStyle w:val="a7"/>
+                <w:rFonts w:hint="eastAsia"/>
+                <w:b w:val="0"/>
+                <w:bCs w:val="0"/>
+                <w:i w:val="0"/>
+                <w:iCs w:val="0"/>
+                <w:color w:val="auto"/>
+              </w:rPr>
+              <w:t xml:space="preserve"> coding</w:t>
+            </w:r>
+          </w:p>
+        </w:tc>
+        <w:tc>
+          <w:tcPr>
+            <w:tcW w:w="6378" w:type="dxa"/>
+          </w:tcPr>
+          <w:p>
+            <w:pPr>
+              <w:rPr>
+                <w:rStyle w:val="a7"/>
+                <w:rFonts w:hint="eastAsia"/>
+                <w:b w:val="0"/>
+                <w:bCs w:val="0"/>
+                <w:i w:val="0"/>
+                <w:iCs w:val="0"/>
+                <w:color w:val="auto"/>
+              </w:rPr>
+            </w:pPr>
+            <w:r>
+              <w:rPr>
+                <w:rStyle w:val="a7"/>
+                <w:rFonts w:hint="eastAsia"/>
+                <w:i w:val="0"/>
+                <w:iCs w:val="0"/>
+                <w:color w:val="auto"/>
+              </w:rPr>
+              <w:t>和</w:t>
+            </w:r>
+            <w:r>
+              <w:rPr>
+                <w:rStyle w:val="a7"/>
+                <w:rFonts w:hint="eastAsia"/>
+                <w:i w:val="0"/>
+                <w:iCs w:val="0"/>
+                <w:color w:val="auto"/>
+              </w:rPr>
+              <w:t>AI</w:t>
+            </w:r>
+            <w:r>
+              <w:rPr>
+                <w:rStyle w:val="a7"/>
+                <w:rFonts w:hint="eastAsia"/>
+                <w:i w:val="0"/>
+                <w:iCs w:val="0"/>
+                <w:color w:val="auto"/>
+              </w:rPr>
+              <w:t>协作出一份</w:t>
+            </w:r>
+            <w:r>
+              <w:rPr>
+                <w:rStyle w:val="a7"/>
+                <w:rFonts w:hint="eastAsia"/>
+                <w:i w:val="0"/>
+                <w:iCs w:val="0"/>
+                <w:color w:val="auto"/>
+              </w:rPr>
+              <w:t>coding manual</w:t>
+            </w:r>
+            <w:r>
+              <w:rPr>
+                <w:rStyle w:val="a7"/>
+                <w:rFonts w:hint="eastAsia"/>
+                <w:b w:val="0"/>
+                <w:bCs w:val="0"/>
+                <w:i w:val="0"/>
+                <w:iCs w:val="0"/>
+                <w:color w:val="auto"/>
+              </w:rPr>
+              <w:t>：第一步，作者自己出一份判断，</w:t>
+            </w:r>
+            <w:r>
+              <w:rPr>
+                <w:rStyle w:val="a7"/>
+                <w:rFonts w:hint="eastAsia"/>
+                <w:b w:val="0"/>
+                <w:bCs w:val="0"/>
+                <w:i w:val="0"/>
+                <w:iCs w:val="0"/>
+                <w:color w:val="auto"/>
+              </w:rPr>
+              <w:t>AI</w:t>
+            </w:r>
+            <w:r>
+              <w:rPr>
+                <w:rStyle w:val="a7"/>
+                <w:rFonts w:hint="eastAsia"/>
+                <w:b w:val="0"/>
+                <w:bCs w:val="0"/>
+                <w:i w:val="0"/>
+                <w:iCs w:val="0"/>
+                <w:color w:val="auto"/>
+              </w:rPr>
+              <w:t>出一份判断，并且让</w:t>
+            </w:r>
+            <w:r>
+              <w:rPr>
+                <w:rStyle w:val="a7"/>
+                <w:rFonts w:hint="eastAsia"/>
+                <w:b w:val="0"/>
+                <w:bCs w:val="0"/>
+                <w:i w:val="0"/>
+                <w:iCs w:val="0"/>
+                <w:color w:val="auto"/>
+              </w:rPr>
+              <w:t>AI</w:t>
+            </w:r>
+            <w:r>
+              <w:rPr>
+                <w:rStyle w:val="a7"/>
+                <w:rFonts w:hint="eastAsia"/>
+                <w:b w:val="0"/>
+                <w:bCs w:val="0"/>
+                <w:i w:val="0"/>
+                <w:iCs w:val="0"/>
+                <w:color w:val="auto"/>
+              </w:rPr>
+              <w:t>说出自己混淆的地方在哪里。第二</w:t>
+            </w:r>
+            <w:r>
+              <w:rPr>
+                <w:rStyle w:val="a7"/>
+                <w:rFonts w:hint="eastAsia"/>
+                <w:b w:val="0"/>
+                <w:bCs w:val="0"/>
+                <w:i w:val="0"/>
+                <w:iCs w:val="0"/>
+                <w:color w:val="auto"/>
+              </w:rPr>
+              <w:lastRenderedPageBreak/>
+              <w:t>步，在有出现人机分歧的时候，作者先让</w:t>
+            </w:r>
+            <w:r>
+              <w:rPr>
+                <w:rStyle w:val="a7"/>
+                <w:rFonts w:hint="eastAsia"/>
+                <w:b w:val="0"/>
+                <w:bCs w:val="0"/>
+                <w:i w:val="0"/>
+                <w:iCs w:val="0"/>
+                <w:color w:val="auto"/>
+              </w:rPr>
+              <w:t xml:space="preserve"> AI</w:t>
+            </w:r>
+            <w:r>
+              <w:rPr>
+                <w:rStyle w:val="a7"/>
+                <w:rFonts w:hint="eastAsia"/>
+                <w:b w:val="0"/>
+                <w:bCs w:val="0"/>
+                <w:i w:val="0"/>
+                <w:iCs w:val="0"/>
+                <w:color w:val="auto"/>
+              </w:rPr>
+              <w:t>给出依据，如果还有分歧，继续讨论。第三步，假如作者坚定地认为自己正确，作者会让</w:t>
+            </w:r>
+            <w:r>
+              <w:rPr>
+                <w:rStyle w:val="a7"/>
+                <w:rFonts w:hint="eastAsia"/>
+                <w:b w:val="0"/>
+                <w:bCs w:val="0"/>
+                <w:i w:val="0"/>
+                <w:iCs w:val="0"/>
+                <w:color w:val="auto"/>
+              </w:rPr>
+              <w:t>AI</w:t>
+            </w:r>
+            <w:r>
+              <w:rPr>
+                <w:rStyle w:val="a7"/>
+                <w:rFonts w:hint="eastAsia"/>
+                <w:b w:val="0"/>
+                <w:bCs w:val="0"/>
+                <w:i w:val="0"/>
+                <w:iCs w:val="0"/>
+                <w:color w:val="auto"/>
+              </w:rPr>
+              <w:t>给出自己的依据并让</w:t>
+            </w:r>
+            <w:r>
+              <w:rPr>
+                <w:rStyle w:val="a7"/>
+                <w:rFonts w:hint="eastAsia"/>
+                <w:b w:val="0"/>
+                <w:bCs w:val="0"/>
+                <w:i w:val="0"/>
+                <w:iCs w:val="0"/>
+                <w:color w:val="auto"/>
+              </w:rPr>
+              <w:t>AI</w:t>
+            </w:r>
+            <w:r>
+              <w:rPr>
+                <w:rStyle w:val="a7"/>
+                <w:rFonts w:hint="eastAsia"/>
+                <w:b w:val="0"/>
+                <w:bCs w:val="0"/>
+                <w:i w:val="0"/>
+                <w:iCs w:val="0"/>
+                <w:color w:val="auto"/>
+              </w:rPr>
+              <w:t>回答刚才混淆的地方再哪里，最后由作者改进</w:t>
+            </w:r>
+            <w:r>
+              <w:rPr>
+                <w:rStyle w:val="a7"/>
+                <w:rFonts w:hint="eastAsia"/>
+                <w:b w:val="0"/>
+                <w:bCs w:val="0"/>
+                <w:i w:val="0"/>
+                <w:iCs w:val="0"/>
+                <w:color w:val="auto"/>
+              </w:rPr>
+              <w:t>manual</w:t>
+            </w:r>
+          </w:p>
+        </w:tc>
+      </w:tr>
+      <w:tr>
+        <w:tc>
+          <w:tcPr>
+            <w:tcW w:w="2972" w:type="dxa"/>
+            <w:vMerge/>
+          </w:tcPr>
+          <w:p>
+            <w:pPr>
+              <w:rPr>
+                <w:rStyle w:val="a7"/>
+                <w:b w:val="0"/>
+                <w:bCs w:val="0"/>
+                <w:i w:val="0"/>
+                <w:iCs w:val="0"/>
+                <w:color w:val="auto"/>
+              </w:rPr>
+            </w:pPr>
+          </w:p>
+        </w:tc>
+        <w:tc>
+          <w:tcPr>
+            <w:tcW w:w="6378" w:type="dxa"/>
+          </w:tcPr>
+          <w:p>
+            <w:pPr>
+              <w:rPr>
+                <w:rStyle w:val="a7"/>
+                <w:rFonts w:hint="eastAsia"/>
+                <w:b w:val="0"/>
+                <w:bCs w:val="0"/>
+                <w:i w:val="0"/>
+                <w:iCs w:val="0"/>
+                <w:color w:val="auto"/>
+              </w:rPr>
+            </w:pPr>
+            <w:r>
+              <w:rPr>
+                <w:rStyle w:val="a7"/>
+                <w:rFonts w:hint="eastAsia"/>
+                <w:i w:val="0"/>
+                <w:iCs w:val="0"/>
+                <w:color w:val="auto"/>
+              </w:rPr>
+              <w:t>执行</w:t>
+            </w:r>
+            <w:r>
+              <w:rPr>
+                <w:rStyle w:val="a7"/>
+                <w:rFonts w:hint="eastAsia"/>
+                <w:i w:val="0"/>
+                <w:iCs w:val="0"/>
+                <w:color w:val="auto"/>
+              </w:rPr>
+              <w:t>read data</w:t>
+            </w:r>
+            <w:r>
+              <w:rPr>
+                <w:rStyle w:val="a7"/>
+                <w:rFonts w:hint="eastAsia"/>
+                <w:i w:val="0"/>
+                <w:iCs w:val="0"/>
+                <w:color w:val="auto"/>
+              </w:rPr>
+              <w:t>阶段：</w:t>
+            </w:r>
+            <w:r>
+              <w:rPr>
+                <w:rStyle w:val="a7"/>
+                <w:rFonts w:hint="eastAsia"/>
+                <w:b w:val="0"/>
+                <w:bCs w:val="0"/>
+                <w:i w:val="0"/>
+                <w:iCs w:val="0"/>
+                <w:color w:val="auto"/>
+              </w:rPr>
+              <w:t>熟悉</w:t>
+            </w:r>
+            <w:r>
+              <w:rPr>
+                <w:rStyle w:val="a7"/>
+                <w:rFonts w:hint="eastAsia"/>
+                <w:b w:val="0"/>
+                <w:bCs w:val="0"/>
+                <w:i w:val="0"/>
+                <w:iCs w:val="0"/>
+                <w:color w:val="auto"/>
+              </w:rPr>
+              <w:t>DP</w:t>
+            </w:r>
+            <w:r>
+              <w:rPr>
+                <w:rStyle w:val="a7"/>
+                <w:rFonts w:hint="eastAsia"/>
+                <w:b w:val="0"/>
+                <w:bCs w:val="0"/>
+                <w:i w:val="0"/>
+                <w:iCs w:val="0"/>
+                <w:color w:val="auto"/>
+              </w:rPr>
+              <w:t>视角，大概了解每篇帖子的内容和组织</w:t>
+            </w:r>
+            <w:r>
+              <w:rPr>
+                <w:rStyle w:val="a7"/>
+                <w:rFonts w:hint="eastAsia"/>
+                <w:b w:val="0"/>
+                <w:bCs w:val="0"/>
+                <w:i w:val="0"/>
+                <w:iCs w:val="0"/>
+                <w:color w:val="auto"/>
+              </w:rPr>
+              <w:t>，自称的发</w:t>
+            </w:r>
+            <w:proofErr w:type="gramStart"/>
+            <w:r>
+              <w:rPr>
+                <w:rStyle w:val="a7"/>
+                <w:rFonts w:hint="eastAsia"/>
+                <w:b w:val="0"/>
+                <w:bCs w:val="0"/>
+                <w:i w:val="0"/>
+                <w:iCs w:val="0"/>
+                <w:color w:val="auto"/>
+              </w:rPr>
+              <w:t>帖目的</w:t>
+            </w:r>
+            <w:proofErr w:type="gramEnd"/>
+            <w:r>
+              <w:rPr>
+                <w:rStyle w:val="a7"/>
+                <w:rFonts w:hint="eastAsia"/>
+                <w:b w:val="0"/>
+                <w:bCs w:val="0"/>
+                <w:i w:val="0"/>
+                <w:iCs w:val="0"/>
+                <w:color w:val="auto"/>
+              </w:rPr>
+              <w:t>是什么</w:t>
+            </w:r>
+          </w:p>
+        </w:tc>
+      </w:tr>
+      <w:tr>
+        <w:tc>
+          <w:tcPr>
+            <w:tcW w:w="2972" w:type="dxa"/>
+          </w:tcPr>
+          <w:p>
+            <w:pPr>
+              <w:rPr>
+                <w:rStyle w:val="a7"/>
+                <w:rFonts w:hint="eastAsia"/>
+                <w:b w:val="0"/>
+                <w:bCs w:val="0"/>
+                <w:i w:val="0"/>
+                <w:iCs w:val="0"/>
+                <w:color w:val="auto"/>
+              </w:rPr>
+            </w:pPr>
+            <w:r>
+              <w:rPr>
+                <w:rStyle w:val="a7"/>
+                <w:rFonts w:hint="eastAsia"/>
+                <w:b w:val="0"/>
+                <w:bCs w:val="0"/>
+                <w:i w:val="0"/>
+                <w:iCs w:val="0"/>
+                <w:color w:val="auto"/>
+              </w:rPr>
+              <w:t>validation coding</w:t>
+            </w:r>
+          </w:p>
+        </w:tc>
+        <w:tc>
+          <w:tcPr>
+            <w:tcW w:w="6378" w:type="dxa"/>
+          </w:tcPr>
+          <w:p>
+            <w:pPr>
+              <w:rPr>
+                <w:rStyle w:val="a7"/>
+                <w:rFonts w:hint="eastAsia"/>
+                <w:i w:val="0"/>
+                <w:iCs w:val="0"/>
+                <w:color w:val="auto"/>
+              </w:rPr>
+            </w:pPr>
+            <w:r>
+              <w:rPr>
+                <w:rStyle w:val="a7"/>
+                <w:rFonts w:hint="eastAsia"/>
+                <w:i w:val="0"/>
+                <w:iCs w:val="0"/>
+                <w:color w:val="auto"/>
+              </w:rPr>
+              <w:t>执行</w:t>
+            </w:r>
+            <w:r>
+              <w:rPr>
+                <w:rStyle w:val="a7"/>
+                <w:rFonts w:hint="eastAsia"/>
+                <w:i w:val="0"/>
+                <w:iCs w:val="0"/>
+                <w:color w:val="auto"/>
+              </w:rPr>
+              <w:t>read data</w:t>
+            </w:r>
+            <w:r>
+              <w:rPr>
+                <w:rStyle w:val="a7"/>
+                <w:rFonts w:hint="eastAsia"/>
+                <w:i w:val="0"/>
+                <w:iCs w:val="0"/>
+                <w:color w:val="auto"/>
+              </w:rPr>
+              <w:t>阶段：</w:t>
+            </w:r>
+            <w:r>
+              <w:rPr>
+                <w:rStyle w:val="a7"/>
+                <w:rFonts w:hint="eastAsia"/>
+                <w:b w:val="0"/>
+                <w:bCs w:val="0"/>
+                <w:i w:val="0"/>
+                <w:iCs w:val="0"/>
+                <w:color w:val="auto"/>
+              </w:rPr>
+              <w:t>熟悉</w:t>
+            </w:r>
+            <w:r>
+              <w:rPr>
+                <w:rStyle w:val="a7"/>
+                <w:rFonts w:hint="eastAsia"/>
+                <w:b w:val="0"/>
+                <w:bCs w:val="0"/>
+                <w:i w:val="0"/>
+                <w:iCs w:val="0"/>
+                <w:color w:val="auto"/>
+              </w:rPr>
+              <w:t>DP</w:t>
+            </w:r>
+            <w:r>
+              <w:rPr>
+                <w:rStyle w:val="a7"/>
+                <w:rFonts w:hint="eastAsia"/>
+                <w:b w:val="0"/>
+                <w:bCs w:val="0"/>
+                <w:i w:val="0"/>
+                <w:iCs w:val="0"/>
+                <w:color w:val="auto"/>
+              </w:rPr>
+              <w:t>视角，大概了解每篇帖子的内容和组织</w:t>
+            </w:r>
+            <w:r>
+              <w:rPr>
+                <w:rStyle w:val="a7"/>
+                <w:rFonts w:hint="eastAsia"/>
+                <w:b w:val="0"/>
+                <w:bCs w:val="0"/>
+                <w:i w:val="0"/>
+                <w:iCs w:val="0"/>
+                <w:color w:val="auto"/>
+              </w:rPr>
+              <w:t>，自称的发</w:t>
+            </w:r>
+            <w:proofErr w:type="gramStart"/>
+            <w:r>
+              <w:rPr>
+                <w:rStyle w:val="a7"/>
+                <w:rFonts w:hint="eastAsia"/>
+                <w:b w:val="0"/>
+                <w:bCs w:val="0"/>
+                <w:i w:val="0"/>
+                <w:iCs w:val="0"/>
+                <w:color w:val="auto"/>
+              </w:rPr>
+              <w:t>帖目的</w:t>
+            </w:r>
+            <w:proofErr w:type="gramEnd"/>
+            <w:r>
+              <w:rPr>
+                <w:rStyle w:val="a7"/>
+                <w:rFonts w:hint="eastAsia"/>
+                <w:b w:val="0"/>
+                <w:bCs w:val="0"/>
+                <w:i w:val="0"/>
+                <w:iCs w:val="0"/>
+                <w:color w:val="auto"/>
+              </w:rPr>
+              <w:t>是什么</w:t>
+            </w:r>
+          </w:p>
+        </w:tc>
+      </w:tr>
+      <w:tr>
+        <w:tc>
+          <w:tcPr>
+            <w:tcW w:w="2972" w:type="dxa"/>
+          </w:tcPr>
+          <w:p>
+            <w:pPr>
+              <w:rPr>
+                <w:rStyle w:val="a7"/>
+                <w:rFonts w:hint="eastAsia"/>
+                <w:b w:val="0"/>
+                <w:bCs w:val="0"/>
+                <w:i w:val="0"/>
+                <w:iCs w:val="0"/>
+                <w:color w:val="auto"/>
+              </w:rPr>
+            </w:pPr>
+            <w:r>
+              <w:rPr>
+                <w:rStyle w:val="a7"/>
+                <w:rFonts w:hint="eastAsia"/>
+                <w:b w:val="0"/>
+                <w:bCs w:val="0"/>
+                <w:i w:val="0"/>
+                <w:iCs w:val="0"/>
+                <w:color w:val="auto"/>
+              </w:rPr>
+              <w:t>精读每篇帖子</w:t>
+            </w:r>
+          </w:p>
+        </w:tc>
+        <w:tc>
+          <w:tcPr>
+            <w:tcW w:w="6378" w:type="dxa"/>
+          </w:tcPr>
+          <w:p>
+            <w:pPr>
+              <w:rPr>
+                <w:rStyle w:val="a7"/>
+                <w:rFonts w:hint="eastAsia"/>
+                <w:b w:val="0"/>
+                <w:bCs w:val="0"/>
+                <w:i w:val="0"/>
+                <w:iCs w:val="0"/>
+                <w:color w:val="auto"/>
+              </w:rPr>
+            </w:pPr>
+            <w:r>
+              <w:rPr>
+                <w:rStyle w:val="a7"/>
+                <w:rFonts w:hint="eastAsia"/>
+                <w:i w:val="0"/>
+                <w:iCs w:val="0"/>
+                <w:color w:val="auto"/>
+              </w:rPr>
+              <w:t>综合执行</w:t>
+            </w:r>
+            <w:r>
+              <w:rPr>
+                <w:rStyle w:val="a7"/>
+                <w:rFonts w:hint="eastAsia"/>
+                <w:i w:val="0"/>
+                <w:iCs w:val="0"/>
+                <w:color w:val="auto"/>
+              </w:rPr>
+              <w:t xml:space="preserve">read </w:t>
+            </w:r>
+            <w:r>
+              <w:rPr>
+                <w:rStyle w:val="a7"/>
+                <w:rFonts w:hint="eastAsia"/>
+                <w:i w:val="0"/>
+                <w:iCs w:val="0"/>
+                <w:color w:val="auto"/>
+              </w:rPr>
+              <w:t>和</w:t>
+            </w:r>
+            <w:r>
+              <w:rPr>
+                <w:rStyle w:val="a7"/>
+                <w:rFonts w:hint="eastAsia"/>
+                <w:i w:val="0"/>
+                <w:iCs w:val="0"/>
+                <w:color w:val="auto"/>
+              </w:rPr>
+              <w:t>describe data</w:t>
+            </w:r>
+            <w:r>
+              <w:rPr>
+                <w:rStyle w:val="a7"/>
+                <w:rFonts w:hint="eastAsia"/>
+                <w:i w:val="0"/>
+                <w:iCs w:val="0"/>
+                <w:color w:val="auto"/>
+              </w:rPr>
+              <w:t>阶段</w:t>
+            </w:r>
+            <w:r>
+              <w:rPr>
+                <w:rStyle w:val="a7"/>
+                <w:rFonts w:hint="eastAsia"/>
+                <w:i w:val="0"/>
+                <w:iCs w:val="0"/>
+                <w:color w:val="auto"/>
+              </w:rPr>
+              <w:t xml:space="preserve"> </w:t>
+            </w:r>
+            <w:r>
+              <w:rPr>
+                <w:rStyle w:val="a7"/>
+                <w:rFonts w:hint="eastAsia"/>
+                <w:i w:val="0"/>
+                <w:iCs w:val="0"/>
+                <w:color w:val="auto"/>
+              </w:rPr>
+              <w:t>（停留在内容识别阶段）</w:t>
+            </w:r>
+            <w:r>
+              <w:rPr>
+                <w:rStyle w:val="a7"/>
+                <w:rFonts w:hint="eastAsia"/>
+                <w:b w:val="0"/>
+                <w:bCs w:val="0"/>
+                <w:i w:val="0"/>
+                <w:iCs w:val="0"/>
+                <w:color w:val="auto"/>
+              </w:rPr>
+              <w:t>：</w:t>
+            </w:r>
+          </w:p>
+        </w:tc>
+      </w:tr>
+    </w:tbl>
+    <w:p>
+      <w:pPr>
+        <w:rPr>
+          <w:rStyle w:val="a7"/>
+        </w:rPr>
+      </w:pPr>
+    </w:p>
+    <w:p>
+      <w:pPr>
+        <w:pStyle w:val="2"/>
+      </w:pPr>
+      <w:r>
+        <w:rPr>
+          <w:rFonts w:hint="eastAsia"/>
+        </w:rPr>
         <w:t>我的研究的资料是什么情况</w:t>
       </w:r>
     </w:p>
@@ -941,12 +4065,14 @@
               </w:rPr>
               <w:t>用来和</w:t>
             </w:r>
+            <w:proofErr w:type="spellStart"/>
             <w:r>
               <w:rPr>
                 <w:rFonts w:hint="eastAsia"/>
               </w:rPr>
               <w:t>mentalhealth</w:t>
             </w:r>
+            <w:proofErr w:type="spellEnd"/>
             <w:r>
               <w:rPr>
                 <w:rFonts w:hint="eastAsia"/>
@@ -1216,7 +4342,21 @@
               <w:rPr>
                 <w:rFonts w:hint="eastAsia"/>
               </w:rPr>
-              <w:t>这种其他类型含量极少，而且不内耗，在其他社区更为典型</w:t>
+              <w:t>这种其他类型含量极少，而且</w:t>
+            </w:r>
+            <w:proofErr w:type="gramStart"/>
+            <w:r>
+              <w:rPr>
+                <w:rFonts w:hint="eastAsia"/>
+              </w:rPr>
+              <w:t>不</w:t>
+            </w:r>
+            <w:proofErr w:type="gramEnd"/>
+            <w:r>
+              <w:rPr>
+                <w:rFonts w:hint="eastAsia"/>
+              </w:rPr>
+              <w:t>内耗，在其他社区更为典型</w:t>
             </w:r>
           </w:p>
         </w:tc>
@@ -1436,11 +4576,19 @@
               </w:rPr>
               <w:t xml:space="preserve"> Supplement</w:t>
             </w:r>
-            <w:r>
-              <w:rPr>
-                <w:rFonts w:hint="eastAsia"/>
-              </w:rPr>
-              <w:t>占比极小，但也的确是真的</w:t>
+            <w:proofErr w:type="gramStart"/>
+            <w:r>
+              <w:rPr>
+                <w:rFonts w:hint="eastAsia"/>
+              </w:rPr>
+              <w:t>占比极小</w:t>
+            </w:r>
+            <w:proofErr w:type="gramEnd"/>
+            <w:r>
+              <w:rPr>
+                <w:rFonts w:hint="eastAsia"/>
+              </w:rPr>
+              <w:t>，但也的确是真的</w:t>
             </w:r>
             <w:r>
               <w:rPr>
@@ -1543,7 +4691,14 @@
               <w:rPr>
                 <w:rFonts w:hint="eastAsia"/>
               </w:rPr>
-              <w:t>系的提到对</w:t>
+              <w:t>系的提</w:t>
+            </w:r>
+            <w:r>
+              <w:rPr>
+                <w:rFonts w:hint="eastAsia"/>
+              </w:rPr>
+              <w:lastRenderedPageBreak/>
+              <w:t>到对</w:t>
             </w:r>
             <w:r>
               <w:rPr>
@@ -1823,11 +4978,19 @@
               </w:rPr>
               <w:t xml:space="preserve">2. </w:t>
             </w:r>
-            <w:r>
-              <w:rPr>
-                <w:rFonts w:hint="eastAsia"/>
-              </w:rPr>
-              <w:t>任何跟“确认”有关的</w:t>
+            <w:proofErr w:type="gramStart"/>
+            <w:r>
+              <w:rPr>
+                <w:rFonts w:hint="eastAsia"/>
+              </w:rPr>
+              <w:t>任何跟“</w:t>
+            </w:r>
+            <w:proofErr w:type="gramEnd"/>
+            <w:r>
+              <w:rPr>
+                <w:rFonts w:hint="eastAsia"/>
+              </w:rPr>
+              <w:t>确认”有关的</w:t>
             </w:r>
             <w:r>
               <w:rPr>
@@ -1909,9 +5072,16 @@
         <w:rPr>
           <w:rFonts w:hint="eastAsia"/>
         </w:rPr>
-        <w:lastRenderedPageBreak/>
-        <w:t>r/mentalhealth</w:t>
-      </w:r>
+        <w:t>r/</w:t>
+      </w:r>
+      <w:proofErr w:type="spellStart"/>
+      <w:r>
+        <w:rPr>
+          <w:rFonts w:hint="eastAsia"/>
+        </w:rPr>
+        <w:t>mentalhealth</w:t>
+      </w:r>
+      <w:proofErr w:type="spellEnd"/>
     </w:p>
     <w:tbl>
       <w:tblPr>
@@ -2105,11 +5275,6 @@
             </w:r>
           </w:p>
           <w:p>
-            <w:pPr>
-              <w:rPr>
-                <w:rFonts w:hint="eastAsia"/>
-              </w:rPr>
-            </w:pPr>
             <w:r>
               <w:t>S</w:t>
             </w:r>
@@ -2207,11 +5372,6 @@
             </w:r>
           </w:p>
           <w:p>
-            <w:pPr>
-              <w:rPr>
-                <w:rFonts w:hint="eastAsia"/>
-              </w:rPr>
-            </w:pPr>
             <w:r>
               <w:t>E</w:t>
             </w:r>
@@ -2268,9 +5428,6 @@
                 <w:ilvl w:val="0"/>
                 <w:numId w:val="15"/>
               </w:numPr>
-              <w:rPr>
-                <w:rFonts w:hint="eastAsia"/>
-              </w:rPr>
             </w:pPr>
             <w:r>
               <w:rPr>
@@ -2652,7 +5809,6 @@
             <w:pPr>
               <w:rPr>
                 <w:rStyle w:val="a7"/>
-                <w:rFonts w:hint="eastAsia"/>
               </w:rPr>
             </w:pPr>
             <w:r>
@@ -2669,11 +5825,6 @@
             <w:tcW w:w="3261" w:type="dxa"/>
           </w:tcPr>
           <w:p>
-            <w:pPr>
-              <w:rPr>
-                <w:rFonts w:hint="eastAsia"/>
-              </w:rPr>
-            </w:pPr>
             <w:r>
               <w:t>Primary x Habitual x TA</w:t>
             </w:r>
@@ -2683,12 +5834,14 @@
               </w:rPr>
               <w:t>最多，但是跟</w:t>
             </w:r>
+            <w:proofErr w:type="spellStart"/>
             <w:r>
               <w:rPr>
                 <w:rFonts w:hint="eastAsia"/>
               </w:rPr>
               <w:t>therapyGPT</w:t>
             </w:r>
+            <w:proofErr w:type="spellEnd"/>
             <w:r>
               <w:rPr>
                 <w:rFonts w:hint="eastAsia"/>
@@ -2739,11 +5892,6 @@
             <w:vMerge w:val="restart"/>
           </w:tcPr>
           <w:p>
-            <w:pPr>
-              <w:rPr>
-                <w:rFonts w:hint="eastAsia"/>
-              </w:rPr>
-            </w:pPr>
             <w:r>
               <w:t>Primary x Habitual x TA</w:t>
             </w:r>
@@ -2770,7 +5918,11 @@
           </w:p>
           <w:p>
             <w:r>
-              <w:t>Primary x Habitual x TA</w:t>
+              <w:t xml:space="preserve">Primary x Habitual x </w:t>
+            </w:r>
+            <w:proofErr w:type="gramStart"/>
+            <w:r>
+              <w:t>TA</w:t>
             </w:r>
             <w:r>
               <w:rPr>
@@ -2778,6 +5930,7 @@
               </w:rPr>
               <w:t>(</w:t>
             </w:r>
+            <w:proofErr w:type="gramEnd"/>
             <w:r>
               <w:rPr>
                 <w:rFonts w:hint="eastAsia"/>
@@ -2869,12 +6022,14 @@
               </w:rPr>
               <w:t>和</w:t>
             </w:r>
+            <w:proofErr w:type="spellStart"/>
             <w:r>
               <w:rPr>
                 <w:rFonts w:hint="eastAsia"/>
               </w:rPr>
               <w:t>therapyGPT</w:t>
             </w:r>
+            <w:proofErr w:type="spellEnd"/>
             <w:r>
               <w:rPr>
                 <w:rFonts w:hint="eastAsia"/>
@@ -2889,9 +6044,6 @@
                 <w:ilvl w:val="0"/>
                 <w:numId w:val="15"/>
               </w:numPr>
-              <w:rPr>
-                <w:rFonts w:hint="eastAsia"/>
-              </w:rPr>
             </w:pPr>
             <w:r>
               <w:rPr>
@@ -2905,12 +6057,14 @@
               </w:rPr>
               <w:t>TA</w:t>
             </w:r>
+            <w:proofErr w:type="gramStart"/>
             <w:r>
               <w:rPr>
                 <w:rFonts w:hint="eastAsia"/>
               </w:rPr>
               <w:t>用于找觉得</w:t>
             </w:r>
+            <w:proofErr w:type="gramEnd"/>
             <w:r>
               <w:rPr>
                 <w:rFonts w:hint="eastAsia"/>
@@ -2949,11 +6103,6 @@
             <w:tcW w:w="3261" w:type="dxa"/>
           </w:tcPr>
           <w:p>
-            <w:pPr>
-              <w:rPr>
-                <w:rFonts w:hint="eastAsia"/>
-              </w:rPr>
-            </w:pPr>
             <w:r>
               <w:rPr>
                 <w:rFonts w:hint="eastAsia"/>
@@ -3029,11 +6178,6 @@
             <w:tcW w:w="3261" w:type="dxa"/>
           </w:tcPr>
           <w:p>
-            <w:pPr>
-              <w:rPr>
-                <w:rFonts w:hint="eastAsia"/>
-              </w:rPr>
-            </w:pPr>
             <w:r>
               <w:rPr>
                 <w:rFonts w:hint="eastAsia"/>
@@ -3096,26 +6240,17 @@
         <w:rPr>
           <w:rFonts w:hint="eastAsia"/>
         </w:rPr>
+        <w:lastRenderedPageBreak/>
         <w:t>r/</w:t>
       </w:r>
-      <w:r>
-        <w:rPr>
-          <w:rFonts w:hint="eastAsia"/>
-        </w:rPr>
-        <w:t>t</w:t>
-      </w:r>
-      <w:r>
-        <w:rPr>
-          <w:rFonts w:hint="eastAsia"/>
-        </w:rPr>
-        <w:t>herapy</w:t>
-      </w:r>
-      <w:r>
-        <w:rPr>
-          <w:rFonts w:hint="eastAsia"/>
-        </w:rPr>
-        <w:t>GPT</w:t>
-      </w:r>
+      <w:proofErr w:type="spellStart"/>
+      <w:r>
+        <w:rPr>
+          <w:rFonts w:hint="eastAsia"/>
+        </w:rPr>
+        <w:t>therapyGPT</w:t>
+      </w:r>
+      <w:proofErr w:type="spellEnd"/>
     </w:p>
     <w:tbl>
       <w:tblPr>
@@ -3248,11 +6383,6 @@
             <w:tcW w:w="3261" w:type="dxa"/>
           </w:tcPr>
           <w:p>
-            <w:pPr>
-              <w:rPr>
-                <w:rFonts w:hint="eastAsia"/>
-              </w:rPr>
-            </w:pPr>
             <w:r>
               <w:t>Primary x Habitual x TA</w:t>
             </w:r>
@@ -3260,13 +6390,7 @@
               <w:rPr>
                 <w:rFonts w:hint="eastAsia"/>
               </w:rPr>
-              <w:t>最多，</w:t>
-            </w:r>
-            <w:r>
-              <w:rPr>
-                <w:rFonts w:hint="eastAsia"/>
-              </w:rPr>
-              <w:t>为此积极辩护</w:t>
+              <w:t>最多，为此积极辩护</w:t>
             </w:r>
           </w:p>
         </w:tc>
@@ -3287,11 +6411,6 @@
             </w:r>
           </w:p>
           <w:p>
-            <w:pPr>
-              <w:rPr>
-                <w:rFonts w:hint="eastAsia"/>
-              </w:rPr>
-            </w:pPr>
             <w:r>
               <w:rPr>
                 <w:rFonts w:hint="eastAsia"/>
@@ -3321,7 +6440,11 @@
           </w:p>
           <w:p>
             <w:r>
-              <w:t>Primary x Habitual x TA</w:t>
+              <w:t xml:space="preserve">Primary x Habitual x </w:t>
+            </w:r>
+            <w:proofErr w:type="gramStart"/>
+            <w:r>
+              <w:t>TA</w:t>
             </w:r>
             <w:r>
               <w:rPr>
@@ -3329,17 +6452,12 @@
               </w:rPr>
               <w:t>(</w:t>
             </w:r>
-            <w:r>
-              <w:rPr>
-                <w:rFonts w:hint="eastAsia"/>
-              </w:rPr>
-              <w:t>5</w:t>
-            </w:r>
-            <w:r>
-              <w:rPr>
-                <w:rFonts w:hint="eastAsia"/>
-              </w:rPr>
-              <w:t>)</w:t>
+            <w:proofErr w:type="gramEnd"/>
+            <w:r>
+              <w:rPr>
+                <w:rFonts w:hint="eastAsia"/>
+              </w:rPr>
+              <w:t>5)</w:t>
             </w:r>
           </w:p>
           <w:p>
@@ -3412,7 +6530,6 @@
               <w:rPr>
                 <w:rFonts w:hint="eastAsia"/>
               </w:rPr>
-              <w:lastRenderedPageBreak/>
               <w:t>TA</w:t>
             </w:r>
             <w:r>
@@ -3437,7 +6554,21 @@
               <w:rPr>
                 <w:rFonts w:hint="eastAsia"/>
               </w:rPr>
-              <w:t>，而且是这研究里最有价值的语料</w:t>
+              <w:t>，而且是</w:t>
+            </w:r>
+            <w:proofErr w:type="gramStart"/>
+            <w:r>
+              <w:rPr>
+                <w:rFonts w:hint="eastAsia"/>
+              </w:rPr>
+              <w:t>这研究</w:t>
+            </w:r>
+            <w:proofErr w:type="gramEnd"/>
+            <w:r>
+              <w:rPr>
+                <w:rFonts w:hint="eastAsia"/>
+              </w:rPr>
+              <w:t>里最有价值的语料</w:t>
             </w:r>
           </w:p>
           <w:p>
@@ -3524,22 +6655,11 @@
             <w:tcW w:w="3261" w:type="dxa"/>
           </w:tcPr>
           <w:p>
-            <w:pPr>
-              <w:rPr>
-                <w:rFonts w:hint="eastAsia"/>
-              </w:rPr>
-            </w:pPr>
-            <w:r>
-              <w:rPr>
-                <w:rFonts w:hint="eastAsia"/>
-              </w:rPr>
-              <w:t>NM x Habitual x TA</w:t>
-            </w:r>
-            <w:r>
-              <w:rPr>
-                <w:rFonts w:hint="eastAsia"/>
-              </w:rPr>
-              <w:t xml:space="preserve"> </w:t>
+            <w:r>
+              <w:rPr>
+                <w:rFonts w:hint="eastAsia"/>
+              </w:rPr>
+              <w:t xml:space="preserve">NM x Habitual x TA </w:t>
             </w:r>
             <w:r>
               <w:rPr>
@@ -3586,11 +6706,6 @@
             <w:tcW w:w="3261" w:type="dxa"/>
           </w:tcPr>
           <w:p>
-            <w:pPr>
-              <w:rPr>
-                <w:rFonts w:hint="eastAsia"/>
-              </w:rPr>
-            </w:pPr>
             <w:r>
               <w:rPr>
                 <w:rFonts w:hint="eastAsia"/>
@@ -3652,11 +6767,6 @@
       </w:r>
     </w:p>
     <w:p>
-      <w:pPr>
-        <w:rPr>
-          <w:rFonts w:hint="eastAsia"/>
-        </w:rPr>
-      </w:pPr>
       <w:r>
         <w:rPr>
           <w:rFonts w:hint="eastAsia"/>
@@ -3679,13 +6789,7 @@
         <w:t>全部纳入</w:t>
       </w:r>
     </w:p>
-    <w:p>
-      <w:pPr>
-        <w:rPr>
-          <w:rFonts w:hint="eastAsia"/>
-        </w:rPr>
-      </w:pPr>
-    </w:p>
+    <w:p/>
     <w:p>
       <w:pPr>
         <w:pStyle w:val="1"/>
@@ -3758,7 +6862,14 @@
         <w:rPr>
           <w:rFonts w:hint="eastAsia"/>
         </w:rPr>
-        <w:t>self-governance</w:t>
+        <w:t>self-</w:t>
+      </w:r>
+      <w:proofErr w:type="gramStart"/>
+      <w:r>
+        <w:rPr>
+          <w:rFonts w:hint="eastAsia"/>
+        </w:rPr>
+        <w:t>governance</w:t>
       </w:r>
       <w:r>
         <w:rPr>
@@ -3766,6 +6877,7 @@
         </w:rPr>
         <w:t>也不只是孤立地看成个人所有的东西；</w:t>
       </w:r>
+      <w:proofErr w:type="gramEnd"/>
     </w:p>
     <w:p>
       <w:r>
@@ -3778,8 +6890,16 @@
         <w:rPr>
           <w:rFonts w:hint="eastAsia"/>
         </w:rPr>
-        <w:t>则完全是处境，不是特质；</w:t>
-      </w:r>
+        <w:t>则完全是处境，</w:t>
+      </w:r>
+      <w:proofErr w:type="gramStart"/>
+      <w:r>
+        <w:rPr>
+          <w:rFonts w:hint="eastAsia"/>
+        </w:rPr>
+        <w:t>不是特质；</w:t>
+      </w:r>
+      <w:proofErr w:type="gramEnd"/>
     </w:p>
     <w:p>
       <w:r>
@@ -4595,6 +7715,119 @@
     </w:lvl>
   </w:abstractNum>
   <w:abstractNum w:abstractNumId="6" w15:restartNumberingAfterBreak="0">
+    <w:nsid w:val="3D4F4ECB"/>
+    <w:multiLevelType w:val="hybridMultilevel"/>
+    <w:tmpl w:val="3C84F770"/>
+    <w:lvl w:ilvl="0" w:tplc="3DE4C1B2">
+      <w:start w:val="1"/>
+      <w:numFmt w:val="bullet"/>
+      <w:lvlText w:val="-"/>
+      <w:lvlJc w:val="left"/>
+      <w:pPr>
+        <w:ind w:left="720" w:hanging="360"/>
+      </w:pPr>
+      <w:rPr>
+        <w:rFonts w:ascii="Aptos" w:eastAsiaTheme="minorEastAsia" w:hAnsi="Aptos" w:cstheme="minorBidi" w:hint="default"/>
+      </w:rPr>
+    </w:lvl>
+    <w:lvl w:ilvl="1" w:tplc="04090003" w:tentative="1">
+      <w:start w:val="1"/>
+      <w:numFmt w:val="bullet"/>
+      <w:lvlText w:val="o"/>
+      <w:lvlJc w:val="left"/>
+      <w:pPr>
+        <w:ind w:left="1440" w:hanging="360"/>
+      </w:pPr>
+      <w:rPr>
+        <w:rFonts w:ascii="Courier New" w:hAnsi="Courier New" w:cs="Courier New" w:hint="default"/>
+      </w:rPr>
+    </w:lvl>
+    <w:lvl w:ilvl="2" w:tplc="04090005" w:tentative="1">
+      <w:start w:val="1"/>
+      <w:numFmt w:val="bullet"/>
+      <w:lvlText w:val=""/>
+      <w:lvlJc w:val="left"/>
+      <w:pPr>
+        <w:ind w:left="2160" w:hanging="360"/>
+      </w:pPr>
+      <w:rPr>
+        <w:rFonts w:ascii="Wingdings" w:hAnsi="Wingdings" w:hint="default"/>
+      </w:rPr>
+    </w:lvl>
+    <w:lvl w:ilvl="3" w:tplc="04090001" w:tentative="1">
+      <w:start w:val="1"/>
+      <w:numFmt w:val="bullet"/>
+      <w:lvlText w:val=""/>
+      <w:lvlJc w:val="left"/>
+      <w:pPr>
+        <w:ind w:left="2880" w:hanging="360"/>
+      </w:pPr>
+      <w:rPr>
+        <w:rFonts w:ascii="Symbol" w:hAnsi="Symbol" w:hint="default"/>
+      </w:rPr>
+    </w:lvl>
+    <w:lvl w:ilvl="4" w:tplc="04090003" w:tentative="1">
+      <w:start w:val="1"/>
+      <w:numFmt w:val="bullet"/>
+      <w:lvlText w:val="o"/>
+      <w:lvlJc w:val="left"/>
+      <w:pPr>
+        <w:ind w:left="3600" w:hanging="360"/>
+      </w:pPr>
+      <w:rPr>
+        <w:rFonts w:ascii="Courier New" w:hAnsi="Courier New" w:cs="Courier New" w:hint="default"/>
+      </w:rPr>
+    </w:lvl>
+    <w:lvl w:ilvl="5" w:tplc="04090005" w:tentative="1">
+      <w:start w:val="1"/>
+      <w:numFmt w:val="bullet"/>
+      <w:lvlText w:val=""/>
+      <w:lvlJc w:val="left"/>
+      <w:pPr>
+        <w:ind w:left="4320" w:hanging="360"/>
+      </w:pPr>
+      <w:rPr>
+        <w:rFonts w:ascii="Wingdings" w:hAnsi="Wingdings" w:hint="default"/>
+      </w:rPr>
+    </w:lvl>
+    <w:lvl w:ilvl="6" w:tplc="04090001" w:tentative="1">
+      <w:start w:val="1"/>
+      <w:numFmt w:val="bullet"/>
+      <w:lvlText w:val=""/>
+      <w:lvlJc w:val="left"/>
+      <w:pPr>
+        <w:ind w:left="5040" w:hanging="360"/>
+      </w:pPr>
+      <w:rPr>
+        <w:rFonts w:ascii="Symbol" w:hAnsi="Symbol" w:hint="default"/>
+      </w:rPr>
+    </w:lvl>
+    <w:lvl w:ilvl="7" w:tplc="04090003" w:tentative="1">
+      <w:start w:val="1"/>
+      <w:numFmt w:val="bullet"/>
+      <w:lvlText w:val="o"/>
+      <w:lvlJc w:val="left"/>
+      <w:pPr>
+        <w:ind w:left="5760" w:hanging="360"/>
+      </w:pPr>
+      <w:rPr>
+        <w:rFonts w:ascii="Courier New" w:hAnsi="Courier New" w:cs="Courier New" w:hint="default"/>
+      </w:rPr>
+    </w:lvl>
+    <w:lvl w:ilvl="8" w:tplc="04090005" w:tentative="1">
+      <w:start w:val="1"/>
+      <w:numFmt w:val="bullet"/>
+      <w:lvlText w:val=""/>
+      <w:lvlJc w:val="left"/>
+      <w:pPr>
+        <w:ind w:left="6480" w:hanging="360"/>
+      </w:pPr>
+      <w:rPr>
+        <w:rFonts w:ascii="Wingdings" w:hAnsi="Wingdings" w:hint="default"/>
+      </w:rPr>
+    </w:lvl>
+  </w:abstractNum>
+  <w:abstractNum w:abstractNumId="7" w15:restartNumberingAfterBreak="0">
     <w:nsid w:val="7C4231CD"/>
     <w:multiLevelType w:val="hybridMultilevel"/>
     <w:tmpl w:val="1C569208"/>
@@ -4741,7 +7974,7 @@
     <w:abstractNumId w:val="3"/>
   </w:num>
   <w:num w:numId="12" w16cid:durableId="1308323320">
-    <w:abstractNumId w:val="6"/>
+    <w:abstractNumId w:val="7"/>
   </w:num>
   <w:num w:numId="13" w16cid:durableId="87238848">
     <w:abstractNumId w:val="1"/>
@@ -4754,6 +7987,9 @@
   </w:num>
   <w:num w:numId="16" w16cid:durableId="2048724167">
     <w:abstractNumId w:val="4"/>
+  </w:num>
+  <w:num w:numId="17" w16cid:durableId="951207961">
+    <w:abstractNumId w:val="6"/>
   </w:num>
 </w:numbering>
 </file>

--- a/docs/rationale_memo.docx
+++ b/docs/rationale_memo.docx
@@ -2702,13 +2702,104 @@
         <w:t>validation coding</w:t>
       </w:r>
       <w:r>
-        <w:t>阶段。第一步，我先把每篇帖子关于</w:t>
+        <w:t>阶段。</w:t>
+      </w:r>
+    </w:p>
+    <w:p>
+      <w:pPr>
+        <w:pStyle w:val="3"/>
+      </w:pPr>
+      <w:r>
+        <w:rPr>
+          <w:rFonts w:hint="eastAsia"/>
+        </w:rPr>
+        <w:t>第</w:t>
+      </w:r>
+      <w:r>
+        <w:rPr>
+          <w:rFonts w:hint="eastAsia"/>
+        </w:rPr>
+        <w:t>0</w:t>
+      </w:r>
+      <w:r>
+        <w:rPr>
+          <w:rFonts w:hint="eastAsia"/>
+        </w:rPr>
+        <w:t>步：先写一个</w:t>
+      </w:r>
+      <w:proofErr w:type="spellStart"/>
+      <w:r>
+        <w:rPr>
+          <w:rFonts w:hint="eastAsia"/>
+        </w:rPr>
+        <w:t>py</w:t>
+      </w:r>
+      <w:proofErr w:type="spellEnd"/>
+      <w:r>
+        <w:rPr>
+          <w:rFonts w:hint="eastAsia"/>
+        </w:rPr>
+        <w:t>统计各个组合的数量、在各个社区的占比、在总体的占比</w:t>
+      </w:r>
+    </w:p>
+    <w:p>
+      <w:r>
+        <w:rPr>
+          <w:rFonts w:hint="eastAsia"/>
+        </w:rPr>
+        <w:t>统计出来以后，把预定回到手头语料参考同质的语料找出来</w:t>
+      </w:r>
+    </w:p>
+    <w:p>
+      <w:pPr>
+        <w:rPr>
+          <w:rFonts w:hint="eastAsia"/>
+        </w:rPr>
+      </w:pPr>
+      <w:r>
+        <w:rPr>
+          <w:rFonts w:hint="eastAsia"/>
+        </w:rPr>
+        <w:t>[</w:t>
+      </w:r>
+      <w:r>
+        <w:rPr>
+          <w:rFonts w:hint="eastAsia"/>
+        </w:rPr>
+        <w:t>在这里</w:t>
+      </w:r>
+      <w:proofErr w:type="gramStart"/>
+      <w:r>
+        <w:rPr>
+          <w:rFonts w:hint="eastAsia"/>
+        </w:rPr>
+        <w:t>写标准</w:t>
+      </w:r>
+      <w:proofErr w:type="gramEnd"/>
+      <w:r>
+        <w:rPr>
+          <w:rFonts w:hint="eastAsia"/>
+        </w:rPr>
+        <w:t>]</w:t>
+      </w:r>
+    </w:p>
+    <w:p>
+      <w:pPr>
+        <w:pStyle w:val="3"/>
+      </w:pPr>
+      <w:r>
+        <w:t>第一步，先把每篇帖子关于</w:t>
       </w:r>
       <w:r>
         <w:t>AI</w:t>
       </w:r>
       <w:r>
-        <w:t>的表面内容总结出来：在提到</w:t>
+        <w:t>的表面内容总结出来</w:t>
+      </w:r>
+    </w:p>
+    <w:p>
+      <w:r>
+        <w:t>在提到</w:t>
       </w:r>
       <w:r>
         <w:t>AI</w:t>
@@ -2730,78 +2821,267 @@
       </w:r>
     </w:p>
     <w:p>
-      <w:r>
-        <w:t>接下来，在每个社区内部依次判断：</w:t>
-      </w:r>
-    </w:p>
-    <w:p>
-      <w:r>
-        <w:t>社区整体上是不是已经比较同质</w:t>
+      <w:pPr>
+        <w:rPr>
+          <w:rFonts w:hint="eastAsia"/>
+        </w:rPr>
+      </w:pPr>
+      <w:r>
+        <w:rPr>
+          <w:rFonts w:hint="eastAsia"/>
+        </w:rPr>
+        <w:t>再参照</w:t>
+      </w:r>
+      <w:r>
+        <w:rPr>
+          <w:rFonts w:hint="eastAsia"/>
+        </w:rPr>
+        <w:t>csv</w:t>
+      </w:r>
+      <w:r>
+        <w:rPr>
+          <w:rFonts w:hint="eastAsia"/>
+        </w:rPr>
+        <w:t>选取标准内的组合，考察（在下一步正式执行考察）</w:t>
+      </w:r>
+    </w:p>
+    <w:p>
+      <w:pPr>
+        <w:rPr>
+          <w:rFonts w:hint="eastAsia"/>
+        </w:rPr>
+      </w:pPr>
+      <w:r>
+        <w:rPr>
+          <w:rStyle w:val="3Char"/>
+        </w:rPr>
+        <w:t>接下来，在每个社区内部依次</w:t>
+      </w:r>
+      <w:r>
+        <w:rPr>
+          <w:rStyle w:val="3Char"/>
+          <w:rFonts w:hint="eastAsia"/>
+        </w:rPr>
+        <w:t>判断表格里的内容是否“同质”</w:t>
+      </w:r>
+    </w:p>
+    <w:p>
+      <w:r>
+        <w:rPr>
+          <w:rFonts w:hint="eastAsia"/>
+        </w:rPr>
+        <w:t>先判断</w:t>
+      </w:r>
+      <w:r>
+        <w:rPr>
+          <w:b/>
+          <w:bCs/>
+        </w:rPr>
+        <w:t>社区整体</w:t>
+      </w:r>
+      <w:r>
+        <w:t>上是不是已经比较同质</w:t>
+      </w:r>
+      <w:r>
+        <w:rPr>
+          <w:b/>
+          <w:bCs/>
+        </w:rPr>
+        <w:br/>
+      </w:r>
+      <w:r>
+        <w:t xml:space="preserve">→ </w:t>
+      </w:r>
+      <w:r>
+        <w:t>如果不是，分别看</w:t>
+      </w:r>
+      <w:r>
+        <w:t>Timeframe</w:t>
+      </w:r>
+      <w:r>
+        <w:t>、</w:t>
+      </w:r>
+      <w:r>
+        <w:t>Source</w:t>
+      </w:r>
+      <w:r>
+        <w:t>和</w:t>
+      </w:r>
+      <w:r>
+        <w:t>Type</w:t>
+      </w:r>
+      <w:r>
+        <w:t>这三个维度中，是否有</w:t>
+      </w:r>
+      <w:r>
+        <w:rPr>
+          <w:b/>
+          <w:bCs/>
+        </w:rPr>
+        <w:t>某一个维度</w:t>
+      </w:r>
+      <w:r>
+        <w:t>能够比较清楚地区分不同的表层内容，并记录每个维度具体对应什么差异</w:t>
       </w:r>
       <w:r>
         <w:br/>
         <w:t xml:space="preserve">→ </w:t>
       </w:r>
       <w:r>
-        <w:t>如果不是，分别看</w:t>
-      </w:r>
-      <w:r>
-        <w:t>Timeframe</w:t>
-      </w:r>
-      <w:r>
-        <w:t>、</w:t>
-      </w:r>
-      <w:r>
-        <w:t>Source</w:t>
-      </w:r>
-      <w:r>
-        <w:t>和</w:t>
-      </w:r>
-      <w:r>
-        <w:t>Type</w:t>
-      </w:r>
-      <w:r>
-        <w:t>这三个维度中，是否有某一个维度能够比较清楚地区分不同的表层内容，并记录每个维度具体对应什么差异</w:t>
+        <w:t>如果单个维度仍然不够，再看</w:t>
+      </w:r>
+      <w:r>
+        <w:rPr>
+          <w:b/>
+          <w:bCs/>
+        </w:rPr>
+        <w:t>两个或三个维度的组合</w:t>
+      </w:r>
+      <w:r>
+        <w:t>是否能形成相对稳定的分组，以及哪些组合最常对应某种表层内容</w:t>
       </w:r>
       <w:r>
         <w:br/>
         <w:t xml:space="preserve">→ </w:t>
       </w:r>
       <w:r>
-        <w:t>如果单个维度仍然不够，再看两个或三个维度的组合是否能形成相对稳定的分组，以及哪些组合最常对应某种表层内容</w:t>
+        <w:t>如果社区内部仍然很异质，再</w:t>
+      </w:r>
+      <w:r>
+        <w:rPr>
+          <w:b/>
+          <w:bCs/>
+        </w:rPr>
+        <w:t>比较其他社区中相同维度组合的帖子</w:t>
+      </w:r>
+      <w:r>
+        <w:t>，看它们是否也呈现相似的表层组织，从而判断是否存在跨社区重复出现的配置</w:t>
       </w:r>
       <w:r>
         <w:br/>
         <w:t xml:space="preserve">→ </w:t>
       </w:r>
       <w:r>
-        <w:t>如果社区内部仍然很异质，再比较其他社区中相同维度组合的帖子，看它们是否也呈现相似的表层组织，从而判断是否存在跨社区重复出现的配置</w:t>
-      </w:r>
-      <w:r>
-        <w:br/>
-        <w:t xml:space="preserve">→ </w:t>
-      </w:r>
-      <w:r>
         <w:t>完成这些比较后，再区分哪些帖子已经能被现有规律覆盖，哪些仍然无法稳定归类，并计算残余部分在该社区中是否占很大比例。</w:t>
       </w:r>
     </w:p>
     <w:p>
-      <w:r>
-        <w:t>如果已经穷尽了社区整体、单个维度、维度组合以及跨社区相同组合的比较，但某个社区仍然具有很强的异质性，而且该社区中有很大一部分帖子在其他社区的相同维度组合中也找不到重复的表层规律，那么就有理由怀疑，现有</w:t>
-      </w:r>
-      <w:r>
+      <w:pPr>
+        <w:rPr>
+          <w:rFonts w:hint="eastAsia"/>
+        </w:rPr>
+      </w:pPr>
+      <w:r>
+        <w:rPr>
+          <w:rFonts w:hint="eastAsia"/>
+        </w:rPr>
+        <w:t>重点考察</w:t>
+      </w:r>
+      <w:proofErr w:type="spellStart"/>
+      <w:r>
+        <w:rPr>
+          <w:rFonts w:hint="eastAsia"/>
+        </w:rPr>
+        <w:t>py</w:t>
+      </w:r>
+      <w:proofErr w:type="spellEnd"/>
+      <w:r>
+        <w:rPr>
+          <w:rFonts w:hint="eastAsia"/>
+        </w:rPr>
+        <w:t>统计引出来的标准</w:t>
+      </w:r>
+    </w:p>
+    <w:p>
+      <w:pPr>
+        <w:pStyle w:val="3"/>
+        <w:rPr>
+          <w:rFonts w:hint="eastAsia"/>
+        </w:rPr>
+      </w:pPr>
+      <w:r>
+        <w:rPr>
+          <w:rFonts w:hint="eastAsia"/>
+        </w:rPr>
+        <w:t>假如仍有很大的异质性</w:t>
+      </w:r>
+    </w:p>
+    <w:p>
+      <w:r>
+        <w:t>如果已经穷尽了社区整体、单个维度、维度组合以及跨社区相同组合的比较，但某个社区仍然具有很强的异质性，而且该社区中有很大一部分帖子在其他社区的相同维度组合中也找不到重复的表层规律，</w:t>
+      </w:r>
+      <w:r>
+        <w:rPr>
+          <w:b/>
+          <w:bCs/>
+        </w:rPr>
+        <w:t>那么就有理由怀疑，现有</w:t>
+      </w:r>
+      <w:r>
+        <w:rPr>
+          <w:b/>
+          <w:bCs/>
+        </w:rPr>
         <w:t>development materials</w:t>
       </w:r>
       <w:r>
-        <w:t>还没有覆盖这个社区中的许多实例或变体。</w:t>
-      </w:r>
-    </w:p>
-    <w:p>
-      <w:r>
-        <w:t>在这种情况下，已经能够被现有规律覆盖的部分仍然按照规定好的抽样域进行抽样；但对于其余无法稳定归类的部分，不再继续强行细分新的规定性类别，而是把它们单独组成一个残余池，改用随机抽样，并适当提高这一部分的抽样比例，以增加后续正式分析中发现此前没有出现过的实例、变体和反例的机会。</w:t>
-      </w:r>
-    </w:p>
-    <w:p>
+        <w:rPr>
+          <w:b/>
+          <w:bCs/>
+        </w:rPr>
+        <w:t>还没有覆盖这个社区中的许多实例或变体</w:t>
+      </w:r>
+      <w:r>
+        <w:t>。</w:t>
+      </w:r>
+    </w:p>
+    <w:p>
+      <w:r>
+        <w:t>在这种情况下，已经能够被现有规律覆盖的部分仍然</w:t>
+      </w:r>
+      <w:r>
+        <w:rPr>
+          <w:b/>
+          <w:bCs/>
+        </w:rPr>
+        <w:t>按照规定好的抽样域进行抽样</w:t>
+      </w:r>
+      <w:r>
+        <w:t>；</w:t>
+      </w:r>
+    </w:p>
+    <w:p>
+      <w:r>
+        <w:t>但对于其余无法稳定归类的部分，不再继续强行细分新的规定性类别，而是把它们单独组成一个残余池，改用随机抽样，并适当提高这一部分的抽样比例，以增加后续正式分析中发现此前没有出现过的实例、变体和反例的机会。</w:t>
+      </w:r>
+    </w:p>
+    <w:p>
+      <w:pPr>
+        <w:pStyle w:val="3"/>
+        <w:rPr>
+          <w:rFonts w:hint="eastAsia"/>
+        </w:rPr>
+      </w:pPr>
+      <w:r>
+        <w:rPr>
+          <w:rFonts w:hint="eastAsia"/>
+        </w:rPr>
+        <w:lastRenderedPageBreak/>
+        <w:t>Close Reading</w:t>
+      </w:r>
+      <w:r>
+        <w:rPr>
+          <w:rFonts w:hint="eastAsia"/>
+        </w:rPr>
+        <w:t>以后的抽样判断</w:t>
+      </w:r>
+    </w:p>
+    <w:p>
+      <w:pPr>
+        <w:rPr>
+          <w:rFonts w:hint="eastAsia"/>
+        </w:rPr>
+      </w:pPr>
       <w:r>
         <w:t>在正式分析开始后，再检查</w:t>
       </w:r>
@@ -2819,867 +3099,72 @@
       </w:r>
     </w:p>
     <w:p>
-      <w:pPr>
-        <w:rPr>
-          <w:rStyle w:val="a7"/>
-          <w:rFonts w:hint="eastAsia"/>
-          <w:b w:val="0"/>
-          <w:bCs w:val="0"/>
-          <w:i w:val="0"/>
-          <w:iCs w:val="0"/>
-          <w:color w:val="auto"/>
-        </w:rPr>
-      </w:pPr>
-    </w:p>
-    <w:p>
-      <w:pPr>
-        <w:rPr>
-          <w:rStyle w:val="a7"/>
-          <w:b w:val="0"/>
-          <w:bCs w:val="0"/>
-          <w:i w:val="0"/>
-          <w:iCs w:val="0"/>
-          <w:color w:val="auto"/>
-        </w:rPr>
-      </w:pPr>
-    </w:p>
-    <w:p>
-      <w:pPr>
-        <w:rPr>
-          <w:rStyle w:val="a7"/>
-          <w:rFonts w:hint="eastAsia"/>
-          <w:b w:val="0"/>
-          <w:bCs w:val="0"/>
-          <w:i w:val="0"/>
-          <w:iCs w:val="0"/>
-          <w:color w:val="auto"/>
-        </w:rPr>
-      </w:pPr>
-    </w:p>
-    <w:p>
-      <w:pPr>
-        <w:rPr>
-          <w:rFonts w:hint="eastAsia"/>
-        </w:rPr>
-      </w:pPr>
-    </w:p>
-    <w:p>
-      <w:pPr>
-        <w:rPr>
-          <w:rFonts w:hint="eastAsia"/>
-        </w:rPr>
-      </w:pPr>
-    </w:p>
-    <w:p>
-      <w:pPr>
-        <w:rPr>
-          <w:rStyle w:val="a7"/>
-        </w:rPr>
-      </w:pPr>
-      <w:r>
-        <w:rPr>
-          <w:rStyle w:val="a7"/>
-          <w:rFonts w:hint="eastAsia"/>
-        </w:rPr>
-        <w:t>这个任务放在了</w:t>
-      </w:r>
-      <w:r>
-        <w:rPr>
-          <w:rStyle w:val="a7"/>
-          <w:rFonts w:hint="eastAsia"/>
-        </w:rPr>
-        <w:t>pilot coding</w:t>
-      </w:r>
-      <w:r>
-        <w:rPr>
-          <w:rStyle w:val="a7"/>
-        </w:rPr>
-        <w:t>和</w:t>
-      </w:r>
-      <w:r>
-        <w:rPr>
-          <w:rStyle w:val="a7"/>
-        </w:rPr>
-        <w:t>validation</w:t>
-      </w:r>
-      <w:r>
-        <w:rPr>
-          <w:rStyle w:val="a7"/>
-          <w:rFonts w:hint="eastAsia"/>
-        </w:rPr>
-        <w:t xml:space="preserve"> </w:t>
-      </w:r>
-      <w:r>
-        <w:rPr>
-          <w:rStyle w:val="a7"/>
-        </w:rPr>
-        <w:t>coding</w:t>
-      </w:r>
-      <w:r>
-        <w:rPr>
-          <w:rStyle w:val="a7"/>
-          <w:rFonts w:hint="eastAsia"/>
-        </w:rPr>
-        <w:t>时期</w:t>
-      </w:r>
-      <w:r>
-        <w:rPr>
-          <w:rStyle w:val="a7"/>
-          <w:rFonts w:hint="eastAsia"/>
-        </w:rPr>
-        <w:t>：</w:t>
-      </w:r>
-    </w:p>
-    <w:tbl>
-      <w:tblPr>
-        <w:tblStyle w:val="af3"/>
-        <w:tblW w:w="0" w:type="auto"/>
-        <w:tblLook w:val="04A0" w:firstRow="1" w:lastRow="0" w:firstColumn="1" w:lastColumn="0" w:noHBand="0" w:noVBand="1"/>
-      </w:tblPr>
-      <w:tblGrid>
-        <w:gridCol w:w="2972"/>
-        <w:gridCol w:w="6378"/>
-      </w:tblGrid>
-      <w:tr>
-        <w:tc>
-          <w:tcPr>
-            <w:tcW w:w="2972" w:type="dxa"/>
-            <w:shd w:val="clear" w:color="auto" w:fill="FCE4D6"/>
-          </w:tcPr>
-          <w:p>
-            <w:pPr>
-              <w:rPr>
-                <w:rStyle w:val="a7"/>
-                <w:i w:val="0"/>
-                <w:iCs w:val="0"/>
-                <w:color w:val="auto"/>
-              </w:rPr>
-            </w:pPr>
-            <w:r>
-              <w:rPr>
-                <w:rStyle w:val="a7"/>
-                <w:rFonts w:hint="eastAsia"/>
-                <w:i w:val="0"/>
-                <w:iCs w:val="0"/>
-                <w:color w:val="auto"/>
-              </w:rPr>
-              <w:t>时期</w:t>
-            </w:r>
-          </w:p>
-        </w:tc>
-        <w:tc>
-          <w:tcPr>
-            <w:tcW w:w="6378" w:type="dxa"/>
-            <w:shd w:val="clear" w:color="auto" w:fill="FCE4D6"/>
-          </w:tcPr>
-          <w:p>
-            <w:pPr>
-              <w:rPr>
-                <w:rStyle w:val="a7"/>
-                <w:i w:val="0"/>
-                <w:iCs w:val="0"/>
-                <w:color w:val="auto"/>
-              </w:rPr>
-            </w:pPr>
-            <w:r>
-              <w:rPr>
-                <w:rStyle w:val="a7"/>
-                <w:rFonts w:hint="eastAsia"/>
-                <w:i w:val="0"/>
-                <w:iCs w:val="0"/>
-                <w:color w:val="auto"/>
-              </w:rPr>
-              <w:t>干什么</w:t>
-            </w:r>
-          </w:p>
-        </w:tc>
-      </w:tr>
-      <w:tr>
-        <w:tc>
-          <w:tcPr>
-            <w:tcW w:w="2972" w:type="dxa"/>
-            <w:vMerge w:val="restart"/>
-          </w:tcPr>
-          <w:p>
-            <w:pPr>
-              <w:rPr>
-                <w:rStyle w:val="a7"/>
-                <w:rFonts w:hint="eastAsia"/>
-                <w:b w:val="0"/>
-                <w:bCs w:val="0"/>
-                <w:i w:val="0"/>
-                <w:iCs w:val="0"/>
-                <w:color w:val="auto"/>
-              </w:rPr>
-            </w:pPr>
-            <w:r>
-              <w:rPr>
-                <w:rStyle w:val="a7"/>
-                <w:b w:val="0"/>
-                <w:bCs w:val="0"/>
-                <w:i w:val="0"/>
-                <w:iCs w:val="0"/>
-                <w:color w:val="auto"/>
-              </w:rPr>
-              <w:t>pilot</w:t>
-            </w:r>
-            <w:r>
-              <w:rPr>
-                <w:rStyle w:val="a7"/>
-                <w:rFonts w:hint="eastAsia"/>
-                <w:b w:val="0"/>
-                <w:bCs w:val="0"/>
-                <w:i w:val="0"/>
-                <w:iCs w:val="0"/>
-                <w:color w:val="auto"/>
-              </w:rPr>
-              <w:t xml:space="preserve"> coding</w:t>
-            </w:r>
-          </w:p>
-        </w:tc>
-        <w:tc>
-          <w:tcPr>
-            <w:tcW w:w="6378" w:type="dxa"/>
-          </w:tcPr>
-          <w:p>
-            <w:pPr>
-              <w:rPr>
-                <w:rStyle w:val="a7"/>
-                <w:rFonts w:hint="eastAsia"/>
-                <w:b w:val="0"/>
-                <w:bCs w:val="0"/>
-                <w:i w:val="0"/>
-                <w:iCs w:val="0"/>
-                <w:color w:val="auto"/>
-              </w:rPr>
-            </w:pPr>
-            <w:r>
-              <w:rPr>
-                <w:rStyle w:val="a7"/>
-                <w:rFonts w:hint="eastAsia"/>
-                <w:i w:val="0"/>
-                <w:iCs w:val="0"/>
-                <w:color w:val="auto"/>
-              </w:rPr>
-              <w:t>和</w:t>
-            </w:r>
-            <w:r>
-              <w:rPr>
-                <w:rStyle w:val="a7"/>
-                <w:rFonts w:hint="eastAsia"/>
-                <w:i w:val="0"/>
-                <w:iCs w:val="0"/>
-                <w:color w:val="auto"/>
-              </w:rPr>
-              <w:t>AI</w:t>
-            </w:r>
-            <w:r>
-              <w:rPr>
-                <w:rStyle w:val="a7"/>
-                <w:rFonts w:hint="eastAsia"/>
-                <w:i w:val="0"/>
-                <w:iCs w:val="0"/>
-                <w:color w:val="auto"/>
-              </w:rPr>
-              <w:t>协作出一份</w:t>
-            </w:r>
-            <w:r>
-              <w:rPr>
-                <w:rStyle w:val="a7"/>
-                <w:rFonts w:hint="eastAsia"/>
-                <w:i w:val="0"/>
-                <w:iCs w:val="0"/>
-                <w:color w:val="auto"/>
-              </w:rPr>
-              <w:t>coding manual</w:t>
-            </w:r>
-            <w:r>
-              <w:rPr>
-                <w:rStyle w:val="a7"/>
-                <w:rFonts w:hint="eastAsia"/>
-                <w:b w:val="0"/>
-                <w:bCs w:val="0"/>
-                <w:i w:val="0"/>
-                <w:iCs w:val="0"/>
-                <w:color w:val="auto"/>
-              </w:rPr>
-              <w:t>：第一步，作者自己出一份判断，</w:t>
-            </w:r>
-            <w:r>
-              <w:rPr>
-                <w:rStyle w:val="a7"/>
-                <w:rFonts w:hint="eastAsia"/>
-                <w:b w:val="0"/>
-                <w:bCs w:val="0"/>
-                <w:i w:val="0"/>
-                <w:iCs w:val="0"/>
-                <w:color w:val="auto"/>
-              </w:rPr>
-              <w:t>AI</w:t>
-            </w:r>
-            <w:r>
-              <w:rPr>
-                <w:rStyle w:val="a7"/>
-                <w:rFonts w:hint="eastAsia"/>
-                <w:b w:val="0"/>
-                <w:bCs w:val="0"/>
-                <w:i w:val="0"/>
-                <w:iCs w:val="0"/>
-                <w:color w:val="auto"/>
-              </w:rPr>
-              <w:t>出一份判断，并且让</w:t>
-            </w:r>
-            <w:r>
-              <w:rPr>
-                <w:rStyle w:val="a7"/>
-                <w:rFonts w:hint="eastAsia"/>
-                <w:b w:val="0"/>
-                <w:bCs w:val="0"/>
-                <w:i w:val="0"/>
-                <w:iCs w:val="0"/>
-                <w:color w:val="auto"/>
-              </w:rPr>
-              <w:t>AI</w:t>
-            </w:r>
-            <w:r>
-              <w:rPr>
-                <w:rStyle w:val="a7"/>
-                <w:rFonts w:hint="eastAsia"/>
-                <w:b w:val="0"/>
-                <w:bCs w:val="0"/>
-                <w:i w:val="0"/>
-                <w:iCs w:val="0"/>
-                <w:color w:val="auto"/>
-              </w:rPr>
-              <w:t>说出自己混淆的地方在哪里。第二</w:t>
-            </w:r>
-            <w:r>
-              <w:rPr>
-                <w:rStyle w:val="a7"/>
-                <w:rFonts w:hint="eastAsia"/>
-                <w:b w:val="0"/>
-                <w:bCs w:val="0"/>
-                <w:i w:val="0"/>
-                <w:iCs w:val="0"/>
-                <w:color w:val="auto"/>
-              </w:rPr>
-              <w:lastRenderedPageBreak/>
-              <w:t>步，在有出现人机分歧的时候，作者先让</w:t>
-            </w:r>
-            <w:r>
-              <w:rPr>
-                <w:rStyle w:val="a7"/>
-                <w:rFonts w:hint="eastAsia"/>
-                <w:b w:val="0"/>
-                <w:bCs w:val="0"/>
-                <w:i w:val="0"/>
-                <w:iCs w:val="0"/>
-                <w:color w:val="auto"/>
-              </w:rPr>
-              <w:t xml:space="preserve"> AI</w:t>
-            </w:r>
-            <w:r>
-              <w:rPr>
-                <w:rStyle w:val="a7"/>
-                <w:rFonts w:hint="eastAsia"/>
-                <w:b w:val="0"/>
-                <w:bCs w:val="0"/>
-                <w:i w:val="0"/>
-                <w:iCs w:val="0"/>
-                <w:color w:val="auto"/>
-              </w:rPr>
-              <w:t>给出依据，如果还有分歧，继续讨论。第三步，假如作者坚定地认为自己正确，作者会让</w:t>
-            </w:r>
-            <w:r>
-              <w:rPr>
-                <w:rStyle w:val="a7"/>
-                <w:rFonts w:hint="eastAsia"/>
-                <w:b w:val="0"/>
-                <w:bCs w:val="0"/>
-                <w:i w:val="0"/>
-                <w:iCs w:val="0"/>
-                <w:color w:val="auto"/>
-              </w:rPr>
-              <w:t>AI</w:t>
-            </w:r>
-            <w:r>
-              <w:rPr>
-                <w:rStyle w:val="a7"/>
-                <w:rFonts w:hint="eastAsia"/>
-                <w:b w:val="0"/>
-                <w:bCs w:val="0"/>
-                <w:i w:val="0"/>
-                <w:iCs w:val="0"/>
-                <w:color w:val="auto"/>
-              </w:rPr>
-              <w:t>给出自己的依据并让</w:t>
-            </w:r>
-            <w:r>
-              <w:rPr>
-                <w:rStyle w:val="a7"/>
-                <w:rFonts w:hint="eastAsia"/>
-                <w:b w:val="0"/>
-                <w:bCs w:val="0"/>
-                <w:i w:val="0"/>
-                <w:iCs w:val="0"/>
-                <w:color w:val="auto"/>
-              </w:rPr>
-              <w:t>AI</w:t>
-            </w:r>
-            <w:r>
-              <w:rPr>
-                <w:rStyle w:val="a7"/>
-                <w:rFonts w:hint="eastAsia"/>
-                <w:b w:val="0"/>
-                <w:bCs w:val="0"/>
-                <w:i w:val="0"/>
-                <w:iCs w:val="0"/>
-                <w:color w:val="auto"/>
-              </w:rPr>
-              <w:t>回答刚才混淆的地方再哪里，最后由作者改进</w:t>
-            </w:r>
-            <w:r>
-              <w:rPr>
-                <w:rStyle w:val="a7"/>
-                <w:rFonts w:hint="eastAsia"/>
-                <w:b w:val="0"/>
-                <w:bCs w:val="0"/>
-                <w:i w:val="0"/>
-                <w:iCs w:val="0"/>
-                <w:color w:val="auto"/>
-              </w:rPr>
-              <w:t>manual</w:t>
-            </w:r>
-          </w:p>
-        </w:tc>
-      </w:tr>
-      <w:tr>
-        <w:tc>
-          <w:tcPr>
-            <w:tcW w:w="2972" w:type="dxa"/>
-            <w:vMerge/>
-          </w:tcPr>
-          <w:p>
-            <w:pPr>
-              <w:rPr>
-                <w:rStyle w:val="a7"/>
-                <w:b w:val="0"/>
-                <w:bCs w:val="0"/>
-                <w:i w:val="0"/>
-                <w:iCs w:val="0"/>
-                <w:color w:val="auto"/>
-              </w:rPr>
-            </w:pPr>
-          </w:p>
-        </w:tc>
-        <w:tc>
-          <w:tcPr>
-            <w:tcW w:w="6378" w:type="dxa"/>
-          </w:tcPr>
-          <w:p>
-            <w:pPr>
-              <w:rPr>
-                <w:rStyle w:val="a7"/>
-                <w:rFonts w:hint="eastAsia"/>
-                <w:b w:val="0"/>
-                <w:bCs w:val="0"/>
-                <w:i w:val="0"/>
-                <w:iCs w:val="0"/>
-                <w:color w:val="auto"/>
-              </w:rPr>
-            </w:pPr>
-            <w:r>
-              <w:rPr>
-                <w:rStyle w:val="a7"/>
-                <w:rFonts w:hint="eastAsia"/>
-                <w:i w:val="0"/>
-                <w:iCs w:val="0"/>
-                <w:color w:val="auto"/>
-              </w:rPr>
-              <w:t>执行</w:t>
-            </w:r>
-            <w:r>
-              <w:rPr>
-                <w:rStyle w:val="a7"/>
-                <w:rFonts w:hint="eastAsia"/>
-                <w:i w:val="0"/>
-                <w:iCs w:val="0"/>
-                <w:color w:val="auto"/>
-              </w:rPr>
-              <w:t>read data</w:t>
-            </w:r>
-            <w:r>
-              <w:rPr>
-                <w:rStyle w:val="a7"/>
-                <w:rFonts w:hint="eastAsia"/>
-                <w:i w:val="0"/>
-                <w:iCs w:val="0"/>
-                <w:color w:val="auto"/>
-              </w:rPr>
-              <w:t>阶段：</w:t>
-            </w:r>
-            <w:r>
-              <w:rPr>
-                <w:rStyle w:val="a7"/>
-                <w:rFonts w:hint="eastAsia"/>
-                <w:b w:val="0"/>
-                <w:bCs w:val="0"/>
-                <w:i w:val="0"/>
-                <w:iCs w:val="0"/>
-                <w:color w:val="auto"/>
-              </w:rPr>
-              <w:t>熟悉</w:t>
-            </w:r>
-            <w:r>
-              <w:rPr>
-                <w:rStyle w:val="a7"/>
-                <w:rFonts w:hint="eastAsia"/>
-                <w:b w:val="0"/>
-                <w:bCs w:val="0"/>
-                <w:i w:val="0"/>
-                <w:iCs w:val="0"/>
-                <w:color w:val="auto"/>
-              </w:rPr>
-              <w:t>DP</w:t>
-            </w:r>
-            <w:r>
-              <w:rPr>
-                <w:rStyle w:val="a7"/>
-                <w:rFonts w:hint="eastAsia"/>
-                <w:b w:val="0"/>
-                <w:bCs w:val="0"/>
-                <w:i w:val="0"/>
-                <w:iCs w:val="0"/>
-                <w:color w:val="auto"/>
-              </w:rPr>
-              <w:t>视角，大概了解每篇帖子的内容和组织</w:t>
-            </w:r>
-            <w:r>
-              <w:rPr>
-                <w:rStyle w:val="a7"/>
-                <w:rFonts w:hint="eastAsia"/>
-                <w:b w:val="0"/>
-                <w:bCs w:val="0"/>
-                <w:i w:val="0"/>
-                <w:iCs w:val="0"/>
-                <w:color w:val="auto"/>
-              </w:rPr>
-              <w:t>，自称的发</w:t>
-            </w:r>
-            <w:proofErr w:type="gramStart"/>
-            <w:r>
-              <w:rPr>
-                <w:rStyle w:val="a7"/>
-                <w:rFonts w:hint="eastAsia"/>
-                <w:b w:val="0"/>
-                <w:bCs w:val="0"/>
-                <w:i w:val="0"/>
-                <w:iCs w:val="0"/>
-                <w:color w:val="auto"/>
-              </w:rPr>
-              <w:t>帖目的</w:t>
-            </w:r>
-            <w:proofErr w:type="gramEnd"/>
-            <w:r>
-              <w:rPr>
-                <w:rStyle w:val="a7"/>
-                <w:rFonts w:hint="eastAsia"/>
-                <w:b w:val="0"/>
-                <w:bCs w:val="0"/>
-                <w:i w:val="0"/>
-                <w:iCs w:val="0"/>
-                <w:color w:val="auto"/>
-              </w:rPr>
-              <w:t>是什么</w:t>
-            </w:r>
-          </w:p>
-        </w:tc>
-      </w:tr>
-      <w:tr>
-        <w:tc>
-          <w:tcPr>
-            <w:tcW w:w="2972" w:type="dxa"/>
-          </w:tcPr>
-          <w:p>
-            <w:pPr>
-              <w:rPr>
-                <w:rStyle w:val="a7"/>
-                <w:rFonts w:hint="eastAsia"/>
-                <w:b w:val="0"/>
-                <w:bCs w:val="0"/>
-                <w:i w:val="0"/>
-                <w:iCs w:val="0"/>
-                <w:color w:val="auto"/>
-              </w:rPr>
-            </w:pPr>
-            <w:r>
-              <w:rPr>
-                <w:rStyle w:val="a7"/>
-                <w:rFonts w:hint="eastAsia"/>
-                <w:b w:val="0"/>
-                <w:bCs w:val="0"/>
-                <w:i w:val="0"/>
-                <w:iCs w:val="0"/>
-                <w:color w:val="auto"/>
-              </w:rPr>
-              <w:t>validation coding</w:t>
-            </w:r>
-          </w:p>
-        </w:tc>
-        <w:tc>
-          <w:tcPr>
-            <w:tcW w:w="6378" w:type="dxa"/>
-          </w:tcPr>
-          <w:p>
-            <w:pPr>
-              <w:rPr>
-                <w:rStyle w:val="a7"/>
-                <w:rFonts w:hint="eastAsia"/>
-                <w:i w:val="0"/>
-                <w:iCs w:val="0"/>
-                <w:color w:val="auto"/>
-              </w:rPr>
-            </w:pPr>
-            <w:r>
-              <w:rPr>
-                <w:rStyle w:val="a7"/>
-                <w:rFonts w:hint="eastAsia"/>
-                <w:i w:val="0"/>
-                <w:iCs w:val="0"/>
-                <w:color w:val="auto"/>
-              </w:rPr>
-              <w:t>执行</w:t>
-            </w:r>
-            <w:r>
-              <w:rPr>
-                <w:rStyle w:val="a7"/>
-                <w:rFonts w:hint="eastAsia"/>
-                <w:i w:val="0"/>
-                <w:iCs w:val="0"/>
-                <w:color w:val="auto"/>
-              </w:rPr>
-              <w:t>read data</w:t>
-            </w:r>
-            <w:r>
-              <w:rPr>
-                <w:rStyle w:val="a7"/>
-                <w:rFonts w:hint="eastAsia"/>
-                <w:i w:val="0"/>
-                <w:iCs w:val="0"/>
-                <w:color w:val="auto"/>
-              </w:rPr>
-              <w:t>阶段：</w:t>
-            </w:r>
-            <w:r>
-              <w:rPr>
-                <w:rStyle w:val="a7"/>
-                <w:rFonts w:hint="eastAsia"/>
-                <w:b w:val="0"/>
-                <w:bCs w:val="0"/>
-                <w:i w:val="0"/>
-                <w:iCs w:val="0"/>
-                <w:color w:val="auto"/>
-              </w:rPr>
-              <w:t>熟悉</w:t>
-            </w:r>
-            <w:r>
-              <w:rPr>
-                <w:rStyle w:val="a7"/>
-                <w:rFonts w:hint="eastAsia"/>
-                <w:b w:val="0"/>
-                <w:bCs w:val="0"/>
-                <w:i w:val="0"/>
-                <w:iCs w:val="0"/>
-                <w:color w:val="auto"/>
-              </w:rPr>
-              <w:t>DP</w:t>
-            </w:r>
-            <w:r>
-              <w:rPr>
-                <w:rStyle w:val="a7"/>
-                <w:rFonts w:hint="eastAsia"/>
-                <w:b w:val="0"/>
-                <w:bCs w:val="0"/>
-                <w:i w:val="0"/>
-                <w:iCs w:val="0"/>
-                <w:color w:val="auto"/>
-              </w:rPr>
-              <w:t>视角，大概了解每篇帖子的内容和组织</w:t>
-            </w:r>
-            <w:r>
-              <w:rPr>
-                <w:rStyle w:val="a7"/>
-                <w:rFonts w:hint="eastAsia"/>
-                <w:b w:val="0"/>
-                <w:bCs w:val="0"/>
-                <w:i w:val="0"/>
-                <w:iCs w:val="0"/>
-                <w:color w:val="auto"/>
-              </w:rPr>
-              <w:t>，自称的发</w:t>
-            </w:r>
-            <w:proofErr w:type="gramStart"/>
-            <w:r>
-              <w:rPr>
-                <w:rStyle w:val="a7"/>
-                <w:rFonts w:hint="eastAsia"/>
-                <w:b w:val="0"/>
-                <w:bCs w:val="0"/>
-                <w:i w:val="0"/>
-                <w:iCs w:val="0"/>
-                <w:color w:val="auto"/>
-              </w:rPr>
-              <w:t>帖目的</w:t>
-            </w:r>
-            <w:proofErr w:type="gramEnd"/>
-            <w:r>
-              <w:rPr>
-                <w:rStyle w:val="a7"/>
-                <w:rFonts w:hint="eastAsia"/>
-                <w:b w:val="0"/>
-                <w:bCs w:val="0"/>
-                <w:i w:val="0"/>
-                <w:iCs w:val="0"/>
-                <w:color w:val="auto"/>
-              </w:rPr>
-              <w:t>是什么</w:t>
-            </w:r>
-          </w:p>
-        </w:tc>
-      </w:tr>
-      <w:tr>
-        <w:tc>
-          <w:tcPr>
-            <w:tcW w:w="2972" w:type="dxa"/>
-          </w:tcPr>
-          <w:p>
-            <w:pPr>
-              <w:rPr>
-                <w:rStyle w:val="a7"/>
-                <w:rFonts w:hint="eastAsia"/>
-                <w:b w:val="0"/>
-                <w:bCs w:val="0"/>
-                <w:i w:val="0"/>
-                <w:iCs w:val="0"/>
-                <w:color w:val="auto"/>
-              </w:rPr>
-            </w:pPr>
-            <w:r>
-              <w:rPr>
-                <w:rStyle w:val="a7"/>
-                <w:rFonts w:hint="eastAsia"/>
-                <w:b w:val="0"/>
-                <w:bCs w:val="0"/>
-                <w:i w:val="0"/>
-                <w:iCs w:val="0"/>
-                <w:color w:val="auto"/>
-              </w:rPr>
-              <w:t>精读每篇帖子</w:t>
-            </w:r>
-          </w:p>
-        </w:tc>
-        <w:tc>
-          <w:tcPr>
-            <w:tcW w:w="6378" w:type="dxa"/>
-          </w:tcPr>
-          <w:p>
-            <w:pPr>
-              <w:rPr>
-                <w:rStyle w:val="a7"/>
-                <w:rFonts w:hint="eastAsia"/>
-                <w:b w:val="0"/>
-                <w:bCs w:val="0"/>
-                <w:i w:val="0"/>
-                <w:iCs w:val="0"/>
-                <w:color w:val="auto"/>
-              </w:rPr>
-            </w:pPr>
-            <w:r>
-              <w:rPr>
-                <w:rStyle w:val="a7"/>
-                <w:rFonts w:hint="eastAsia"/>
-                <w:i w:val="0"/>
-                <w:iCs w:val="0"/>
-                <w:color w:val="auto"/>
-              </w:rPr>
-              <w:t>综合执行</w:t>
-            </w:r>
-            <w:r>
-              <w:rPr>
-                <w:rStyle w:val="a7"/>
-                <w:rFonts w:hint="eastAsia"/>
-                <w:i w:val="0"/>
-                <w:iCs w:val="0"/>
-                <w:color w:val="auto"/>
-              </w:rPr>
-              <w:t xml:space="preserve">read </w:t>
-            </w:r>
-            <w:r>
-              <w:rPr>
-                <w:rStyle w:val="a7"/>
-                <w:rFonts w:hint="eastAsia"/>
-                <w:i w:val="0"/>
-                <w:iCs w:val="0"/>
-                <w:color w:val="auto"/>
-              </w:rPr>
-              <w:t>和</w:t>
-            </w:r>
-            <w:r>
-              <w:rPr>
-                <w:rStyle w:val="a7"/>
-                <w:rFonts w:hint="eastAsia"/>
-                <w:i w:val="0"/>
-                <w:iCs w:val="0"/>
-                <w:color w:val="auto"/>
-              </w:rPr>
-              <w:t>describe data</w:t>
-            </w:r>
-            <w:r>
-              <w:rPr>
-                <w:rStyle w:val="a7"/>
-                <w:rFonts w:hint="eastAsia"/>
-                <w:i w:val="0"/>
-                <w:iCs w:val="0"/>
-                <w:color w:val="auto"/>
-              </w:rPr>
-              <w:t>阶段</w:t>
-            </w:r>
-            <w:r>
-              <w:rPr>
-                <w:rStyle w:val="a7"/>
-                <w:rFonts w:hint="eastAsia"/>
-                <w:i w:val="0"/>
-                <w:iCs w:val="0"/>
-                <w:color w:val="auto"/>
-              </w:rPr>
-              <w:t xml:space="preserve"> </w:t>
-            </w:r>
-            <w:r>
-              <w:rPr>
-                <w:rStyle w:val="a7"/>
-                <w:rFonts w:hint="eastAsia"/>
-                <w:i w:val="0"/>
-                <w:iCs w:val="0"/>
-                <w:color w:val="auto"/>
-              </w:rPr>
-              <w:t>（停留在内容识别阶段）</w:t>
-            </w:r>
-            <w:r>
-              <w:rPr>
-                <w:rStyle w:val="a7"/>
-                <w:rFonts w:hint="eastAsia"/>
-                <w:b w:val="0"/>
-                <w:bCs w:val="0"/>
-                <w:i w:val="0"/>
-                <w:iCs w:val="0"/>
-                <w:color w:val="auto"/>
-              </w:rPr>
-              <w:t>：</w:t>
-            </w:r>
-          </w:p>
-        </w:tc>
-      </w:tr>
-    </w:tbl>
+      <w:r>
+        <w:rPr>
+          <w:rFonts w:hint="eastAsia"/>
+        </w:rPr>
+        <w:t>这个过程的目的：</w:t>
+      </w:r>
+    </w:p>
+    <w:p>
+      <w:r>
+        <w:rPr>
+          <w:rFonts w:hint="eastAsia"/>
+        </w:rPr>
+        <w:t xml:space="preserve">1. </w:t>
+      </w:r>
+      <w:r>
+        <w:rPr>
+          <w:rFonts w:hint="eastAsia"/>
+        </w:rPr>
+        <w:t>能够在</w:t>
+      </w:r>
+      <w:r>
+        <w:rPr>
+          <w:rFonts w:hint="eastAsia"/>
+        </w:rPr>
+        <w:t>DP</w:t>
+      </w:r>
+      <w:r>
+        <w:rPr>
+          <w:rFonts w:hint="eastAsia"/>
+        </w:rPr>
+        <w:t>的方法论定义的范围内检查是否覆盖了足够的语料，这也是决定结论是否坚实的必要前提</w:t>
+      </w:r>
+      <w:r>
+        <w:rPr>
+          <w:rFonts w:hint="eastAsia"/>
+        </w:rPr>
+        <w:t>。在充分经历找出议题到找出实例的过程以后，看看是否真的穷尽，在哪种程度上穷尽</w:t>
+      </w:r>
+    </w:p>
+    <w:p>
+      <w:pPr>
+        <w:rPr>
+          <w:rFonts w:hint="eastAsia"/>
+        </w:rPr>
+      </w:pPr>
+      <w:r>
+        <w:rPr>
+          <w:rFonts w:hint="eastAsia"/>
+        </w:rPr>
+        <w:t xml:space="preserve">2. </w:t>
+      </w:r>
+      <w:proofErr w:type="gramStart"/>
+      <w:r>
+        <w:rPr>
+          <w:rFonts w:hint="eastAsia"/>
+        </w:rPr>
+        <w:t>检查“</w:t>
+      </w:r>
+      <w:proofErr w:type="gramEnd"/>
+      <w:r>
+        <w:rPr>
+          <w:rFonts w:hint="eastAsia"/>
+        </w:rPr>
+        <w:t>抽样直觉”和实际的匹配程度，侧面回答是否足够覆盖议题和实例</w:t>
+      </w:r>
+    </w:p>
     <w:p>
       <w:pPr>
         <w:rPr>
@@ -3695,7 +3180,19 @@
         <w:rPr>
           <w:rFonts w:hint="eastAsia"/>
         </w:rPr>
+        <w:t xml:space="preserve">3. </w:t>
+      </w:r>
+      <w:r>
+        <w:rPr>
+          <w:rFonts w:hint="eastAsia"/>
+        </w:rPr>
         <w:t>我的研究的资料是什么情况</w:t>
+      </w:r>
+      <w:r>
+        <w:rPr>
+          <w:rFonts w:hint="eastAsia"/>
+        </w:rPr>
+        <w:t>（抽样策略）</w:t>
       </w:r>
     </w:p>
     <w:p>
@@ -4544,6 +4041,7 @@
               <w:rPr>
                 <w:rFonts w:hint="eastAsia"/>
               </w:rPr>
+              <w:lastRenderedPageBreak/>
               <w:t>Source</w:t>
             </w:r>
             <w:r>
@@ -4673,6 +4171,7 @@
               <w:rPr>
                 <w:rFonts w:hint="eastAsia"/>
               </w:rPr>
+              <w:lastRenderedPageBreak/>
               <w:t>PE</w:t>
             </w:r>
             <w:r>
@@ -4691,14 +4190,7 @@
               <w:rPr>
                 <w:rFonts w:hint="eastAsia"/>
               </w:rPr>
-              <w:t>系的提</w:t>
-            </w:r>
-            <w:r>
-              <w:rPr>
-                <w:rFonts w:hint="eastAsia"/>
-              </w:rPr>
-              <w:lastRenderedPageBreak/>
-              <w:t>到对</w:t>
+              <w:t>系的提到对</w:t>
             </w:r>
             <w:r>
               <w:rPr>
@@ -6049,6 +5541,7 @@
               <w:rPr>
                 <w:rFonts w:hint="eastAsia"/>
               </w:rPr>
+              <w:lastRenderedPageBreak/>
               <w:t>非</w:t>
             </w:r>
             <w:r>
@@ -6240,7 +5733,6 @@
         <w:rPr>
           <w:rFonts w:hint="eastAsia"/>
         </w:rPr>
-        <w:lastRenderedPageBreak/>
         <w:t>r/</w:t>
       </w:r>
       <w:proofErr w:type="spellStart"/>
@@ -6789,7 +6281,6 @@
         <w:t>全部纳入</w:t>
       </w:r>
     </w:p>
-    <w:p/>
     <w:p>
       <w:pPr>
         <w:pStyle w:val="1"/>

--- a/docs/rationale_memo.docx
+++ b/docs/rationale_memo.docx
@@ -406,9 +406,6 @@
     <w:p>
       <w:pPr>
         <w:pStyle w:val="1"/>
-        <w:rPr>
-          <w:rFonts w:hint="eastAsia"/>
-        </w:rPr>
       </w:pPr>
       <w:r>
         <w:rPr>
@@ -684,7 +681,6 @@
       <w:pPr>
         <w:rPr>
           <w:rStyle w:val="a7"/>
-          <w:rFonts w:hint="eastAsia"/>
           <w:b w:val="0"/>
           <w:bCs w:val="0"/>
           <w:i w:val="0"/>
@@ -923,15 +919,7 @@
           <w:rFonts w:hint="eastAsia"/>
           <w:color w:val="auto"/>
         </w:rPr>
-        <w:t>Describe</w:t>
-      </w:r>
-      <w:r>
-        <w:rPr>
-          <w:rStyle w:val="a7"/>
-          <w:rFonts w:hint="eastAsia"/>
-          <w:color w:val="auto"/>
-        </w:rPr>
-        <w:t xml:space="preserve"> the data</w:t>
+        <w:t>Describe the data</w:t>
       </w:r>
     </w:p>
     <w:p>
@@ -955,19 +943,7 @@
           <w:iCs w:val="0"/>
           <w:color w:val="auto"/>
         </w:rPr>
-        <w:t>这个阶段</w:t>
-      </w:r>
-      <w:r>
-        <w:rPr>
-          <w:rStyle w:val="a7"/>
-          <w:rFonts w:hint="eastAsia"/>
-          <w:b w:val="0"/>
-          <w:bCs w:val="0"/>
-          <w:i w:val="0"/>
-          <w:iCs w:val="0"/>
-          <w:color w:val="auto"/>
-        </w:rPr>
-        <w:t>开始做笔记。第一阶段的存在允许我们在第二阶段验证我们在第一段时期的想法。第二阶段的存在又可以帮助我们避免对文本做过度假设。</w:t>
+        <w:t>这个阶段开始做笔记。第一阶段的存在允许我们在第二阶段验证我们在第一段时期的想法。第二阶段的存在又可以帮助我们避免对文本做过度假设。</w:t>
       </w:r>
     </w:p>
     <w:p>
@@ -2049,7 +2025,6 @@
       <w:pPr>
         <w:rPr>
           <w:rStyle w:val="a7"/>
-          <w:rFonts w:hint="eastAsia"/>
           <w:b w:val="0"/>
           <w:bCs w:val="0"/>
           <w:i w:val="0"/>
@@ -2097,7 +2072,6 @@
       <w:pPr>
         <w:rPr>
           <w:rStyle w:val="a7"/>
-          <w:rFonts w:hint="eastAsia"/>
           <w:b w:val="0"/>
           <w:bCs w:val="0"/>
           <w:i w:val="0"/>
@@ -2155,11 +2129,6 @@
       </w:r>
     </w:p>
     <w:p>
-      <w:pPr>
-        <w:rPr>
-          <w:rFonts w:hint="eastAsia"/>
-        </w:rPr>
-      </w:pPr>
       <w:r>
         <w:rPr>
           <w:rFonts w:hint="eastAsia"/>
@@ -2256,7 +2225,6 @@
       <w:pPr>
         <w:rPr>
           <w:rStyle w:val="a7"/>
-          <w:rFonts w:hint="eastAsia"/>
         </w:rPr>
       </w:pPr>
       <w:r>
@@ -2635,9 +2603,6 @@
     <w:p>
       <w:pPr>
         <w:ind w:firstLine="360"/>
-        <w:rPr>
-          <w:rFonts w:hint="eastAsia"/>
-        </w:rPr>
       </w:pPr>
       <w:r>
         <w:rPr>
@@ -2667,15 +2632,18 @@
     <w:p>
       <w:pPr>
         <w:pStyle w:val="2"/>
-        <w:rPr>
-          <w:rFonts w:hint="eastAsia"/>
-        </w:rPr>
-      </w:pPr>
-      <w:r>
-        <w:rPr>
-          <w:rFonts w:hint="eastAsia"/>
-        </w:rPr>
-        <w:t xml:space="preserve">2. </w:t>
+      </w:pPr>
+      <w:r>
+        <w:rPr>
+          <w:rFonts w:hint="eastAsia"/>
+        </w:rPr>
+        <w:t>3</w:t>
+      </w:r>
+      <w:r>
+        <w:rPr>
+          <w:rFonts w:hint="eastAsia"/>
+        </w:rPr>
+        <w:t xml:space="preserve">. </w:t>
       </w:r>
       <w:r>
         <w:rPr>
@@ -2684,10 +2652,6 @@
         <w:t>抽样执行步骤</w:t>
       </w:r>
     </w:p>
-    <w:p/>
-    <w:p/>
-    <w:p/>
-    <w:p/>
     <w:p>
       <w:r>
         <w:t>这个任务放在</w:t>
@@ -2713,6 +2677,7 @@
         <w:rPr>
           <w:rFonts w:hint="eastAsia"/>
         </w:rPr>
+        <w:lastRenderedPageBreak/>
         <w:t>第</w:t>
       </w:r>
       <w:r>
@@ -2751,11 +2716,6 @@
       </w:r>
     </w:p>
     <w:p>
-      <w:pPr>
-        <w:rPr>
-          <w:rFonts w:hint="eastAsia"/>
-        </w:rPr>
-      </w:pPr>
       <w:r>
         <w:rPr>
           <w:rFonts w:hint="eastAsia"/>
@@ -2821,11 +2781,6 @@
       </w:r>
     </w:p>
     <w:p>
-      <w:pPr>
-        <w:rPr>
-          <w:rFonts w:hint="eastAsia"/>
-        </w:rPr>
-      </w:pPr>
       <w:r>
         <w:rPr>
           <w:rFonts w:hint="eastAsia"/>
@@ -2846,11 +2801,6 @@
       </w:r>
     </w:p>
     <w:p>
-      <w:pPr>
-        <w:rPr>
-          <w:rFonts w:hint="eastAsia"/>
-        </w:rPr>
-      </w:pPr>
       <w:r>
         <w:rPr>
           <w:rStyle w:val="3Char"/>
@@ -2918,10 +2868,30 @@
           <w:b/>
           <w:bCs/>
         </w:rPr>
-        <w:t>某一个维度</w:t>
-      </w:r>
-      <w:r>
-        <w:t>能够比较清楚地区分不同的表层内容，并记录每个维度具体对应什么差异</w:t>
+        <w:t>某一个维</w:t>
+      </w:r>
+      <w:proofErr w:type="gramStart"/>
+      <w:r>
+        <w:rPr>
+          <w:b/>
+          <w:bCs/>
+        </w:rPr>
+        <w:t>度</w:t>
+      </w:r>
+      <w:r>
+        <w:t>能够</w:t>
+      </w:r>
+      <w:proofErr w:type="gramEnd"/>
+      <w:r>
+        <w:t>比较清楚地区分不同的表层内容，并记录每个维</w:t>
+      </w:r>
+      <w:proofErr w:type="gramStart"/>
+      <w:r>
+        <w:t>度具体</w:t>
+      </w:r>
+      <w:proofErr w:type="gramEnd"/>
+      <w:r>
+        <w:t>对应什么差异</w:t>
       </w:r>
       <w:r>
         <w:br/>
@@ -2966,11 +2936,6 @@
       </w:r>
     </w:p>
     <w:p>
-      <w:pPr>
-        <w:rPr>
-          <w:rFonts w:hint="eastAsia"/>
-        </w:rPr>
-      </w:pPr>
       <w:r>
         <w:rPr>
           <w:rFonts w:hint="eastAsia"/>
@@ -2995,9 +2960,6 @@
     <w:p>
       <w:pPr>
         <w:pStyle w:val="3"/>
-        <w:rPr>
-          <w:rFonts w:hint="eastAsia"/>
-        </w:rPr>
       </w:pPr>
       <w:r>
         <w:rPr>
@@ -3058,59 +3020,51 @@
     <w:p>
       <w:pPr>
         <w:pStyle w:val="3"/>
-        <w:rPr>
-          <w:rFonts w:hint="eastAsia"/>
-        </w:rPr>
-      </w:pPr>
+      </w:pPr>
+      <w:r>
+        <w:rPr>
+          <w:rFonts w:hint="eastAsia"/>
+        </w:rPr>
+        <w:t>Close Reading</w:t>
+      </w:r>
+      <w:r>
+        <w:rPr>
+          <w:rFonts w:hint="eastAsia"/>
+        </w:rPr>
+        <w:t>以后的抽样判断</w:t>
+      </w:r>
+    </w:p>
+    <w:p>
+      <w:r>
+        <w:t>在正式分析开始后，再检查</w:t>
+      </w:r>
+      <w:r>
+        <w:t>fresh sample</w:t>
+      </w:r>
+      <w:r>
+        <w:t>中有多少帖子符合原来的表层规律，有多少是在原有规律上增加了新变体，有多少与原有规律冲突，以及有多少完全没有在</w:t>
+      </w:r>
+      <w:r>
+        <w:t>development materials</w:t>
+      </w:r>
+      <w:r>
+        <w:t>中出现过。</w:t>
+      </w:r>
+    </w:p>
+    <w:p>
+      <w:r>
+        <w:rPr>
+          <w:rFonts w:hint="eastAsia"/>
+        </w:rPr>
+        <w:t>这个过程的目的：</w:t>
+      </w:r>
+    </w:p>
+    <w:p>
       <w:r>
         <w:rPr>
           <w:rFonts w:hint="eastAsia"/>
         </w:rPr>
         <w:lastRenderedPageBreak/>
-        <w:t>Close Reading</w:t>
-      </w:r>
-      <w:r>
-        <w:rPr>
-          <w:rFonts w:hint="eastAsia"/>
-        </w:rPr>
-        <w:t>以后的抽样判断</w:t>
-      </w:r>
-    </w:p>
-    <w:p>
-      <w:pPr>
-        <w:rPr>
-          <w:rFonts w:hint="eastAsia"/>
-        </w:rPr>
-      </w:pPr>
-      <w:r>
-        <w:t>在正式分析开始后，再检查</w:t>
-      </w:r>
-      <w:r>
-        <w:t>fresh sample</w:t>
-      </w:r>
-      <w:r>
-        <w:t>中有多少帖子符合原来的表层规律，有多少是在原有规律上增加了新变体，有多少与原有规律冲突，以及有多少完全没有在</w:t>
-      </w:r>
-      <w:r>
-        <w:t>development materials</w:t>
-      </w:r>
-      <w:r>
-        <w:t>中出现过。</w:t>
-      </w:r>
-    </w:p>
-    <w:p>
-      <w:r>
-        <w:rPr>
-          <w:rFonts w:hint="eastAsia"/>
-        </w:rPr>
-        <w:t>这个过程的目的：</w:t>
-      </w:r>
-    </w:p>
-    <w:p>
-      <w:r>
-        <w:rPr>
-          <w:rFonts w:hint="eastAsia"/>
-        </w:rPr>
         <w:t xml:space="preserve">1. </w:t>
       </w:r>
       <w:r>
@@ -3139,11 +3093,6 @@
       </w:r>
     </w:p>
     <w:p>
-      <w:pPr>
-        <w:rPr>
-          <w:rFonts w:hint="eastAsia"/>
-        </w:rPr>
-      </w:pPr>
       <w:r>
         <w:rPr>
           <w:rFonts w:hint="eastAsia"/>
@@ -4041,7 +3990,6 @@
               <w:rPr>
                 <w:rFonts w:hint="eastAsia"/>
               </w:rPr>
-              <w:lastRenderedPageBreak/>
               <w:t>Source</w:t>
             </w:r>
             <w:r>
@@ -4171,55 +4119,55 @@
               <w:rPr>
                 <w:rFonts w:hint="eastAsia"/>
               </w:rPr>
+              <w:t>PE</w:t>
+            </w:r>
+            <w:r>
+              <w:rPr>
+                <w:rFonts w:hint="eastAsia"/>
+              </w:rPr>
+              <w:t>是非常好的资源，因为它跟其他的</w:t>
+            </w:r>
+            <w:r>
+              <w:rPr>
+                <w:rFonts w:hint="eastAsia"/>
+              </w:rPr>
+              <w:t>therapy</w:t>
+            </w:r>
+            <w:r>
+              <w:rPr>
+                <w:rFonts w:hint="eastAsia"/>
+              </w:rPr>
+              <w:t>系的提到对</w:t>
+            </w:r>
+            <w:r>
+              <w:rPr>
+                <w:rFonts w:hint="eastAsia"/>
+              </w:rPr>
+              <w:t>AI</w:t>
+            </w:r>
+            <w:r>
+              <w:rPr>
+                <w:rFonts w:hint="eastAsia"/>
+              </w:rPr>
+              <w:t>的情况不一样，目的并不是为了讲</w:t>
+            </w:r>
+            <w:r>
+              <w:rPr>
+                <w:rFonts w:hint="eastAsia"/>
+              </w:rPr>
+              <w:t>AI</w:t>
+            </w:r>
+            <w:r>
+              <w:rPr>
+                <w:rFonts w:hint="eastAsia"/>
+              </w:rPr>
+              <w:t>，但</w:t>
+            </w:r>
+            <w:r>
+              <w:rPr>
+                <w:rFonts w:hint="eastAsia"/>
+              </w:rPr>
               <w:lastRenderedPageBreak/>
-              <w:t>PE</w:t>
-            </w:r>
-            <w:r>
-              <w:rPr>
-                <w:rFonts w:hint="eastAsia"/>
-              </w:rPr>
-              <w:t>是非常好的资源，因为它跟其他的</w:t>
-            </w:r>
-            <w:r>
-              <w:rPr>
-                <w:rFonts w:hint="eastAsia"/>
-              </w:rPr>
-              <w:t>therapy</w:t>
-            </w:r>
-            <w:r>
-              <w:rPr>
-                <w:rFonts w:hint="eastAsia"/>
-              </w:rPr>
-              <w:t>系的提到对</w:t>
-            </w:r>
-            <w:r>
-              <w:rPr>
-                <w:rFonts w:hint="eastAsia"/>
-              </w:rPr>
-              <w:t>AI</w:t>
-            </w:r>
-            <w:r>
-              <w:rPr>
-                <w:rFonts w:hint="eastAsia"/>
-              </w:rPr>
-              <w:t>的情况不一样，目的并不是为了讲</w:t>
-            </w:r>
-            <w:r>
-              <w:rPr>
-                <w:rFonts w:hint="eastAsia"/>
-              </w:rPr>
-              <w:t>AI</w:t>
-            </w:r>
-            <w:r>
-              <w:rPr>
-                <w:rFonts w:hint="eastAsia"/>
-              </w:rPr>
-              <w:t>，但</w:t>
-            </w:r>
-            <w:r>
-              <w:rPr>
-                <w:rFonts w:hint="eastAsia"/>
-              </w:rPr>
               <w:t>accounting</w:t>
             </w:r>
             <w:r>
@@ -5541,7 +5489,6 @@
               <w:rPr>
                 <w:rFonts w:hint="eastAsia"/>
               </w:rPr>
-              <w:lastRenderedPageBreak/>
               <w:t>非</w:t>
             </w:r>
             <w:r>
@@ -5866,6 +5813,7 @@
                 <w:rStyle w:val="a7"/>
                 <w:rFonts w:hint="eastAsia"/>
               </w:rPr>
+              <w:lastRenderedPageBreak/>
               <w:t>情境下同质</w:t>
             </w:r>
           </w:p>
@@ -6493,6 +6441,1906 @@
         <w:t>是被他人授予、承认、也可以被拒绝的东西。</w:t>
       </w:r>
     </w:p>
+    <w:p>
+      <w:pPr>
+        <w:pStyle w:val="1"/>
+      </w:pPr>
+      <w:r>
+        <w:rPr>
+          <w:rFonts w:hint="eastAsia"/>
+        </w:rPr>
+        <w:t>Big Qual</w:t>
+      </w:r>
+      <w:r>
+        <w:rPr>
+          <w:rFonts w:hint="eastAsia"/>
+        </w:rPr>
+        <w:t>（</w:t>
+      </w:r>
+      <w:r>
+        <w:rPr>
+          <w:rFonts w:hint="eastAsia"/>
+        </w:rPr>
+        <w:t>Weller et al., 2023</w:t>
+      </w:r>
+      <w:r>
+        <w:rPr>
+          <w:rFonts w:hint="eastAsia"/>
+        </w:rPr>
+        <w:t>）</w:t>
+      </w:r>
+      <w:r>
+        <w:rPr>
+          <w:rFonts w:hint="eastAsia"/>
+        </w:rPr>
+        <w:t>/ Nelson (2020)</w:t>
+      </w:r>
+    </w:p>
+    <w:p>
+      <w:pPr>
+        <w:pStyle w:val="a4"/>
+      </w:pPr>
+      <w:r>
+        <w:rPr>
+          <w:rFonts w:hint="eastAsia"/>
+        </w:rPr>
+        <w:t>解决大规模质性分析问题的先例</w:t>
+      </w:r>
+    </w:p>
+    <w:p>
+      <w:pPr>
+        <w:pStyle w:val="2"/>
+      </w:pPr>
+      <w:r>
+        <w:rPr>
+          <w:rFonts w:hint="eastAsia"/>
+        </w:rPr>
+        <w:t xml:space="preserve">1. </w:t>
+      </w:r>
+      <w:r>
+        <w:rPr>
+          <w:rFonts w:hint="eastAsia"/>
+        </w:rPr>
+        <w:t>概览数据并构建语料库</w:t>
+      </w:r>
+    </w:p>
+    <w:p>
+      <w:pPr>
+        <w:pStyle w:val="3"/>
+      </w:pPr>
+      <w:r>
+        <w:rPr>
+          <w:rFonts w:hint="eastAsia"/>
+        </w:rPr>
+        <w:t>航空勘测</w:t>
+      </w:r>
+    </w:p>
+    <w:p>
+      <w:r>
+        <w:rPr>
+          <w:rFonts w:hint="eastAsia"/>
+        </w:rPr>
+        <w:t>不去数据内部观察单个语料，先了解整个景观的特征，识别值得继续探索的取区域。</w:t>
+      </w:r>
+    </w:p>
+    <w:p>
+      <w:pPr>
+        <w:rPr>
+          <w:rFonts w:ascii="Segoe UI Symbol" w:hAnsi="Segoe UI Symbol" w:cs="Segoe UI Symbol"/>
+        </w:rPr>
+      </w:pPr>
+      <w:r>
+        <w:rPr>
+          <w:rFonts w:ascii="Segoe UI Symbol" w:hAnsi="Segoe UI Symbol" w:cs="Segoe UI Symbol"/>
+          <w:noProof/>
+        </w:rPr>
+        <w:lastRenderedPageBreak/>
+        <w:drawing>
+          <wp:inline distT="0" distB="0" distL="0" distR="0" wp14:anchorId="68540DB4" wp14:editId="7C414375">
+            <wp:extent cx="5943600" cy="1882775"/>
+            <wp:effectExtent l="0" t="0" r="0" b="3175"/>
+            <wp:docPr id="121652179" name="그림 1"/>
+            <wp:cNvGraphicFramePr>
+              <a:graphicFrameLocks xmlns:a="http://schemas.openxmlformats.org/drawingml/2006/main" noChangeAspect="1"/>
+            </wp:cNvGraphicFramePr>
+            <a:graphic xmlns:a="http://schemas.openxmlformats.org/drawingml/2006/main">
+              <a:graphicData uri="http://schemas.openxmlformats.org/drawingml/2006/picture">
+                <pic:pic xmlns:pic="http://schemas.openxmlformats.org/drawingml/2006/picture">
+                  <pic:nvPicPr>
+                    <pic:cNvPr id="121652179" name=""/>
+                    <pic:cNvPicPr/>
+                  </pic:nvPicPr>
+                  <pic:blipFill>
+                    <a:blip r:embed="rId7"/>
+                    <a:stretch>
+                      <a:fillRect/>
+                    </a:stretch>
+                  </pic:blipFill>
+                  <pic:spPr>
+                    <a:xfrm>
+                      <a:off x="0" y="0"/>
+                      <a:ext cx="5943600" cy="1882775"/>
+                    </a:xfrm>
+                    <a:prstGeom prst="rect">
+                      <a:avLst/>
+                    </a:prstGeom>
+                  </pic:spPr>
+                </pic:pic>
+              </a:graphicData>
+            </a:graphic>
+          </wp:inline>
+        </w:drawing>
+      </w:r>
+    </w:p>
+    <w:p>
+      <w:pPr>
+        <w:pStyle w:val="3"/>
+      </w:pPr>
+      <w:r>
+        <w:rPr>
+          <w:rFonts w:hint="eastAsia"/>
+        </w:rPr>
+        <w:t xml:space="preserve">2. </w:t>
+      </w:r>
+      <w:r>
+        <w:rPr>
+          <w:rFonts w:hint="eastAsia"/>
+        </w:rPr>
+        <w:t>元数据和元叙事</w:t>
+      </w:r>
+    </w:p>
+    <w:p>
+      <w:pPr>
+        <w:rPr>
+          <w:rStyle w:val="a7"/>
+        </w:rPr>
+      </w:pPr>
+      <w:r>
+        <w:rPr>
+          <w:rStyle w:val="a7"/>
+        </w:rPr>
+        <w:t>元数据</w:t>
+      </w:r>
+    </w:p>
+    <w:p>
+      <w:r>
+        <w:rPr>
+          <w:rFonts w:hint="eastAsia"/>
+        </w:rPr>
+        <w:t>跟量化的数据的元数据有区别，对于定性数据文件</w:t>
+      </w:r>
+      <w:r>
+        <w:rPr>
+          <w:rFonts w:hint="eastAsia"/>
+        </w:rPr>
+        <w:t>的元数据</w:t>
+      </w:r>
+      <w:r>
+        <w:rPr>
+          <w:rFonts w:hint="eastAsia"/>
+        </w:rPr>
+        <w:t>年龄、收入、族裔等</w:t>
+      </w:r>
+      <w:r>
+        <w:rPr>
+          <w:rFonts w:hint="eastAsia"/>
+          <w:b/>
+          <w:bCs/>
+        </w:rPr>
+        <w:t>社会经济属性</w:t>
+      </w:r>
+      <w:r>
+        <w:rPr>
+          <w:rFonts w:hint="eastAsia"/>
+        </w:rPr>
+        <w:t>，而在定量数据中这些类别通常就是变量数据本身，调查工具等才是元数据；而在定性研究中，这些调查工具往往是</w:t>
+      </w:r>
+      <w:proofErr w:type="gramStart"/>
+      <w:r>
+        <w:rPr>
+          <w:rFonts w:hint="eastAsia"/>
+        </w:rPr>
+        <w:t>做为</w:t>
+      </w:r>
+      <w:proofErr w:type="gramEnd"/>
+      <w:r>
+        <w:rPr>
+          <w:rFonts w:hint="eastAsia"/>
+        </w:rPr>
+        <w:t>描述访谈或案例的属性存在。</w:t>
+      </w:r>
+    </w:p>
+    <w:p>
+      <w:pPr>
+        <w:rPr>
+          <w:rStyle w:val="a7"/>
+        </w:rPr>
+      </w:pPr>
+      <w:r>
+        <w:rPr>
+          <w:rStyle w:val="a7"/>
+        </w:rPr>
+        <w:t>元叙事</w:t>
+      </w:r>
+    </w:p>
+    <w:p>
+      <w:r>
+        <w:rPr>
+          <w:rFonts w:hint="eastAsia"/>
+        </w:rPr>
+        <w:t>他们是更具有描述性的元数据，主要用于补充研究本社的信息，例如研究设计、团队构成、方法论等。</w:t>
+      </w:r>
+    </w:p>
+    <w:p>
+      <w:r>
+        <w:rPr>
+          <w:noProof/>
+        </w:rPr>
+        <w:drawing>
+          <wp:inline distT="0" distB="0" distL="0" distR="0" wp14:anchorId="3593D66D" wp14:editId="4DC5A54F">
+            <wp:extent cx="5943600" cy="2584450"/>
+            <wp:effectExtent l="0" t="0" r="0" b="6350"/>
+            <wp:docPr id="1317113528" name="그림 1"/>
+            <wp:cNvGraphicFramePr>
+              <a:graphicFrameLocks xmlns:a="http://schemas.openxmlformats.org/drawingml/2006/main" noChangeAspect="1"/>
+            </wp:cNvGraphicFramePr>
+            <a:graphic xmlns:a="http://schemas.openxmlformats.org/drawingml/2006/main">
+              <a:graphicData uri="http://schemas.openxmlformats.org/drawingml/2006/picture">
+                <pic:pic xmlns:pic="http://schemas.openxmlformats.org/drawingml/2006/picture">
+                  <pic:nvPicPr>
+                    <pic:cNvPr id="1317113528" name=""/>
+                    <pic:cNvPicPr/>
+                  </pic:nvPicPr>
+                  <pic:blipFill>
+                    <a:blip r:embed="rId8"/>
+                    <a:stretch>
+                      <a:fillRect/>
+                    </a:stretch>
+                  </pic:blipFill>
+                  <pic:spPr>
+                    <a:xfrm>
+                      <a:off x="0" y="0"/>
+                      <a:ext cx="5943600" cy="2584450"/>
+                    </a:xfrm>
+                    <a:prstGeom prst="rect">
+                      <a:avLst/>
+                    </a:prstGeom>
+                  </pic:spPr>
+                </pic:pic>
+              </a:graphicData>
+            </a:graphic>
+          </wp:inline>
+        </w:drawing>
+      </w:r>
+    </w:p>
+    <w:p>
+      <w:r>
+        <w:rPr>
+          <w:rFonts w:hint="eastAsia"/>
+        </w:rPr>
+        <w:t>我的研究无法归档</w:t>
+      </w:r>
+      <w:r>
+        <w:rPr>
+          <w:rFonts w:hint="eastAsia"/>
+        </w:rPr>
+        <w:t>，但还是最好写一个，因为可以提高研究的透明度</w:t>
+      </w:r>
+    </w:p>
+    <w:p>
+      <w:pPr>
+        <w:rPr>
+          <w:rStyle w:val="a7"/>
+        </w:rPr>
+      </w:pPr>
+      <w:r>
+        <w:rPr>
+          <w:rStyle w:val="a7"/>
+        </w:rPr>
+        <w:t>数据审计</w:t>
+      </w:r>
+    </w:p>
+    <w:p>
+      <w:r>
+        <w:t>在把多个旧的定性数据集合并起来重新分析之前，研究者</w:t>
+      </w:r>
+      <w:proofErr w:type="gramStart"/>
+      <w:r>
+        <w:t>要先像</w:t>
+      </w:r>
+      <w:r>
+        <w:t>“</w:t>
+      </w:r>
+      <w:r>
+        <w:t>盘库</w:t>
+      </w:r>
+      <w:r>
+        <w:t>”</w:t>
+      </w:r>
+      <w:proofErr w:type="gramEnd"/>
+      <w:r>
+        <w:t>一样，系统检查每个数据集到底有什么、缺什么、怎么组织、为什么可能缺失，以及这些保存方式会不会影响你后来看到的研究对象。</w:t>
+      </w:r>
+    </w:p>
+    <w:p>
+      <w:r>
+        <w:lastRenderedPageBreak/>
+        <w:t>记录：</w:t>
+      </w:r>
+      <w:r>
+        <w:t xml:space="preserve"> </w:t>
+      </w:r>
+    </w:p>
+    <w:p>
+      <w:r>
+        <w:sym w:font="Symbol" w:char="F0B7"/>
+      </w:r>
+      <w:r>
+        <w:rPr>
+          <w:rFonts w:hint="eastAsia"/>
+        </w:rPr>
+        <w:t xml:space="preserve"> </w:t>
+      </w:r>
+      <w:r>
+        <w:t>文件数量和类型，例如化名化转录稿、视觉材料、田野笔记；</w:t>
+      </w:r>
+    </w:p>
+    <w:p>
+      <w:r>
+        <w:t xml:space="preserve"> </w:t>
+      </w:r>
+      <w:r>
+        <w:sym w:font="Symbol" w:char="F0B7"/>
+      </w:r>
+      <w:r>
+        <w:rPr>
+          <w:rFonts w:hint="eastAsia"/>
+        </w:rPr>
+        <w:t xml:space="preserve"> </w:t>
+      </w:r>
+      <w:r>
+        <w:t>被禁用或限制的材料，例如音频或敏感资料；</w:t>
+      </w:r>
+    </w:p>
+    <w:p>
+      <w:r>
+        <w:t xml:space="preserve"> </w:t>
+      </w:r>
+      <w:r>
+        <w:sym w:font="Symbol" w:char="F0B7"/>
+      </w:r>
+      <w:r>
+        <w:rPr>
+          <w:rFonts w:hint="eastAsia"/>
+        </w:rPr>
+        <w:t xml:space="preserve"> </w:t>
+      </w:r>
+      <w:r>
+        <w:t>案例数量和类型，即</w:t>
+      </w:r>
+      <w:proofErr w:type="gramStart"/>
+      <w:r>
+        <w:t>原研究</w:t>
+      </w:r>
+      <w:proofErr w:type="gramEnd"/>
+      <w:r>
+        <w:t>团队建立的分析单位，如个人或家庭；由于数据是纵向的，还记录了每一</w:t>
+      </w:r>
+      <w:r>
+        <w:t xml:space="preserve"> </w:t>
+      </w:r>
+      <w:r>
+        <w:t>轮的参与情况；</w:t>
+      </w:r>
+      <w:r>
+        <w:t xml:space="preserve"> </w:t>
+      </w:r>
+    </w:p>
+    <w:p>
+      <w:r>
+        <w:sym w:font="Symbol" w:char="F0B7"/>
+      </w:r>
+      <w:r>
+        <w:rPr>
+          <w:rFonts w:hint="eastAsia"/>
+        </w:rPr>
+        <w:t xml:space="preserve">  </w:t>
+      </w:r>
+      <w:r>
+        <w:t>描述性、结构性和管理性元数据，以及田野笔记、项目指南或报告等情境材料是否可用；</w:t>
+      </w:r>
+      <w:r>
+        <w:t xml:space="preserve"> </w:t>
+      </w:r>
+    </w:p>
+    <w:p>
+      <w:r>
+        <w:sym w:font="Symbol" w:char="F0B7"/>
+      </w:r>
+      <w:r>
+        <w:rPr>
+          <w:rFonts w:hint="eastAsia"/>
+        </w:rPr>
+        <w:t xml:space="preserve"> </w:t>
+      </w:r>
+      <w:r>
+        <w:t>出生日期、性别等样本特征；</w:t>
+      </w:r>
+      <w:r>
+        <w:t xml:space="preserve"> </w:t>
+      </w:r>
+    </w:p>
+    <w:p>
+      <w:r>
+        <w:sym w:font="Symbol" w:char="F0B7"/>
+      </w:r>
+      <w:r>
+        <w:rPr>
+          <w:rFonts w:hint="eastAsia"/>
+        </w:rPr>
+        <w:t xml:space="preserve"> </w:t>
+      </w:r>
+      <w:r>
+        <w:t>样本的地理分布；</w:t>
+      </w:r>
+      <w:r>
+        <w:t xml:space="preserve"> </w:t>
+      </w:r>
+    </w:p>
+    <w:p>
+      <w:r>
+        <w:sym w:font="Symbol" w:char="F0B7"/>
+      </w:r>
+      <w:r>
+        <w:rPr>
+          <w:rFonts w:hint="eastAsia"/>
+        </w:rPr>
+        <w:t xml:space="preserve"> </w:t>
+      </w:r>
+      <w:r>
+        <w:t>原研究者为整个数据集设置、供档案检索使用的关键词。</w:t>
+      </w:r>
+    </w:p>
+    <w:p>
+      <w:pPr>
+        <w:pStyle w:val="3"/>
+      </w:pPr>
+      <w:r>
+        <w:rPr>
+          <w:rFonts w:hint="eastAsia"/>
+        </w:rPr>
+        <w:t xml:space="preserve">0. </w:t>
+      </w:r>
+      <w:r>
+        <w:rPr>
+          <w:rFonts w:hint="eastAsia"/>
+        </w:rPr>
+        <w:t>我是怎么获得数据的景观特征，并且</w:t>
+      </w:r>
+      <w:r>
+        <w:rPr>
+          <w:rFonts w:hint="eastAsia"/>
+        </w:rPr>
+        <w:t>识别</w:t>
+      </w:r>
+      <w:r>
+        <w:rPr>
+          <w:rFonts w:hint="eastAsia"/>
+        </w:rPr>
+        <w:t>值得进一步探索的区域的</w:t>
+      </w:r>
+    </w:p>
+    <w:p>
+      <w:r>
+        <w:rPr>
+          <w:rFonts w:hint="eastAsia"/>
+        </w:rPr>
+        <w:t xml:space="preserve">1. </w:t>
+      </w:r>
+      <w:r>
+        <w:rPr>
+          <w:rFonts w:hint="eastAsia"/>
+        </w:rPr>
+        <w:t>我的数据的特点</w:t>
+      </w:r>
+    </w:p>
+    <w:p>
+      <w:r>
+        <w:rPr>
+          <w:rFonts w:hint="eastAsia"/>
+        </w:rPr>
+        <w:t>我的不是二次数据</w:t>
+      </w:r>
+    </w:p>
+    <w:p>
+      <w:r>
+        <w:rPr>
+          <w:rFonts w:hint="eastAsia"/>
+        </w:rPr>
+        <w:t>没有办法提供确切的元数据，但是数据天然就已经划分好了</w:t>
+      </w:r>
+    </w:p>
+    <w:p>
+      <w:proofErr w:type="spellStart"/>
+      <w:r>
+        <w:t>L</w:t>
+      </w:r>
+      <w:r>
+        <w:rPr>
+          <w:rFonts w:hint="eastAsia"/>
+        </w:rPr>
+        <w:t>lm</w:t>
+      </w:r>
+      <w:proofErr w:type="spellEnd"/>
+      <w:r>
+        <w:rPr>
+          <w:rFonts w:hint="eastAsia"/>
+        </w:rPr>
+        <w:t>可以作为我的意识的延伸替我做繁重的工作</w:t>
+      </w:r>
+    </w:p>
+    <w:p>
+      <w:pPr>
+        <w:rPr>
+          <w:rFonts w:ascii="Segoe UI Symbol" w:hAnsi="Segoe UI Symbol" w:cs="Segoe UI Symbol"/>
+        </w:rPr>
+      </w:pPr>
+      <w:r>
+        <w:rPr>
+          <w:rFonts w:ascii="Segoe UI Symbol" w:hAnsi="Segoe UI Symbol" w:cs="Segoe UI Symbol" w:hint="eastAsia"/>
+        </w:rPr>
+        <w:t xml:space="preserve">2. </w:t>
+      </w:r>
+      <w:r>
+        <w:rPr>
+          <w:rFonts w:ascii="Segoe UI Symbol" w:hAnsi="Segoe UI Symbol" w:cs="Segoe UI Symbol" w:hint="eastAsia"/>
+        </w:rPr>
+        <w:t>已做：</w:t>
+      </w:r>
+    </w:p>
+    <w:p>
+      <w:pPr>
+        <w:rPr>
+          <w:rFonts w:ascii="Segoe UI Symbol" w:hAnsi="Segoe UI Symbol" w:cs="Segoe UI Symbol"/>
+        </w:rPr>
+      </w:pPr>
+      <w:r>
+        <w:rPr>
+          <w:rFonts w:ascii="Segoe UI Symbol" w:hAnsi="Segoe UI Symbol" w:cs="Segoe UI Symbol"/>
+        </w:rPr>
+        <w:t>✔</w:t>
+      </w:r>
+      <w:r>
+        <w:rPr>
+          <w:rFonts w:ascii="Segoe UI Symbol" w:hAnsi="Segoe UI Symbol" w:cs="Segoe UI Symbol" w:hint="eastAsia"/>
+        </w:rPr>
+        <w:t xml:space="preserve"> </w:t>
+      </w:r>
+      <w:r>
+        <w:rPr>
+          <w:rFonts w:ascii="Segoe UI Symbol" w:hAnsi="Segoe UI Symbol" w:cs="Segoe UI Symbol" w:hint="eastAsia"/>
+        </w:rPr>
+        <w:t>根据以往研究</w:t>
+      </w:r>
+      <w:r>
+        <w:rPr>
+          <w:rFonts w:ascii="Segoe UI Symbol" w:hAnsi="Segoe UI Symbol" w:cs="Segoe UI Symbol" w:hint="eastAsia"/>
+        </w:rPr>
+        <w:t>(</w:t>
+      </w:r>
+      <w:r>
+        <w:rPr>
+          <w:rFonts w:ascii="Segoe UI Symbol" w:hAnsi="Segoe UI Symbol" w:cs="Segoe UI Symbol"/>
+        </w:rPr>
+        <w:t>Aghakhani</w:t>
+      </w:r>
+      <w:r>
+        <w:rPr>
+          <w:rFonts w:ascii="Segoe UI Symbol" w:hAnsi="Segoe UI Symbol" w:cs="Segoe UI Symbol" w:hint="eastAsia"/>
+        </w:rPr>
+        <w:t>, 2026)</w:t>
+      </w:r>
+      <w:r>
+        <w:rPr>
+          <w:rFonts w:ascii="Segoe UI Symbol" w:hAnsi="Segoe UI Symbol" w:cs="Segoe UI Symbol" w:hint="eastAsia"/>
+        </w:rPr>
+        <w:t>的热力图和描述</w:t>
+      </w:r>
+      <w:r>
+        <w:rPr>
+          <w:rFonts w:ascii="Segoe UI Symbol" w:hAnsi="Segoe UI Symbol" w:cs="Segoe UI Symbol" w:hint="eastAsia"/>
+        </w:rPr>
+        <w:t xml:space="preserve"> + </w:t>
+      </w:r>
+      <w:r>
+        <w:rPr>
+          <w:rFonts w:ascii="Segoe UI Symbol" w:hAnsi="Segoe UI Symbol" w:cs="Segoe UI Symbol" w:hint="eastAsia"/>
+        </w:rPr>
+        <w:t>经验选了</w:t>
+      </w:r>
+      <w:r>
+        <w:rPr>
+          <w:rFonts w:ascii="Segoe UI Symbol" w:hAnsi="Segoe UI Symbol" w:cs="Segoe UI Symbol" w:hint="eastAsia"/>
+        </w:rPr>
+        <w:t>reddit</w:t>
+      </w:r>
+      <w:r>
+        <w:rPr>
+          <w:rFonts w:ascii="Segoe UI Symbol" w:hAnsi="Segoe UI Symbol" w:cs="Segoe UI Symbol" w:hint="eastAsia"/>
+        </w:rPr>
+        <w:t>社区</w:t>
+      </w:r>
+    </w:p>
+    <w:p>
+      <w:pPr>
+        <w:rPr>
+          <w:rFonts w:ascii="Segoe UI Symbol" w:hAnsi="Segoe UI Symbol" w:cs="Segoe UI Symbol"/>
+        </w:rPr>
+      </w:pPr>
+      <w:r>
+        <w:rPr>
+          <w:rFonts w:ascii="Segoe UI Symbol" w:hAnsi="Segoe UI Symbol" w:cs="Segoe UI Symbol"/>
+        </w:rPr>
+        <w:t>✔</w:t>
+      </w:r>
+      <w:r>
+        <w:rPr>
+          <w:rFonts w:ascii="Segoe UI Symbol" w:hAnsi="Segoe UI Symbol" w:cs="Segoe UI Symbol" w:hint="eastAsia"/>
+        </w:rPr>
+        <w:t xml:space="preserve"> reddit</w:t>
+      </w:r>
+      <w:r>
+        <w:rPr>
+          <w:rFonts w:ascii="Segoe UI Symbol" w:hAnsi="Segoe UI Symbol" w:cs="Segoe UI Symbol" w:hint="eastAsia"/>
+        </w:rPr>
+        <w:t>是公开的自然语境下的语料</w:t>
+      </w:r>
+      <w:r>
+        <w:rPr>
+          <w:rFonts w:ascii="Segoe UI Symbol" w:hAnsi="Segoe UI Symbol" w:cs="Segoe UI Symbol" w:hint="eastAsia"/>
+        </w:rPr>
+        <w:t xml:space="preserve">  + Reddit</w:t>
+      </w:r>
+      <w:r>
+        <w:rPr>
+          <w:rFonts w:ascii="Segoe UI Symbol" w:hAnsi="Segoe UI Symbol" w:cs="Segoe UI Symbol" w:hint="eastAsia"/>
+        </w:rPr>
+        <w:t>的语料天然就已经分好了类别</w:t>
+      </w:r>
+      <w:r>
+        <w:rPr>
+          <w:rFonts w:ascii="Segoe UI Symbol" w:hAnsi="Segoe UI Symbol" w:cs="Segoe UI Symbol" w:hint="eastAsia"/>
+        </w:rPr>
+        <w:t xml:space="preserve"> + </w:t>
+      </w:r>
+      <w:r>
+        <w:rPr>
+          <w:rFonts w:ascii="Segoe UI Symbol" w:hAnsi="Segoe UI Symbol" w:cs="Segoe UI Symbol" w:hint="eastAsia"/>
+        </w:rPr>
+        <w:t>是社会行为</w:t>
+      </w:r>
+      <w:r>
+        <w:rPr>
+          <w:rFonts w:ascii="Segoe UI Symbol" w:hAnsi="Segoe UI Symbol" w:cs="Segoe UI Symbol" w:hint="eastAsia"/>
+        </w:rPr>
+        <w:t xml:space="preserve"> + </w:t>
+      </w:r>
+      <w:r>
+        <w:rPr>
+          <w:rFonts w:ascii="Segoe UI Symbol" w:hAnsi="Segoe UI Symbol" w:cs="Segoe UI Symbol" w:hint="eastAsia"/>
+        </w:rPr>
+        <w:t>通过关键词和</w:t>
+      </w:r>
+      <w:proofErr w:type="spellStart"/>
+      <w:r>
+        <w:rPr>
+          <w:rFonts w:ascii="Segoe UI Symbol" w:hAnsi="Segoe UI Symbol" w:cs="Segoe UI Symbol" w:hint="eastAsia"/>
+        </w:rPr>
+        <w:t>llm</w:t>
+      </w:r>
+      <w:proofErr w:type="spellEnd"/>
+      <w:r>
+        <w:rPr>
+          <w:rFonts w:ascii="Segoe UI Symbol" w:hAnsi="Segoe UI Symbol" w:cs="Segoe UI Symbol" w:hint="eastAsia"/>
+        </w:rPr>
+        <w:t>筛选了相关帖子</w:t>
+      </w:r>
+    </w:p>
+    <w:p>
+      <w:pPr>
+        <w:rPr>
+          <w:rFonts w:ascii="Segoe UI Symbol" w:hAnsi="Segoe UI Symbol" w:cs="Segoe UI Symbol"/>
+        </w:rPr>
+      </w:pPr>
+      <w:r>
+        <w:rPr>
+          <w:rFonts w:ascii="Segoe UI Symbol" w:hAnsi="Segoe UI Symbol" w:cs="Segoe UI Symbol" w:hint="eastAsia"/>
+        </w:rPr>
+        <w:t>没做</w:t>
+      </w:r>
+      <w:r>
+        <w:rPr>
+          <w:rFonts w:ascii="Segoe UI Symbol" w:hAnsi="Segoe UI Symbol" w:cs="Segoe UI Symbol" w:hint="eastAsia"/>
+        </w:rPr>
+        <w:t>或者准备做</w:t>
+      </w:r>
+      <w:r>
+        <w:rPr>
+          <w:rFonts w:ascii="Segoe UI Symbol" w:hAnsi="Segoe UI Symbol" w:cs="Segoe UI Symbol" w:hint="eastAsia"/>
+        </w:rPr>
+        <w:t>：</w:t>
+      </w:r>
+    </w:p>
+    <w:p>
+      <w:pPr>
+        <w:rPr>
+          <w:rFonts w:ascii="Segoe UI Symbol" w:hAnsi="Segoe UI Symbol" w:cs="Segoe UI Symbol"/>
+        </w:rPr>
+      </w:pPr>
+      <w:r>
+        <w:rPr>
+          <w:rFonts w:ascii="Segoe UI Symbol" w:hAnsi="Segoe UI Symbol" w:cs="Segoe UI Symbol"/>
+        </w:rPr>
+        <w:t>✘</w:t>
+      </w:r>
+      <w:r>
+        <w:rPr>
+          <w:rFonts w:ascii="Segoe UI Symbol" w:hAnsi="Segoe UI Symbol" w:cs="Segoe UI Symbol" w:hint="eastAsia"/>
+        </w:rPr>
+        <w:t xml:space="preserve"> </w:t>
+      </w:r>
+      <w:r>
+        <w:rPr>
+          <w:rFonts w:ascii="Segoe UI Symbol" w:hAnsi="Segoe UI Symbol" w:cs="Segoe UI Symbol" w:hint="eastAsia"/>
+        </w:rPr>
+        <w:t>社区条例里面已经有一些是明确限制</w:t>
+      </w:r>
+      <w:r>
+        <w:rPr>
+          <w:rFonts w:ascii="Segoe UI Symbol" w:hAnsi="Segoe UI Symbol" w:cs="Segoe UI Symbol" w:hint="eastAsia"/>
+        </w:rPr>
+        <w:t>AI</w:t>
+      </w:r>
+      <w:r>
+        <w:rPr>
+          <w:rFonts w:ascii="Segoe UI Symbol" w:hAnsi="Segoe UI Symbol" w:cs="Segoe UI Symbol" w:hint="eastAsia"/>
+        </w:rPr>
+        <w:t>求助性发帖了，我没有考虑社区条例</w:t>
+      </w:r>
+    </w:p>
+    <w:p>
+      <w:pPr>
+        <w:rPr>
+          <w:rFonts w:ascii="Segoe UI Symbol" w:hAnsi="Segoe UI Symbol" w:cs="Segoe UI Symbol"/>
+        </w:rPr>
+      </w:pPr>
+      <w:r>
+        <w:rPr>
+          <w:rFonts w:ascii="Segoe UI Symbol" w:hAnsi="Segoe UI Symbol" w:cs="Segoe UI Symbol"/>
+        </w:rPr>
+        <w:t>✘</w:t>
+      </w:r>
+      <w:r>
+        <w:rPr>
+          <w:rFonts w:ascii="Segoe UI Symbol" w:hAnsi="Segoe UI Symbol" w:cs="Segoe UI Symbol" w:hint="eastAsia"/>
+        </w:rPr>
+        <w:t xml:space="preserve"> </w:t>
+      </w:r>
+      <w:r>
+        <w:rPr>
+          <w:rFonts w:ascii="Segoe UI Symbol" w:hAnsi="Segoe UI Symbol" w:cs="Segoe UI Symbol" w:hint="eastAsia"/>
+        </w:rPr>
+        <w:t>下面那套同质性分类逻辑进行分类（对应原文说的实际内容</w:t>
+      </w:r>
+      <w:proofErr w:type="gramStart"/>
+      <w:r>
+        <w:rPr>
+          <w:rFonts w:ascii="Segoe UI Symbol" w:hAnsi="Segoe UI Symbol" w:cs="Segoe UI Symbol" w:hint="eastAsia"/>
+        </w:rPr>
+        <w:t>跨数据集是否</w:t>
+      </w:r>
+      <w:proofErr w:type="gramEnd"/>
+      <w:r>
+        <w:rPr>
+          <w:rFonts w:ascii="Segoe UI Symbol" w:hAnsi="Segoe UI Symbol" w:cs="Segoe UI Symbol" w:hint="eastAsia"/>
+        </w:rPr>
+        <w:t>体现）</w:t>
+      </w:r>
+    </w:p>
+    <w:p>
+      <w:pPr>
+        <w:pStyle w:val="2"/>
+      </w:pPr>
+      <w:r>
+        <w:rPr>
+          <w:rFonts w:hint="eastAsia"/>
+        </w:rPr>
+        <w:t xml:space="preserve">2. </w:t>
+      </w:r>
+      <w:r>
+        <w:rPr>
+          <w:rFonts w:hint="eastAsia"/>
+        </w:rPr>
+        <w:t>使用数据挖掘工具递归绘制表层主题</w:t>
+      </w:r>
+    </w:p>
+    <w:p>
+      <w:r>
+        <w:rPr>
+          <w:rFonts w:hint="eastAsia"/>
+        </w:rPr>
+        <w:t>这一步的用法由上一步决定：</w:t>
+      </w:r>
+    </w:p>
+    <w:p>
+      <w:pPr>
+        <w:pStyle w:val="a6"/>
+        <w:numPr>
+          <w:ilvl w:val="0"/>
+          <w:numId w:val="15"/>
+        </w:numPr>
+      </w:pPr>
+      <w:r>
+        <w:rPr>
+          <w:rFonts w:hint="eastAsia"/>
+        </w:rPr>
+        <w:t>如果语料库本身是为了比较而建，那么比较就已经结构化了文本分析怎么用</w:t>
+      </w:r>
+    </w:p>
+    <w:p>
+      <w:pPr>
+        <w:pStyle w:val="a6"/>
+        <w:numPr>
+          <w:ilvl w:val="0"/>
+          <w:numId w:val="15"/>
+        </w:numPr>
+      </w:pPr>
+      <w:r>
+        <w:t>路径是</w:t>
+      </w:r>
+      <w:r>
+        <w:t>"</w:t>
+      </w:r>
+      <w:r>
+        <w:t>完全从数据出发的发现</w:t>
+      </w:r>
+      <w:r>
+        <w:t>"</w:t>
+      </w:r>
+      <w:r>
+        <w:t>还是</w:t>
+      </w:r>
+      <w:r>
+        <w:t>"</w:t>
+      </w:r>
+      <w:r>
+        <w:t>寻找预先确定术语的假设检验</w:t>
+      </w:r>
+      <w:r>
+        <w:t>"</w:t>
+      </w:r>
+      <w:r>
+        <w:t>，也会改变程序的使用方式</w:t>
+      </w:r>
+    </w:p>
+    <w:p>
+      <w:pPr>
+        <w:pStyle w:val="3"/>
+      </w:pPr>
+      <w:r>
+        <w:rPr>
+          <w:rFonts w:hint="eastAsia"/>
+        </w:rPr>
+        <w:lastRenderedPageBreak/>
+        <w:t xml:space="preserve">1. CAQDAS </w:t>
+      </w:r>
+      <w:r>
+        <w:rPr>
+          <w:rFonts w:hint="eastAsia"/>
+        </w:rPr>
+        <w:t>和</w:t>
+      </w:r>
+      <w:r>
+        <w:rPr>
+          <w:rFonts w:hint="eastAsia"/>
+        </w:rPr>
+        <w:t>Text mining</w:t>
+      </w:r>
+    </w:p>
+    <w:p>
+      <w:r>
+        <w:rPr>
+          <w:rFonts w:hint="eastAsia"/>
+        </w:rPr>
+        <w:t>前者假设研究者已经反复熟悉过数据，后者没有这样的假设，所以后者不收分析者的符合限制</w:t>
+      </w:r>
+    </w:p>
+    <w:p>
+      <w:r>
+        <w:t>M</w:t>
+      </w:r>
+      <w:r>
+        <w:rPr>
+          <w:rFonts w:hint="eastAsia"/>
+        </w:rPr>
+        <w:t>ining</w:t>
+      </w:r>
+      <w:r>
+        <w:rPr>
+          <w:rFonts w:hint="eastAsia"/>
+        </w:rPr>
+        <w:t>这个词翻译得不准确，其实应该叫</w:t>
+      </w:r>
+      <w:r>
+        <w:t>surface strip mining</w:t>
+      </w:r>
+      <w:r>
+        <w:t>（露天剥离）</w:t>
+      </w:r>
+    </w:p>
+    <w:p>
+      <w:pPr>
+        <w:pStyle w:val="3"/>
+      </w:pPr>
+      <w:r>
+        <w:rPr>
+          <w:rFonts w:hint="eastAsia"/>
+        </w:rPr>
+        <w:t xml:space="preserve">2. </w:t>
+      </w:r>
+      <w:r>
+        <w:rPr>
+          <w:rFonts w:hint="eastAsia"/>
+        </w:rPr>
+        <w:t>实操没有领导产品，只能参考开源的程序</w:t>
+      </w:r>
+    </w:p>
+    <w:p>
+      <w:r>
+        <w:rPr>
+          <w:rFonts w:hint="eastAsia"/>
+        </w:rPr>
+        <w:t>这个过程其实很耗费时间，这部分给教授看</w:t>
+      </w:r>
+      <w:r>
+        <w:rPr>
+          <w:rFonts w:hint="eastAsia"/>
+        </w:rPr>
+        <w:t>results</w:t>
+      </w:r>
+      <w:r>
+        <w:rPr>
+          <w:rFonts w:hint="eastAsia"/>
+        </w:rPr>
+        <w:t>的时候需要防御性说明一下，并不是喧宾夺主</w:t>
+      </w:r>
+    </w:p>
+    <w:p>
+      <w:pPr>
+        <w:pStyle w:val="3"/>
+      </w:pPr>
+      <w:r>
+        <w:rPr>
+          <w:rFonts w:hint="eastAsia"/>
+        </w:rPr>
+        <w:t xml:space="preserve">3. </w:t>
+      </w:r>
+      <w:r>
+        <w:rPr>
+          <w:rFonts w:hint="eastAsia"/>
+        </w:rPr>
+        <w:t>技术细节</w:t>
+      </w:r>
+    </w:p>
+    <w:p>
+      <w:r>
+        <w:rPr>
+          <w:rFonts w:hint="eastAsia"/>
+        </w:rPr>
+        <w:t>感觉看了也不会，没时间了</w:t>
+      </w:r>
+    </w:p>
+    <w:p>
+      <w:r>
+        <w:rPr>
+          <w:rFonts w:hint="eastAsia"/>
+        </w:rPr>
+        <w:t>懂了哲学观，剩下的别死磕</w:t>
+      </w:r>
+    </w:p>
+    <w:p>
+      <w:r>
+        <w:rPr>
+          <w:rFonts w:hint="eastAsia"/>
+        </w:rPr>
+        <w:t>学姐的论文</w:t>
+      </w:r>
+      <w:r>
+        <w:rPr>
+          <w:rFonts w:hint="eastAsia"/>
+        </w:rPr>
+        <w:t>-&gt;</w:t>
+      </w:r>
+      <w:proofErr w:type="gramStart"/>
+      <w:r>
+        <w:rPr>
+          <w:rFonts w:hint="eastAsia"/>
+        </w:rPr>
+        <w:t>让教授</w:t>
+      </w:r>
+      <w:proofErr w:type="gramEnd"/>
+      <w:r>
+        <w:rPr>
+          <w:rFonts w:hint="eastAsia"/>
+        </w:rPr>
+        <w:t>看懂</w:t>
+      </w:r>
+    </w:p>
+    <w:p>
+      <w:r>
+        <w:rPr>
+          <w:rFonts w:hint="eastAsia"/>
+        </w:rPr>
+        <w:t xml:space="preserve">Nelson- &gt; </w:t>
+      </w:r>
+      <w:r>
+        <w:rPr>
+          <w:rFonts w:hint="eastAsia"/>
+        </w:rPr>
+        <w:t>跟学姐的作对比，巩固一下哲学观到底差在哪，我还能怎么改</w:t>
+      </w:r>
+    </w:p>
+    <w:p>
+      <w:r>
+        <w:rPr>
+          <w:noProof/>
+        </w:rPr>
+        <w:drawing>
+          <wp:inline distT="0" distB="0" distL="0" distR="0" wp14:anchorId="5AD87BFB" wp14:editId="3E1936CF">
+            <wp:extent cx="5931205" cy="3714941"/>
+            <wp:effectExtent l="0" t="0" r="0" b="0"/>
+            <wp:docPr id="2034879090" name="그림 1"/>
+            <wp:cNvGraphicFramePr>
+              <a:graphicFrameLocks xmlns:a="http://schemas.openxmlformats.org/drawingml/2006/main" noChangeAspect="1"/>
+            </wp:cNvGraphicFramePr>
+            <a:graphic xmlns:a="http://schemas.openxmlformats.org/drawingml/2006/main">
+              <a:graphicData uri="http://schemas.openxmlformats.org/drawingml/2006/picture">
+                <pic:pic xmlns:pic="http://schemas.openxmlformats.org/drawingml/2006/picture">
+                  <pic:nvPicPr>
+                    <pic:cNvPr id="2034879090" name=""/>
+                    <pic:cNvPicPr/>
+                  </pic:nvPicPr>
+                  <pic:blipFill>
+                    <a:blip r:embed="rId9"/>
+                    <a:stretch>
+                      <a:fillRect/>
+                    </a:stretch>
+                  </pic:blipFill>
+                  <pic:spPr>
+                    <a:xfrm>
+                      <a:off x="0" y="0"/>
+                      <a:ext cx="5931205" cy="3714941"/>
+                    </a:xfrm>
+                    <a:prstGeom prst="rect">
+                      <a:avLst/>
+                    </a:prstGeom>
+                  </pic:spPr>
+                </pic:pic>
+              </a:graphicData>
+            </a:graphic>
+          </wp:inline>
+        </w:drawing>
+      </w:r>
+    </w:p>
+    <w:p>
+      <w:pPr>
+        <w:pStyle w:val="2"/>
+      </w:pPr>
+      <w:r>
+        <w:rPr>
+          <w:rFonts w:hint="eastAsia"/>
+        </w:rPr>
+        <w:lastRenderedPageBreak/>
+        <w:t>3.</w:t>
+      </w:r>
+      <w:r>
+        <w:rPr>
+          <w:rFonts w:hint="eastAsia"/>
+        </w:rPr>
+        <w:t>初步分析</w:t>
+      </w:r>
+    </w:p>
+    <w:p>
+      <w:pPr>
+        <w:pStyle w:val="3"/>
+      </w:pPr>
+      <w:r>
+        <w:rPr>
+          <w:rFonts w:hint="eastAsia"/>
+        </w:rPr>
+        <w:t xml:space="preserve">1. </w:t>
+      </w:r>
+      <w:r>
+        <w:rPr>
+          <w:rFonts w:hint="eastAsia"/>
+        </w:rPr>
+        <w:t>抽样逻辑</w:t>
+      </w:r>
+    </w:p>
+    <w:tbl>
+      <w:tblPr>
+        <w:tblW w:w="0" w:type="auto"/>
+        <w:tblCellSpacing w:w="15" w:type="dxa"/>
+        <w:tblBorders>
+          <w:top w:val="single" w:sz="4" w:space="0" w:color="auto"/>
+          <w:left w:val="single" w:sz="4" w:space="0" w:color="auto"/>
+          <w:bottom w:val="single" w:sz="4" w:space="0" w:color="auto"/>
+          <w:right w:val="single" w:sz="4" w:space="0" w:color="auto"/>
+          <w:insideH w:val="single" w:sz="4" w:space="0" w:color="auto"/>
+          <w:insideV w:val="single" w:sz="4" w:space="0" w:color="auto"/>
+        </w:tblBorders>
+        <w:tblCellMar>
+          <w:top w:w="15" w:type="dxa"/>
+          <w:left w:w="15" w:type="dxa"/>
+          <w:bottom w:w="15" w:type="dxa"/>
+          <w:right w:w="15" w:type="dxa"/>
+        </w:tblCellMar>
+        <w:tblLook w:val="04A0" w:firstRow="1" w:lastRow="0" w:firstColumn="1" w:lastColumn="0" w:noHBand="0" w:noVBand="1"/>
+      </w:tblPr>
+      <w:tblGrid>
+        <w:gridCol w:w="732"/>
+        <w:gridCol w:w="2121"/>
+        <w:gridCol w:w="6497"/>
+      </w:tblGrid>
+      <w:tr>
+        <w:trPr>
+          <w:tblHeader/>
+          <w:tblCellSpacing w:w="15" w:type="dxa"/>
+        </w:trPr>
+        <w:tc>
+          <w:tcPr>
+            <w:tcW w:w="0" w:type="auto"/>
+            <w:vAlign w:val="center"/>
+            <w:hideMark/>
+          </w:tcPr>
+          <w:p/>
+        </w:tc>
+        <w:tc>
+          <w:tcPr>
+            <w:tcW w:w="0" w:type="auto"/>
+            <w:shd w:val="clear" w:color="auto" w:fill="FCE4D6"/>
+            <w:vAlign w:val="center"/>
+            <w:hideMark/>
+          </w:tcPr>
+          <w:p>
+            <w:pPr>
+              <w:rPr>
+                <w:b/>
+                <w:bCs/>
+              </w:rPr>
+            </w:pPr>
+            <w:r>
+              <w:rPr>
+                <w:b/>
+                <w:bCs/>
+              </w:rPr>
+              <w:t>目标</w:t>
+            </w:r>
+          </w:p>
+        </w:tc>
+        <w:tc>
+          <w:tcPr>
+            <w:tcW w:w="0" w:type="auto"/>
+            <w:shd w:val="clear" w:color="auto" w:fill="FCE4D6"/>
+            <w:vAlign w:val="center"/>
+            <w:hideMark/>
+          </w:tcPr>
+          <w:p>
+            <w:pPr>
+              <w:rPr>
+                <w:b/>
+                <w:bCs/>
+              </w:rPr>
+            </w:pPr>
+            <w:r>
+              <w:rPr>
+                <w:b/>
+                <w:bCs/>
+              </w:rPr>
+              <w:t>怎么操作</w:t>
+            </w:r>
+          </w:p>
+        </w:tc>
+      </w:tr>
+      <w:tr>
+        <w:trPr>
+          <w:tblCellSpacing w:w="15" w:type="dxa"/>
+        </w:trPr>
+        <w:tc>
+          <w:tcPr>
+            <w:tcW w:w="0" w:type="auto"/>
+            <w:vAlign w:val="center"/>
+            <w:hideMark/>
+          </w:tcPr>
+          <w:p>
+            <w:pPr>
+              <w:rPr>
+                <w:rStyle w:val="a7"/>
+              </w:rPr>
+            </w:pPr>
+            <w:r>
+              <w:rPr>
+                <w:rStyle w:val="a7"/>
+              </w:rPr>
+              <w:t>理论抽样</w:t>
+            </w:r>
+          </w:p>
+        </w:tc>
+        <w:tc>
+          <w:tcPr>
+            <w:tcW w:w="0" w:type="auto"/>
+            <w:vAlign w:val="center"/>
+            <w:hideMark/>
+          </w:tcPr>
+          <w:p>
+            <w:r>
+              <w:t>从数据中以经验的、扎根的方式</w:t>
+            </w:r>
+            <w:r>
+              <w:rPr>
+                <w:b/>
+                <w:bCs/>
+              </w:rPr>
+              <w:t>发现或建构概念</w:t>
+            </w:r>
+          </w:p>
+        </w:tc>
+        <w:tc>
+          <w:tcPr>
+            <w:tcW w:w="0" w:type="auto"/>
+            <w:vAlign w:val="center"/>
+            <w:hideMark/>
+          </w:tcPr>
+          <w:p>
+            <w:r>
+              <w:rPr>
+                <w:b/>
+                <w:bCs/>
+              </w:rPr>
+              <w:t>渐进式</w:t>
+            </w:r>
+            <w:r>
+              <w:t>：先取少数</w:t>
+            </w:r>
+            <w:r>
+              <w:t xml:space="preserve"> extract → </w:t>
+            </w:r>
+            <w:r>
+              <w:t>生成初步想法</w:t>
+            </w:r>
+            <w:r>
+              <w:t xml:space="preserve"> → </w:t>
+            </w:r>
+            <w:r>
+              <w:t>回到</w:t>
+            </w:r>
+            <w:r>
+              <w:t xml:space="preserve"> extract </w:t>
+            </w:r>
+            <w:proofErr w:type="gramStart"/>
+            <w:r>
+              <w:t>池做</w:t>
+            </w:r>
+            <w:r>
+              <w:rPr>
+                <w:b/>
+                <w:bCs/>
+              </w:rPr>
+              <w:t>比较</w:t>
+            </w:r>
+            <w:proofErr w:type="gramEnd"/>
+            <w:r>
+              <w:rPr>
+                <w:b/>
+                <w:bCs/>
+              </w:rPr>
+              <w:t>性</w:t>
+            </w:r>
+            <w:r>
+              <w:t>抽样</w:t>
+            </w:r>
+            <w:r>
+              <w:t xml:space="preserve"> → </w:t>
+            </w:r>
+            <w:r>
+              <w:t>检验这些想法在</w:t>
+            </w:r>
+            <w:r>
+              <w:rPr>
+                <w:b/>
+                <w:bCs/>
+              </w:rPr>
+              <w:t>相似脉络和不同脉络</w:t>
+            </w:r>
+            <w:r>
+              <w:t>（如不同世代）中是否成立</w:t>
+            </w:r>
+            <w:r>
+              <w:t xml:space="preserve"> → </w:t>
+            </w:r>
+            <w:r>
+              <w:t>持续到一般理论浮现</w:t>
+            </w:r>
+          </w:p>
+        </w:tc>
+      </w:tr>
+      <w:tr>
+        <w:trPr>
+          <w:tblCellSpacing w:w="15" w:type="dxa"/>
+        </w:trPr>
+        <w:tc>
+          <w:tcPr>
+            <w:tcW w:w="0" w:type="auto"/>
+            <w:vAlign w:val="center"/>
+            <w:hideMark/>
+          </w:tcPr>
+          <w:p>
+            <w:pPr>
+              <w:rPr>
+                <w:rStyle w:val="a7"/>
+              </w:rPr>
+            </w:pPr>
+            <w:r>
+              <w:rPr>
+                <w:rStyle w:val="a7"/>
+              </w:rPr>
+              <w:t>务实抽样</w:t>
+            </w:r>
+          </w:p>
+        </w:tc>
+        <w:tc>
+          <w:tcPr>
+            <w:tcW w:w="0" w:type="auto"/>
+            <w:vAlign w:val="center"/>
+            <w:hideMark/>
+          </w:tcPr>
+          <w:p>
+            <w:r>
+              <w:t>从有目的的判断出发，找</w:t>
+            </w:r>
+            <w:r>
+              <w:rPr>
+                <w:b/>
+                <w:bCs/>
+              </w:rPr>
+              <w:t>信息丰富</w:t>
+            </w:r>
+            <w:r>
+              <w:t>的例子</w:t>
+            </w:r>
+          </w:p>
+        </w:tc>
+        <w:tc>
+          <w:tcPr>
+            <w:tcW w:w="0" w:type="auto"/>
+            <w:vAlign w:val="center"/>
+            <w:hideMark/>
+          </w:tcPr>
+          <w:p>
+            <w:r>
+              <w:t>用你已有的主题知识</w:t>
+            </w:r>
+            <w:r>
+              <w:t xml:space="preserve"> + </w:t>
+            </w:r>
+            <w:r>
+              <w:t>参与者特征的关键面向（性别、世代等）直接引导抽样</w:t>
+            </w:r>
+          </w:p>
+        </w:tc>
+      </w:tr>
+      <w:tr>
+        <w:trPr>
+          <w:tblCellSpacing w:w="15" w:type="dxa"/>
+        </w:trPr>
+        <w:tc>
+          <w:tcPr>
+            <w:tcW w:w="0" w:type="auto"/>
+            <w:vAlign w:val="center"/>
+            <w:hideMark/>
+          </w:tcPr>
+          <w:p>
+            <w:pPr>
+              <w:rPr>
+                <w:rStyle w:val="a7"/>
+              </w:rPr>
+            </w:pPr>
+            <w:r>
+              <w:rPr>
+                <w:rStyle w:val="a7"/>
+              </w:rPr>
+              <w:t>现实主义选案</w:t>
+            </w:r>
+          </w:p>
+        </w:tc>
+        <w:tc>
+          <w:tcPr>
+            <w:tcW w:w="0" w:type="auto"/>
+            <w:vAlign w:val="center"/>
+            <w:hideMark/>
+          </w:tcPr>
+          <w:p>
+            <w:r>
+              <w:t>找能</w:t>
+            </w:r>
+            <w:r>
+              <w:rPr>
+                <w:b/>
+                <w:bCs/>
+              </w:rPr>
+              <w:t>解释因果</w:t>
+            </w:r>
+            <w:r>
+              <w:t>的案例</w:t>
+            </w:r>
+          </w:p>
+        </w:tc>
+        <w:tc>
+          <w:tcPr>
+            <w:tcW w:w="0" w:type="auto"/>
+            <w:vAlign w:val="center"/>
+            <w:hideMark/>
+          </w:tcPr>
+          <w:p>
+            <w:r>
+              <w:t>选那些能说明</w:t>
+            </w:r>
+            <w:r>
+              <w:t>"</w:t>
+            </w:r>
+            <w:r>
+              <w:t>什么导致了这个情境</w:t>
+            </w:r>
+            <w:r>
+              <w:t>/</w:t>
+            </w:r>
+            <w:r>
+              <w:t>互动、在什么脉络下、产生什么结果</w:t>
+            </w:r>
+            <w:r>
+              <w:t>"</w:t>
+            </w:r>
+            <w:r>
+              <w:t>的案例；基于你的因果理论和脉络概念策略性地选</w:t>
+            </w:r>
+          </w:p>
+        </w:tc>
+      </w:tr>
+    </w:tbl>
+    <w:p>
+      <w:proofErr w:type="gramStart"/>
+      <w:r>
+        <w:t>书承认</w:t>
+      </w:r>
+      <w:proofErr w:type="gramEnd"/>
+      <w:r>
+        <w:t>这是</w:t>
+      </w:r>
+      <w:r>
+        <w:t>"</w:t>
+      </w:r>
+      <w:r>
+        <w:t>简化的刻画</w:t>
+      </w:r>
+      <w:r>
+        <w:t>"</w:t>
+      </w:r>
+      <w:r>
+        <w:t>，实际有大量重叠灰区。但强调三者的共同点：</w:t>
+      </w:r>
+    </w:p>
+    <w:p>
+      <w:r>
+        <w:t>它们都由</w:t>
+      </w:r>
+      <w:r>
+        <w:rPr>
+          <w:b/>
+          <w:bCs/>
+        </w:rPr>
+        <w:t>一种认识论</w:t>
+      </w:r>
+      <w:r>
+        <w:t>支撑，即对</w:t>
+      </w:r>
+      <w:r>
+        <w:t>"</w:t>
+      </w:r>
+      <w:r>
+        <w:t>证据与观念之间关系</w:t>
+      </w:r>
+      <w:r>
+        <w:t>"</w:t>
+      </w:r>
+      <w:r>
+        <w:t>的特定理解。</w:t>
+      </w:r>
+      <w:r>
+        <w:rPr>
+          <w:b/>
+          <w:bCs/>
+        </w:rPr>
+        <w:t>采用哪一种、为什么，研究者必须说清楚。</w:t>
+      </w:r>
+    </w:p>
+    <w:p>
+      <w:r>
+        <w:t>这句是硬要求。</w:t>
+      </w:r>
+    </w:p>
+    <w:p>
+      <w:pPr>
+        <w:pStyle w:val="3"/>
+      </w:pPr>
+      <w:r>
+        <w:rPr>
+          <w:rFonts w:hint="eastAsia"/>
+        </w:rPr>
+        <w:t xml:space="preserve">2. </w:t>
+      </w:r>
+      <w:r>
+        <w:rPr>
+          <w:rFonts w:hint="eastAsia"/>
+        </w:rPr>
+        <w:t>决定分析哪里</w:t>
+      </w:r>
+    </w:p>
+    <w:p>
+      <w:r>
+        <w:rPr>
+          <w:rFonts w:hint="eastAsia"/>
+        </w:rPr>
+        <w:t>两种策略，一是</w:t>
+      </w:r>
+      <w:proofErr w:type="gramStart"/>
+      <w:r>
+        <w:rPr>
+          <w:rFonts w:hint="eastAsia"/>
+        </w:rPr>
+        <w:t>高相关</w:t>
+      </w:r>
+      <w:proofErr w:type="gramEnd"/>
+      <w:r>
+        <w:rPr>
+          <w:rFonts w:hint="eastAsia"/>
+        </w:rPr>
+        <w:t>高价值的案例，</w:t>
+      </w:r>
+      <w:r>
+        <w:rPr>
+          <w:rFonts w:hint="eastAsia"/>
+        </w:rPr>
+        <w:t xml:space="preserve"> </w:t>
+      </w:r>
+      <w:r>
+        <w:rPr>
+          <w:rFonts w:hint="eastAsia"/>
+        </w:rPr>
+        <w:t>另一种是找一些比较不可预见和差异性的主体</w:t>
+      </w:r>
+    </w:p>
+    <w:p>
+      <w:r>
+        <w:rPr>
+          <w:b/>
+          <w:bCs/>
+        </w:rPr>
+        <w:t>三种起点，可以并用</w:t>
+      </w:r>
+    </w:p>
+    <w:p>
+      <w:pPr>
+        <w:numPr>
+          <w:ilvl w:val="0"/>
+          <w:numId w:val="18"/>
+        </w:numPr>
+      </w:pPr>
+      <w:r>
+        <w:t>研究问题已清晰</w:t>
+      </w:r>
+      <w:r>
+        <w:t xml:space="preserve"> → </w:t>
+      </w:r>
+      <w:r>
+        <w:t>从实质或理论上更醒目的关键词入手</w:t>
+      </w:r>
+    </w:p>
+    <w:p>
+      <w:pPr>
+        <w:numPr>
+          <w:ilvl w:val="0"/>
+          <w:numId w:val="18"/>
+        </w:numPr>
+      </w:pPr>
+      <w:r>
+        <w:t>更探索性的路径</w:t>
+      </w:r>
+      <w:r>
+        <w:t xml:space="preserve"> → </w:t>
+      </w:r>
+      <w:r>
+        <w:t>调查在数据景观中显得</w:t>
+      </w:r>
+      <w:r>
+        <w:rPr>
+          <w:b/>
+          <w:bCs/>
+        </w:rPr>
+        <w:t>主导</w:t>
+      </w:r>
+      <w:r>
+        <w:t>的特征</w:t>
+      </w:r>
+    </w:p>
+    <w:p>
+      <w:pPr>
+        <w:numPr>
+          <w:ilvl w:val="0"/>
+          <w:numId w:val="18"/>
+        </w:numPr>
+      </w:pPr>
+      <w:r>
+        <w:t>对</w:t>
+      </w:r>
+      <w:r>
+        <w:rPr>
+          <w:b/>
+          <w:bCs/>
+        </w:rPr>
+        <w:t>异常或不寻常的出现</w:t>
+      </w:r>
+      <w:r>
+        <w:t>更感兴趣</w:t>
+      </w:r>
+    </w:p>
+    <w:p>
+      <w:r>
+        <w:t>而且书特别加了一句：</w:t>
+      </w:r>
+      <w:r>
+        <w:rPr>
+          <w:b/>
+          <w:bCs/>
+        </w:rPr>
+        <w:t>进</w:t>
+      </w:r>
+      <w:r>
+        <w:rPr>
+          <w:b/>
+          <w:bCs/>
+        </w:rPr>
+        <w:t xml:space="preserve"> step four </w:t>
+      </w:r>
+      <w:r>
+        <w:rPr>
+          <w:b/>
+          <w:bCs/>
+        </w:rPr>
+        <w:t>之前，抽一些</w:t>
+      </w:r>
+      <w:r>
+        <w:rPr>
+          <w:b/>
+          <w:bCs/>
+        </w:rPr>
+        <w:t>"</w:t>
+      </w:r>
+      <w:r>
+        <w:rPr>
+          <w:b/>
+          <w:bCs/>
+        </w:rPr>
+        <w:t>看起来不那么醒目但有潜在价值</w:t>
+      </w:r>
+      <w:r>
+        <w:rPr>
+          <w:b/>
+          <w:bCs/>
+        </w:rPr>
+        <w:t>"</w:t>
+      </w:r>
+      <w:r>
+        <w:rPr>
+          <w:b/>
+          <w:bCs/>
+        </w:rPr>
+        <w:t>的概念，往往是有成果的。</w:t>
+      </w:r>
+    </w:p>
+    <w:p>
+      <w:r>
+        <w:rPr>
+          <w:b/>
+          <w:bCs/>
+        </w:rPr>
+        <w:t>递归</w:t>
+      </w:r>
+    </w:p>
+    <w:p>
+      <w:r>
+        <w:t xml:space="preserve">step three </w:t>
+      </w:r>
+      <w:r>
+        <w:t>应被视为一个</w:t>
+      </w:r>
+      <w:r>
+        <w:rPr>
+          <w:b/>
+          <w:bCs/>
+        </w:rPr>
+        <w:t>递归过程，涉及多次迭代</w:t>
+      </w:r>
+      <w:r>
+        <w:t>，因为</w:t>
+      </w:r>
+      <w:proofErr w:type="gramStart"/>
+      <w:r>
+        <w:t>粗读很</w:t>
+      </w:r>
+      <w:proofErr w:type="gramEnd"/>
+      <w:r>
+        <w:t>可能揭示无关材料。</w:t>
+      </w:r>
+    </w:p>
+    <w:p>
+      <w:r>
+        <w:rPr>
+          <w:b/>
+          <w:bCs/>
+        </w:rPr>
+        <w:t>最后：开始组织</w:t>
+      </w:r>
+    </w:p>
+    <w:p>
+      <w:r>
+        <w:t>粗读</w:t>
+      </w:r>
+      <w:proofErr w:type="gramStart"/>
+      <w:r>
+        <w:t>完不是</w:t>
+      </w:r>
+      <w:proofErr w:type="gramEnd"/>
+      <w:r>
+        <w:t>直接进</w:t>
+      </w:r>
+      <w:r>
+        <w:t xml:space="preserve"> step four</w:t>
+      </w:r>
+      <w:r>
+        <w:t>，要先把保留的</w:t>
+      </w:r>
+      <w:r>
+        <w:t xml:space="preserve"> extract </w:t>
+      </w:r>
+      <w:r>
+        <w:rPr>
+          <w:b/>
+          <w:bCs/>
+        </w:rPr>
+        <w:t>按你的抽样策略和研究设计组织起来</w:t>
+      </w:r>
+      <w:r>
+        <w:t>。</w:t>
+      </w:r>
+    </w:p>
+    <w:p/>
+    <w:p>
+      <w:pPr>
+        <w:pStyle w:val="3"/>
+      </w:pPr>
+      <w:r>
+        <w:rPr>
+          <w:rFonts w:hint="eastAsia"/>
+        </w:rPr>
+        <w:lastRenderedPageBreak/>
+        <w:t xml:space="preserve">3. </w:t>
+      </w:r>
+      <w:r>
+        <w:rPr>
+          <w:rFonts w:hint="eastAsia"/>
+        </w:rPr>
+        <w:t>原则</w:t>
+      </w:r>
+    </w:p>
+    <w:p>
+      <w:r>
+        <w:rPr>
+          <w:rFonts w:hint="eastAsia"/>
+        </w:rPr>
+        <w:t>看到刚好了解脉络即可，不要深读，时间上不现实，对考察多个这个核心原则也不现实</w:t>
+      </w:r>
+    </w:p>
+    <w:p>
+      <w:r>
+        <w:rPr>
+          <w:rFonts w:hint="eastAsia"/>
+        </w:rPr>
+        <w:t>必须记录的：纳入与排除的理由（非常耗时）</w:t>
+      </w:r>
+    </w:p>
+    <w:p>
+      <w:r>
+        <w:rPr>
+          <w:rFonts w:hint="eastAsia"/>
+        </w:rPr>
+        <w:t>CDP</w:t>
+      </w:r>
+      <w:r>
+        <w:rPr>
+          <w:rFonts w:hint="eastAsia"/>
+        </w:rPr>
+        <w:t>和其他的质性分析不一样，这个环节轻度装置分析都不能有，开始写论文的时候要注意在</w:t>
+      </w:r>
+      <w:r>
+        <w:rPr>
+          <w:rFonts w:hint="eastAsia"/>
+        </w:rPr>
+        <w:t>method</w:t>
+      </w:r>
+      <w:r>
+        <w:rPr>
+          <w:rFonts w:hint="eastAsia"/>
+        </w:rPr>
+        <w:t>里面报备</w:t>
+      </w:r>
+    </w:p>
+    <w:p>
+      <w:pPr>
+        <w:pStyle w:val="2"/>
+      </w:pPr>
+      <w:r>
+        <w:rPr>
+          <w:rFonts w:hint="eastAsia"/>
+        </w:rPr>
+        <w:t xml:space="preserve">4. </w:t>
+      </w:r>
+      <w:r>
+        <w:rPr>
+          <w:rFonts w:hint="eastAsia"/>
+        </w:rPr>
+        <w:t>分析</w:t>
+      </w:r>
+    </w:p>
+    <w:p>
+      <w:r>
+        <w:rPr>
+          <w:rFonts w:hint="eastAsia"/>
+        </w:rPr>
+        <w:t>把片段还原成整个案例，然后常规性地深读，然后把读出来的东西送回去和“广度”对话</w:t>
+      </w:r>
+    </w:p>
+    <w:p>
+      <w:pPr>
+        <w:pStyle w:val="3"/>
+        <w:rPr>
+          <w:rFonts w:hint="eastAsia"/>
+        </w:rPr>
+      </w:pPr>
+      <w:r>
+        <w:rPr>
+          <w:rFonts w:hint="eastAsia"/>
+        </w:rPr>
+        <w:t>4.1</w:t>
+      </w:r>
+      <w:r>
+        <w:rPr>
+          <w:rFonts w:hint="eastAsia"/>
+        </w:rPr>
+        <w:t>应该选哪些案例深入分析</w:t>
+      </w:r>
+    </w:p>
+    <w:p/>
+    <w:p/>
     <w:sectPr>
       <w:pgSz w:w="12240" w:h="15840"/>
       <w:pgMar w:top="1440" w:right="1440" w:bottom="1440" w:left="1440" w:header="708" w:footer="708" w:gutter="0"/>
@@ -7319,6 +9167,119 @@
     </w:lvl>
   </w:abstractNum>
   <w:abstractNum w:abstractNumId="7" w15:restartNumberingAfterBreak="0">
+    <w:nsid w:val="61985C65"/>
+    <w:multiLevelType w:val="multilevel"/>
+    <w:tmpl w:val="9F5E67F0"/>
+    <w:lvl w:ilvl="0">
+      <w:start w:val="1"/>
+      <w:numFmt w:val="decimal"/>
+      <w:lvlText w:val="%1."/>
+      <w:lvlJc w:val="left"/>
+      <w:pPr>
+        <w:tabs>
+          <w:tab w:val="num" w:pos="720"/>
+        </w:tabs>
+        <w:ind w:left="720" w:hanging="360"/>
+      </w:pPr>
+    </w:lvl>
+    <w:lvl w:ilvl="1" w:tentative="1">
+      <w:start w:val="1"/>
+      <w:numFmt w:val="decimal"/>
+      <w:lvlText w:val="%2."/>
+      <w:lvlJc w:val="left"/>
+      <w:pPr>
+        <w:tabs>
+          <w:tab w:val="num" w:pos="1440"/>
+        </w:tabs>
+        <w:ind w:left="1440" w:hanging="360"/>
+      </w:pPr>
+    </w:lvl>
+    <w:lvl w:ilvl="2" w:tentative="1">
+      <w:start w:val="1"/>
+      <w:numFmt w:val="decimal"/>
+      <w:lvlText w:val="%3."/>
+      <w:lvlJc w:val="left"/>
+      <w:pPr>
+        <w:tabs>
+          <w:tab w:val="num" w:pos="2160"/>
+        </w:tabs>
+        <w:ind w:left="2160" w:hanging="360"/>
+      </w:pPr>
+    </w:lvl>
+    <w:lvl w:ilvl="3" w:tentative="1">
+      <w:start w:val="1"/>
+      <w:numFmt w:val="decimal"/>
+      <w:lvlText w:val="%4."/>
+      <w:lvlJc w:val="left"/>
+      <w:pPr>
+        <w:tabs>
+          <w:tab w:val="num" w:pos="2880"/>
+        </w:tabs>
+        <w:ind w:left="2880" w:hanging="360"/>
+      </w:pPr>
+    </w:lvl>
+    <w:lvl w:ilvl="4" w:tentative="1">
+      <w:start w:val="1"/>
+      <w:numFmt w:val="decimal"/>
+      <w:lvlText w:val="%5."/>
+      <w:lvlJc w:val="left"/>
+      <w:pPr>
+        <w:tabs>
+          <w:tab w:val="num" w:pos="3600"/>
+        </w:tabs>
+        <w:ind w:left="3600" w:hanging="360"/>
+      </w:pPr>
+    </w:lvl>
+    <w:lvl w:ilvl="5" w:tentative="1">
+      <w:start w:val="1"/>
+      <w:numFmt w:val="decimal"/>
+      <w:lvlText w:val="%6."/>
+      <w:lvlJc w:val="left"/>
+      <w:pPr>
+        <w:tabs>
+          <w:tab w:val="num" w:pos="4320"/>
+        </w:tabs>
+        <w:ind w:left="4320" w:hanging="360"/>
+      </w:pPr>
+    </w:lvl>
+    <w:lvl w:ilvl="6" w:tentative="1">
+      <w:start w:val="1"/>
+      <w:numFmt w:val="decimal"/>
+      <w:lvlText w:val="%7."/>
+      <w:lvlJc w:val="left"/>
+      <w:pPr>
+        <w:tabs>
+          <w:tab w:val="num" w:pos="5040"/>
+        </w:tabs>
+        <w:ind w:left="5040" w:hanging="360"/>
+      </w:pPr>
+    </w:lvl>
+    <w:lvl w:ilvl="7" w:tentative="1">
+      <w:start w:val="1"/>
+      <w:numFmt w:val="decimal"/>
+      <w:lvlText w:val="%8."/>
+      <w:lvlJc w:val="left"/>
+      <w:pPr>
+        <w:tabs>
+          <w:tab w:val="num" w:pos="5760"/>
+        </w:tabs>
+        <w:ind w:left="5760" w:hanging="360"/>
+      </w:pPr>
+    </w:lvl>
+    <w:lvl w:ilvl="8" w:tentative="1">
+      <w:start w:val="1"/>
+      <w:numFmt w:val="decimal"/>
+      <w:lvlText w:val="%9."/>
+      <w:lvlJc w:val="left"/>
+      <w:pPr>
+        <w:tabs>
+          <w:tab w:val="num" w:pos="6480"/>
+        </w:tabs>
+        <w:ind w:left="6480" w:hanging="360"/>
+      </w:pPr>
+    </w:lvl>
+  </w:abstractNum>
+  <w:abstractNum w:abstractNumId="8" w15:restartNumberingAfterBreak="0">
     <w:nsid w:val="7C4231CD"/>
     <w:multiLevelType w:val="hybridMultilevel"/>
     <w:tmpl w:val="1C569208"/>
@@ -7465,7 +9426,7 @@
     <w:abstractNumId w:val="3"/>
   </w:num>
   <w:num w:numId="12" w16cid:durableId="1308323320">
-    <w:abstractNumId w:val="7"/>
+    <w:abstractNumId w:val="8"/>
   </w:num>
   <w:num w:numId="13" w16cid:durableId="87238848">
     <w:abstractNumId w:val="1"/>
@@ -7481,6 +9442,9 @@
   </w:num>
   <w:num w:numId="17" w16cid:durableId="951207961">
     <w:abstractNumId w:val="6"/>
+  </w:num>
+  <w:num w:numId="18" w16cid:durableId="1776362482">
+    <w:abstractNumId w:val="7"/>
   </w:num>
 </w:numbering>
 </file>
@@ -8101,6 +10065,7 @@
   <w:style w:type="character" w:default="1" w:styleId="a0">
     <w:name w:val="Default Paragraph Font"/>
     <w:uiPriority w:val="1"/>
+    <w:semiHidden/>
     <w:unhideWhenUsed/>
   </w:style>
   <w:style w:type="table" w:default="1" w:styleId="a1">

--- a/docs/rationale_memo.docx
+++ b/docs/rationale_memo.docx
@@ -390,6 +390,11 @@
       </w:r>
     </w:p>
     <w:p>
+      <w:pPr>
+        <w:rPr>
+          <w:rFonts w:hint="eastAsia"/>
+        </w:rPr>
+      </w:pPr>
       <w:r>
         <w:rPr>
           <w:rFonts w:hint="eastAsia"/>
@@ -402,6 +407,24 @@
         </w:rPr>
         <w:t>很多时候需要一边收集，一边调整，这是合法的</w:t>
       </w:r>
+      <w:r>
+        <w:rPr>
+          <w:rFonts w:hint="eastAsia"/>
+        </w:rPr>
+        <w:t xml:space="preserve"> -&gt; Big Qual</w:t>
+      </w:r>
+      <w:r>
+        <w:rPr>
+          <w:rFonts w:hint="eastAsia"/>
+        </w:rPr>
+        <w:t>的</w:t>
+      </w:r>
+      <w:r>
+        <w:rPr>
+          <w:rFonts w:hint="eastAsia"/>
+        </w:rPr>
+        <w:t>breadth and depth</w:t>
+      </w:r>
     </w:p>
     <w:p>
       <w:pPr>
@@ -456,6 +479,11 @@
       </w:r>
     </w:p>
     <w:p>
+      <w:pPr>
+        <w:rPr>
+          <w:rFonts w:hint="eastAsia"/>
+        </w:rPr>
+      </w:pPr>
       <w:r>
         <w:rPr>
           <w:rFonts w:hint="eastAsia"/>
@@ -2712,35 +2740,54 @@
         <w:rPr>
           <w:rFonts w:hint="eastAsia"/>
         </w:rPr>
-        <w:t>统计出来以后，把预定回到手头语料参考同质的语料找出来</w:t>
-      </w:r>
-    </w:p>
-    <w:p>
-      <w:r>
-        <w:rPr>
-          <w:rFonts w:hint="eastAsia"/>
-        </w:rPr>
-        <w:t>[</w:t>
-      </w:r>
-      <w:r>
-        <w:rPr>
-          <w:rFonts w:hint="eastAsia"/>
-        </w:rPr>
-        <w:t>在这里</w:t>
+        <w:t>参考各个维度</w:t>
+      </w:r>
+      <w:r>
+        <w:rPr>
+          <w:rFonts w:hint="eastAsia"/>
+        </w:rPr>
+        <w:t xml:space="preserve"> + </w:t>
+      </w:r>
+      <w:r>
+        <w:rPr>
+          <w:rFonts w:hint="eastAsia"/>
+        </w:rPr>
+        <w:t>各个社区的占前几位的组的占比，大概选出几个明显占比大组合及其占比</w:t>
+      </w:r>
+    </w:p>
+    <w:p>
+      <w:r>
+        <w:rPr>
+          <w:rFonts w:hint="eastAsia"/>
+        </w:rPr>
+        <w:t>为什么组合这两个看：</w:t>
+      </w:r>
+    </w:p>
+    <w:p>
+      <w:pPr>
+        <w:rPr>
+          <w:rFonts w:hint="eastAsia"/>
+        </w:rPr>
+      </w:pPr>
+      <w:r>
+        <w:rPr>
+          <w:rFonts w:hint="eastAsia"/>
+        </w:rPr>
+        <w:t>因为需要知道某几个维度占</w:t>
       </w:r>
       <w:proofErr w:type="gramStart"/>
       <w:r>
         <w:rPr>
           <w:rFonts w:hint="eastAsia"/>
         </w:rPr>
-        <w:t>写标准</w:t>
+        <w:t>比特别</w:t>
       </w:r>
       <w:proofErr w:type="gramEnd"/>
       <w:r>
         <w:rPr>
           <w:rFonts w:hint="eastAsia"/>
         </w:rPr>
-        <w:t>]</w:t>
+        <w:t>大的情况是不是也是组合出现的，这样得出来的情境更稳健</w:t>
       </w:r>
     </w:p>
     <w:p>
@@ -2783,26 +2830,6 @@
     <w:p>
       <w:r>
         <w:rPr>
-          <w:rFonts w:hint="eastAsia"/>
-        </w:rPr>
-        <w:t>再参照</w:t>
-      </w:r>
-      <w:r>
-        <w:rPr>
-          <w:rFonts w:hint="eastAsia"/>
-        </w:rPr>
-        <w:t>csv</w:t>
-      </w:r>
-      <w:r>
-        <w:rPr>
-          <w:rFonts w:hint="eastAsia"/>
-        </w:rPr>
-        <w:t>选取标准内的组合，考察（在下一步正式执行考察）</w:t>
-      </w:r>
-    </w:p>
-    <w:p>
-      <w:r>
-        <w:rPr>
           <w:rStyle w:val="3Char"/>
         </w:rPr>
         <w:t>接下来，在每个社区内部依次</w:t>
@@ -2816,238 +2843,660 @@
       </w:r>
     </w:p>
     <w:p>
-      <w:r>
-        <w:rPr>
+      <w:pPr>
+        <w:rPr>
+          <w:rFonts w:hint="eastAsia"/>
+        </w:rPr>
+      </w:pPr>
+      <w:r>
+        <w:rPr>
+          <w:rStyle w:val="a7"/>
           <w:rFonts w:hint="eastAsia"/>
         </w:rPr>
         <w:t>先判断</w:t>
+      </w:r>
+      <w:r>
+        <w:rPr>
+          <w:rStyle w:val="a7"/>
+        </w:rPr>
+        <w:t>社区整体上是不是已经比较同质</w:t>
+      </w:r>
+      <w:r>
+        <w:rPr>
+          <w:rStyle w:val="a7"/>
+        </w:rPr>
+        <w:t>，只有极少数差异性内容</w:t>
       </w:r>
       <w:r>
         <w:rPr>
           <w:b/>
           <w:bCs/>
         </w:rPr>
-        <w:t>社区整体</w:t>
-      </w:r>
-      <w:r>
-        <w:t>上是不是已经比较同质</w:t>
+        <w:br/>
+      </w:r>
+      <w:r>
+        <w:t xml:space="preserve">→ </w:t>
+      </w:r>
+      <w:r>
+        <w:t>如果不是，</w:t>
+      </w:r>
+      <w:r>
+        <w:rPr>
+          <w:rFonts w:hint="eastAsia"/>
+        </w:rPr>
+        <w:t>再看我刚才在各个社区占比中选出的组合内部是否已经同质（分两个，</w:t>
+      </w:r>
+      <w:r>
+        <w:rPr>
+          <w:rFonts w:hint="eastAsia"/>
+        </w:rPr>
+        <w:t>1.</w:t>
+      </w:r>
+      <w:r>
+        <w:rPr>
+          <w:rFonts w:hint="eastAsia"/>
+        </w:rPr>
+        <w:t>社区内部同质</w:t>
+      </w:r>
+      <w:r>
+        <w:rPr>
+          <w:rFonts w:hint="eastAsia"/>
+        </w:rPr>
+        <w:t xml:space="preserve"> 2.</w:t>
+      </w:r>
+      <w:r>
+        <w:rPr>
+          <w:rFonts w:hint="eastAsia"/>
+        </w:rPr>
+        <w:t>跨社区高度同质）</w:t>
+      </w:r>
+    </w:p>
+    <w:p>
+      <w:r>
+        <w:t>→</w:t>
+      </w:r>
+      <w:r>
+        <w:rPr>
+          <w:rFonts w:hint="eastAsia"/>
+        </w:rPr>
+        <w:t>如果还不是，</w:t>
+      </w:r>
+      <w:r>
+        <w:t>分别看</w:t>
+      </w:r>
+      <w:r>
+        <w:t>Timeframe</w:t>
+      </w:r>
+      <w:r>
+        <w:t>、</w:t>
+      </w:r>
+      <w:r>
+        <w:t>Source</w:t>
+      </w:r>
+      <w:r>
+        <w:t>和</w:t>
+      </w:r>
+      <w:r>
+        <w:t>Type</w:t>
+      </w:r>
+      <w:r>
+        <w:t>这三个维度中，是否有</w:t>
       </w:r>
       <w:r>
         <w:rPr>
           <w:b/>
           <w:bCs/>
         </w:rPr>
-        <w:br/>
-      </w:r>
-      <w:r>
-        <w:t xml:space="preserve">→ </w:t>
-      </w:r>
-      <w:r>
-        <w:t>如果不是，分别看</w:t>
-      </w:r>
-      <w:r>
-        <w:t>Timeframe</w:t>
-      </w:r>
-      <w:r>
-        <w:t>、</w:t>
-      </w:r>
-      <w:r>
-        <w:t>Source</w:t>
-      </w:r>
-      <w:r>
-        <w:t>和</w:t>
-      </w:r>
-      <w:r>
-        <w:t>Type</w:t>
-      </w:r>
-      <w:r>
-        <w:t>这三个维度中，是否有</w:t>
-      </w:r>
-      <w:r>
-        <w:rPr>
+        <w:t>某一个维度</w:t>
+      </w:r>
+      <w:r>
+        <w:rPr>
+          <w:rFonts w:hint="eastAsia"/>
           <w:b/>
           <w:bCs/>
         </w:rPr>
-        <w:t>某一个维</w:t>
+        <w:t>在和社区组合的情况下</w:t>
+      </w:r>
+      <w:r>
+        <w:t>能够比较清楚地区分不同的表层内容，并记录每个维</w:t>
       </w:r>
       <w:proofErr w:type="gramStart"/>
       <w:r>
-        <w:rPr>
+        <w:t>度具体</w:t>
+      </w:r>
+      <w:proofErr w:type="gramEnd"/>
+      <w:r>
+        <w:t>对应什么差异</w:t>
+      </w:r>
+      <w:r>
+        <w:br/>
+        <w:t xml:space="preserve">→ </w:t>
+      </w:r>
+      <w:r>
+        <w:t>如果单个维度仍然不够，再看</w:t>
+      </w:r>
+      <w:r>
+        <w:rPr>
+          <w:rFonts w:hint="eastAsia"/>
           <w:b/>
           <w:bCs/>
         </w:rPr>
-        <w:t>度</w:t>
-      </w:r>
-      <w:r>
-        <w:t>能够</w:t>
-      </w:r>
-      <w:proofErr w:type="gramEnd"/>
-      <w:r>
-        <w:t>比较清楚地区分不同的表层内容，并记录每个维</w:t>
-      </w:r>
-      <w:proofErr w:type="gramStart"/>
-      <w:r>
-        <w:t>度具体</w:t>
-      </w:r>
-      <w:proofErr w:type="gramEnd"/>
-      <w:r>
-        <w:t>对应什么差异</w:t>
+        <w:t>其他原因</w:t>
+      </w:r>
+      <w:r>
+        <w:t>是否能形成相对稳定的分组，以及哪些组合最常对应某种表层内容</w:t>
       </w:r>
       <w:r>
         <w:br/>
         <w:t xml:space="preserve">→ </w:t>
       </w:r>
       <w:r>
-        <w:t>如果单个维度仍然不够，再看</w:t>
+        <w:t>完成这些比较后，再区分哪些帖子已经能被现有规律覆盖，哪些仍然无法稳定归类，并计算残余部分在该社区中是否占很大比例。</w:t>
+      </w:r>
+    </w:p>
+    <w:p>
+      <w:pPr>
+        <w:rPr>
+          <w:rStyle w:val="a7"/>
+        </w:rPr>
+      </w:pPr>
+      <w:r>
+        <w:rPr>
+          <w:rStyle w:val="a7"/>
+          <w:rFonts w:hint="eastAsia"/>
+        </w:rPr>
+        <w:t>经过了上述步骤以后：</w:t>
+      </w:r>
+    </w:p>
+    <w:p>
+      <w:pPr>
+        <w:rPr>
+          <w:rStyle w:val="a7"/>
+          <w:rFonts w:hint="eastAsia"/>
+          <w:b w:val="0"/>
+          <w:bCs w:val="0"/>
+          <w:i w:val="0"/>
+          <w:iCs w:val="0"/>
+          <w:color w:val="auto"/>
+        </w:rPr>
+      </w:pPr>
+      <w:r>
+        <w:rPr>
+          <w:rStyle w:val="a7"/>
+          <w:rFonts w:hint="eastAsia"/>
+          <w:b w:val="0"/>
+          <w:bCs w:val="0"/>
+          <w:i w:val="0"/>
+          <w:iCs w:val="0"/>
+          <w:color w:val="auto"/>
+        </w:rPr>
+        <w:t xml:space="preserve">1. </w:t>
+      </w:r>
+      <w:r>
+        <w:rPr>
+          <w:rStyle w:val="a7"/>
+          <w:rFonts w:hint="eastAsia"/>
+          <w:b w:val="0"/>
+          <w:bCs w:val="0"/>
+          <w:i w:val="0"/>
+          <w:iCs w:val="0"/>
+          <w:color w:val="auto"/>
+        </w:rPr>
+        <w:t>先看这些帖子的内容，是不是在跨社区的情况下广泛存在，加入广泛存在的话，能找规律就找规律</w:t>
+      </w:r>
+    </w:p>
+    <w:p>
+      <w:pPr>
+        <w:rPr>
+          <w:rStyle w:val="a7"/>
+          <w:rFonts w:hint="eastAsia"/>
+          <w:b w:val="0"/>
+          <w:bCs w:val="0"/>
+          <w:i w:val="0"/>
+          <w:iCs w:val="0"/>
+          <w:color w:val="auto"/>
+        </w:rPr>
+      </w:pPr>
+      <w:r>
+        <w:rPr>
+          <w:rStyle w:val="a7"/>
+          <w:rFonts w:hint="eastAsia"/>
+          <w:b w:val="0"/>
+          <w:bCs w:val="0"/>
+          <w:i w:val="0"/>
+          <w:iCs w:val="0"/>
+          <w:color w:val="auto"/>
+        </w:rPr>
+        <w:t xml:space="preserve">2. </w:t>
+      </w:r>
+      <w:r>
+        <w:rPr>
+          <w:rStyle w:val="a7"/>
+          <w:rFonts w:hint="eastAsia"/>
+          <w:b w:val="0"/>
+          <w:bCs w:val="0"/>
+          <w:i w:val="0"/>
+          <w:iCs w:val="0"/>
+          <w:color w:val="auto"/>
+        </w:rPr>
+        <w:t>上面的步骤全部失败：</w:t>
+      </w:r>
+      <w:r>
+        <w:rPr>
+          <w:rStyle w:val="a7"/>
+          <w:b w:val="0"/>
+          <w:bCs w:val="0"/>
+          <w:i w:val="0"/>
+          <w:iCs w:val="0"/>
+          <w:color w:val="auto"/>
+        </w:rPr>
+        <w:t>计算无法被现有规律覆盖的残余部分在各社区内的占比</w:t>
+      </w:r>
+      <w:r>
+        <w:rPr>
+          <w:rStyle w:val="a7"/>
+          <w:b w:val="0"/>
+          <w:bCs w:val="0"/>
+          <w:i w:val="0"/>
+          <w:iCs w:val="0"/>
+          <w:color w:val="auto"/>
+        </w:rPr>
+        <w:t>:</w:t>
+      </w:r>
+      <w:r>
+        <w:rPr>
+          <w:rStyle w:val="a7"/>
+          <w:b w:val="0"/>
+          <w:bCs w:val="0"/>
+          <w:i w:val="0"/>
+          <w:iCs w:val="0"/>
+          <w:color w:val="auto"/>
+        </w:rPr>
+        <w:br/>
+        <w:t xml:space="preserve">→ </w:t>
+      </w:r>
+      <w:proofErr w:type="gramStart"/>
+      <w:r>
+        <w:rPr>
+          <w:rStyle w:val="a7"/>
+          <w:b w:val="0"/>
+          <w:bCs w:val="0"/>
+          <w:i w:val="0"/>
+          <w:iCs w:val="0"/>
+          <w:color w:val="auto"/>
+        </w:rPr>
+        <w:t>残余占比小</w:t>
+      </w:r>
+      <w:r>
+        <w:rPr>
+          <w:rStyle w:val="a7"/>
+          <w:b w:val="0"/>
+          <w:bCs w:val="0"/>
+          <w:i w:val="0"/>
+          <w:iCs w:val="0"/>
+          <w:color w:val="auto"/>
+        </w:rPr>
+        <w:t>:</w:t>
+      </w:r>
+      <w:r>
+        <w:rPr>
+          <w:rStyle w:val="a7"/>
+          <w:b w:val="0"/>
+          <w:bCs w:val="0"/>
+          <w:i w:val="0"/>
+          <w:iCs w:val="0"/>
+          <w:color w:val="auto"/>
+        </w:rPr>
+        <w:t>不再单设类别</w:t>
+      </w:r>
+      <w:proofErr w:type="gramEnd"/>
+      <w:r>
+        <w:rPr>
+          <w:rStyle w:val="a7"/>
+          <w:b w:val="0"/>
+          <w:bCs w:val="0"/>
+          <w:i w:val="0"/>
+          <w:iCs w:val="0"/>
+          <w:color w:val="auto"/>
+        </w:rPr>
+        <w:t>,</w:t>
+      </w:r>
+      <w:r>
+        <w:rPr>
+          <w:rStyle w:val="a7"/>
+          <w:b w:val="0"/>
+          <w:bCs w:val="0"/>
+          <w:i w:val="0"/>
+          <w:iCs w:val="0"/>
+          <w:color w:val="auto"/>
+        </w:rPr>
+        <w:t>留给正式分析阶段的</w:t>
+      </w:r>
+      <w:r>
+        <w:rPr>
+          <w:rStyle w:val="a7"/>
+          <w:b w:val="0"/>
+          <w:bCs w:val="0"/>
+          <w:i w:val="0"/>
+          <w:iCs w:val="0"/>
+          <w:color w:val="auto"/>
+        </w:rPr>
+        <w:t>"</w:t>
+      </w:r>
+      <w:r>
+        <w:rPr>
+          <w:rStyle w:val="a7"/>
+          <w:b w:val="0"/>
+          <w:bCs w:val="0"/>
+          <w:i w:val="0"/>
+          <w:iCs w:val="0"/>
+          <w:color w:val="auto"/>
+        </w:rPr>
+        <w:t>读中调整</w:t>
+      </w:r>
+      <w:r>
+        <w:rPr>
+          <w:rStyle w:val="a7"/>
+          <w:b w:val="0"/>
+          <w:bCs w:val="0"/>
+          <w:i w:val="0"/>
+          <w:iCs w:val="0"/>
+          <w:color w:val="auto"/>
+        </w:rPr>
+        <w:t>+</w:t>
+      </w:r>
+      <w:r>
+        <w:rPr>
+          <w:rStyle w:val="a7"/>
+          <w:b w:val="0"/>
+          <w:bCs w:val="0"/>
+          <w:i w:val="0"/>
+          <w:iCs w:val="0"/>
+          <w:color w:val="auto"/>
+        </w:rPr>
+        <w:t>回广度检索</w:t>
+      </w:r>
+      <w:r>
+        <w:rPr>
+          <w:rStyle w:val="a7"/>
+          <w:b w:val="0"/>
+          <w:bCs w:val="0"/>
+          <w:i w:val="0"/>
+          <w:iCs w:val="0"/>
+          <w:color w:val="auto"/>
+        </w:rPr>
+        <w:t>"</w:t>
+      </w:r>
+      <w:r>
+        <w:rPr>
+          <w:rStyle w:val="a7"/>
+          <w:b w:val="0"/>
+          <w:bCs w:val="0"/>
+          <w:i w:val="0"/>
+          <w:iCs w:val="0"/>
+          <w:color w:val="auto"/>
+        </w:rPr>
+        <w:t>两条通道消化</w:t>
+      </w:r>
+      <w:r>
+        <w:rPr>
+          <w:rStyle w:val="a7"/>
+          <w:b w:val="0"/>
+          <w:bCs w:val="0"/>
+          <w:i w:val="0"/>
+          <w:iCs w:val="0"/>
+          <w:color w:val="auto"/>
+        </w:rPr>
+        <w:t>(</w:t>
+      </w:r>
+      <w:r>
+        <w:rPr>
+          <w:rStyle w:val="a7"/>
+          <w:b w:val="0"/>
+          <w:bCs w:val="0"/>
+          <w:i w:val="0"/>
+          <w:iCs w:val="0"/>
+          <w:color w:val="auto"/>
+        </w:rPr>
+        <w:t>深读中发现新变体</w:t>
+      </w:r>
+      <w:r>
+        <w:rPr>
+          <w:rStyle w:val="a7"/>
+          <w:b w:val="0"/>
+          <w:bCs w:val="0"/>
+          <w:i w:val="0"/>
+          <w:iCs w:val="0"/>
+          <w:color w:val="auto"/>
+        </w:rPr>
+        <w:t>→</w:t>
+      </w:r>
+      <w:r>
+        <w:rPr>
+          <w:rStyle w:val="a7"/>
+          <w:b w:val="0"/>
+          <w:bCs w:val="0"/>
+          <w:i w:val="0"/>
+          <w:iCs w:val="0"/>
+          <w:color w:val="auto"/>
+        </w:rPr>
+        <w:t>回全库定向检索补入</w:t>
+      </w:r>
+      <w:r>
+        <w:rPr>
+          <w:rStyle w:val="a7"/>
+          <w:b w:val="0"/>
+          <w:bCs w:val="0"/>
+          <w:i w:val="0"/>
+          <w:iCs w:val="0"/>
+          <w:color w:val="auto"/>
+        </w:rPr>
+        <w:t>,</w:t>
+      </w:r>
+      <w:r>
+        <w:rPr>
+          <w:rStyle w:val="a7"/>
+          <w:b w:val="0"/>
+          <w:bCs w:val="0"/>
+          <w:i w:val="0"/>
+          <w:iCs w:val="0"/>
+          <w:color w:val="auto"/>
+        </w:rPr>
+        <w:t>带日志</w:t>
+      </w:r>
+      <w:r>
+        <w:rPr>
+          <w:rStyle w:val="a7"/>
+          <w:b w:val="0"/>
+          <w:bCs w:val="0"/>
+          <w:i w:val="0"/>
+          <w:iCs w:val="0"/>
+          <w:color w:val="auto"/>
+        </w:rPr>
+        <w:t>);</w:t>
+      </w:r>
+      <w:r>
+        <w:rPr>
+          <w:rStyle w:val="a7"/>
+          <w:b w:val="0"/>
+          <w:bCs w:val="0"/>
+          <w:i w:val="0"/>
+          <w:iCs w:val="0"/>
+          <w:color w:val="auto"/>
+        </w:rPr>
+        <w:br/>
+        <w:t xml:space="preserve">→ </w:t>
+      </w:r>
+      <w:r>
+        <w:rPr>
+          <w:rStyle w:val="a7"/>
+          <w:b w:val="0"/>
+          <w:bCs w:val="0"/>
+          <w:i w:val="0"/>
+          <w:iCs w:val="0"/>
+          <w:color w:val="auto"/>
+        </w:rPr>
+        <w:t>残余占比大</w:t>
+      </w:r>
+      <w:r>
+        <w:rPr>
+          <w:rStyle w:val="a7"/>
+          <w:b w:val="0"/>
+          <w:bCs w:val="0"/>
+          <w:i w:val="0"/>
+          <w:iCs w:val="0"/>
+          <w:color w:val="auto"/>
+        </w:rPr>
+        <w:t>:</w:t>
+      </w:r>
+      <w:r>
+        <w:rPr>
+          <w:rStyle w:val="a7"/>
+          <w:b w:val="0"/>
+          <w:bCs w:val="0"/>
+          <w:i w:val="0"/>
+          <w:iCs w:val="0"/>
+          <w:color w:val="auto"/>
+        </w:rPr>
+        <w:t>进入下面</w:t>
+      </w:r>
+      <w:r>
+        <w:rPr>
+          <w:rStyle w:val="a7"/>
+          <w:b w:val="0"/>
+          <w:bCs w:val="0"/>
+          <w:i w:val="0"/>
+          <w:iCs w:val="0"/>
+          <w:color w:val="auto"/>
+        </w:rPr>
+        <w:t>"</w:t>
+      </w:r>
+      <w:r>
+        <w:rPr>
+          <w:rStyle w:val="a7"/>
+          <w:b w:val="0"/>
+          <w:bCs w:val="0"/>
+          <w:i w:val="0"/>
+          <w:iCs w:val="0"/>
+          <w:color w:val="auto"/>
+        </w:rPr>
+        <w:t>假如仍有很大的异质性</w:t>
+      </w:r>
+      <w:r>
+        <w:rPr>
+          <w:rStyle w:val="a7"/>
+          <w:b w:val="0"/>
+          <w:bCs w:val="0"/>
+          <w:i w:val="0"/>
+          <w:iCs w:val="0"/>
+          <w:color w:val="auto"/>
+        </w:rPr>
+        <w:t>"</w:t>
+      </w:r>
+      <w:r>
+        <w:rPr>
+          <w:rStyle w:val="a7"/>
+          <w:b w:val="0"/>
+          <w:bCs w:val="0"/>
+          <w:i w:val="0"/>
+          <w:iCs w:val="0"/>
+          <w:color w:val="auto"/>
+        </w:rPr>
+        <w:t>的处理。</w:t>
+      </w:r>
+    </w:p>
+    <w:p>
+      <w:pPr>
+        <w:pStyle w:val="3"/>
+      </w:pPr>
+      <w:r>
+        <w:rPr>
+          <w:rFonts w:hint="eastAsia"/>
+        </w:rPr>
+        <w:t>假如仍有很大的异质性</w:t>
+      </w:r>
+    </w:p>
+    <w:p>
+      <w:r>
+        <w:t>如果已经穷尽了社区整体、单个维度、维度组合以及跨社区相同组合的比较，但某个社区仍然具有很强的异质性，而且该社区中有很大一部分帖子在其他社区的相同维度组合中也找不到重复的表层规律，</w:t>
       </w:r>
       <w:r>
         <w:rPr>
           <w:b/>
           <w:bCs/>
         </w:rPr>
-        <w:t>两个或三个维度的组合</w:t>
-      </w:r>
-      <w:r>
-        <w:t>是否能形成相对稳定的分组，以及哪些组合最常对应某种表层内容</w:t>
-      </w:r>
-      <w:r>
-        <w:br/>
-        <w:t xml:space="preserve">→ </w:t>
-      </w:r>
-      <w:r>
-        <w:t>如果社区内部仍然很异质，再</w:t>
+        <w:t>那么就有理由怀疑，现有</w:t>
       </w:r>
       <w:r>
         <w:rPr>
           <w:b/>
           <w:bCs/>
         </w:rPr>
-        <w:t>比较其他社区中相同维度组合的帖子</w:t>
-      </w:r>
-      <w:r>
-        <w:t>，看它们是否也呈现相似的表层组织，从而判断是否存在跨社区重复出现的配置</w:t>
-      </w:r>
-      <w:r>
-        <w:br/>
-        <w:t xml:space="preserve">→ </w:t>
-      </w:r>
-      <w:r>
-        <w:t>完成这些比较后，再区分哪些帖子已经能被现有规律覆盖，哪些仍然无法稳定归类，并计算残余部分在该社区中是否占很大比例。</w:t>
-      </w:r>
-    </w:p>
-    <w:p>
-      <w:r>
-        <w:rPr>
-          <w:rFonts w:hint="eastAsia"/>
-        </w:rPr>
-        <w:t>重点考察</w:t>
-      </w:r>
-      <w:proofErr w:type="spellStart"/>
-      <w:r>
-        <w:rPr>
-          <w:rFonts w:hint="eastAsia"/>
-        </w:rPr>
-        <w:t>py</w:t>
-      </w:r>
-      <w:proofErr w:type="spellEnd"/>
-      <w:r>
-        <w:rPr>
-          <w:rFonts w:hint="eastAsia"/>
-        </w:rPr>
-        <w:t>统计引出来的标准</w:t>
-      </w:r>
-    </w:p>
-    <w:p>
-      <w:pPr>
-        <w:pStyle w:val="3"/>
-      </w:pPr>
-      <w:r>
-        <w:rPr>
-          <w:rFonts w:hint="eastAsia"/>
-        </w:rPr>
-        <w:t>假如仍有很大的异质性</w:t>
-      </w:r>
-    </w:p>
-    <w:p>
-      <w:r>
-        <w:t>如果已经穷尽了社区整体、单个维度、维度组合以及跨社区相同组合的比较，但某个社区仍然具有很强的异质性，而且该社区中有很大一部分帖子在其他社区的相同维度组合中也找不到重复的表层规律，</w:t>
+        <w:t>development materials</w:t>
       </w:r>
       <w:r>
         <w:rPr>
           <w:b/>
           <w:bCs/>
         </w:rPr>
-        <w:t>那么就有理由怀疑，现有</w:t>
+        <w:t>还没有覆盖这个社区中的许多实例或变体</w:t>
+      </w:r>
+      <w:r>
+        <w:t>。</w:t>
+      </w:r>
+    </w:p>
+    <w:p>
+      <w:r>
+        <w:t>在这种情况下，已经能够被现有规律覆盖的部分仍然</w:t>
       </w:r>
       <w:r>
         <w:rPr>
           <w:b/>
           <w:bCs/>
         </w:rPr>
+        <w:t>按照规定好的抽样域进行抽样</w:t>
+      </w:r>
+      <w:r>
+        <w:t>；</w:t>
+      </w:r>
+    </w:p>
+    <w:p>
+      <w:r>
+        <w:t>但对于其余无法稳定归类的部分，不再继续强行细分新的规定性类别，而是把它们单独组成一个残余池，改用随机抽样，并适当提高这一部分的抽样比例，以增加后续正式分析中发现此前没有出现过的实例、变体和反例的机会。</w:t>
+      </w:r>
+    </w:p>
+    <w:p>
+      <w:pPr>
+        <w:pStyle w:val="3"/>
+      </w:pPr>
+      <w:r>
+        <w:rPr>
+          <w:rFonts w:hint="eastAsia"/>
+        </w:rPr>
+        <w:lastRenderedPageBreak/>
+        <w:t>Close Reading</w:t>
+      </w:r>
+      <w:r>
+        <w:rPr>
+          <w:rFonts w:hint="eastAsia"/>
+        </w:rPr>
+        <w:t>以后的抽样判断</w:t>
+      </w:r>
+    </w:p>
+    <w:p>
+      <w:r>
+        <w:t>在正式分析开始后，再检查</w:t>
+      </w:r>
+      <w:r>
+        <w:t>fresh sample</w:t>
+      </w:r>
+      <w:r>
+        <w:t>中有多少帖子符合原来的表层规律，有多少是在原有规律上增加了新变体，有多少与原有规律冲突，以及有多少完全没有在</w:t>
+      </w:r>
+      <w:r>
         <w:t>development materials</w:t>
       </w:r>
       <w:r>
-        <w:rPr>
-          <w:b/>
-          <w:bCs/>
-        </w:rPr>
-        <w:t>还没有覆盖这个社区中的许多实例或变体</w:t>
-      </w:r>
-      <w:r>
-        <w:t>。</w:t>
-      </w:r>
-    </w:p>
-    <w:p>
-      <w:r>
-        <w:t>在这种情况下，已经能够被现有规律覆盖的部分仍然</w:t>
-      </w:r>
-      <w:r>
-        <w:rPr>
-          <w:b/>
-          <w:bCs/>
-        </w:rPr>
-        <w:t>按照规定好的抽样域进行抽样</w:t>
-      </w:r>
-      <w:r>
-        <w:t>；</w:t>
-      </w:r>
-    </w:p>
-    <w:p>
-      <w:r>
-        <w:t>但对于其余无法稳定归类的部分，不再继续强行细分新的规定性类别，而是把它们单独组成一个残余池，改用随机抽样，并适当提高这一部分的抽样比例，以增加后续正式分析中发现此前没有出现过的实例、变体和反例的机会。</w:t>
-      </w:r>
-    </w:p>
-    <w:p>
-      <w:pPr>
-        <w:pStyle w:val="3"/>
-      </w:pPr>
-      <w:r>
-        <w:rPr>
-          <w:rFonts w:hint="eastAsia"/>
-        </w:rPr>
-        <w:t>Close Reading</w:t>
-      </w:r>
-      <w:r>
-        <w:rPr>
-          <w:rFonts w:hint="eastAsia"/>
-        </w:rPr>
-        <w:t>以后的抽样判断</w:t>
-      </w:r>
-    </w:p>
-    <w:p>
-      <w:r>
-        <w:t>在正式分析开始后，再检查</w:t>
-      </w:r>
-      <w:r>
-        <w:t>fresh sample</w:t>
-      </w:r>
-      <w:r>
-        <w:t>中有多少帖子符合原来的表层规律，有多少是在原有规律上增加了新变体，有多少与原有规律冲突，以及有多少完全没有在</w:t>
-      </w:r>
-      <w:r>
-        <w:t>development materials</w:t>
-      </w:r>
-      <w:r>
         <w:t>中出现过。</w:t>
       </w:r>
     </w:p>
@@ -3064,7 +3513,6 @@
         <w:rPr>
           <w:rFonts w:hint="eastAsia"/>
         </w:rPr>
-        <w:lastRenderedPageBreak/>
         <w:t xml:space="preserve">1. </w:t>
       </w:r>
       <w:r>
@@ -3093,6 +3541,16 @@
       </w:r>
     </w:p>
     <w:p>
+      <w:pPr>
+        <w:rPr>
+          <w:rStyle w:val="a7"/>
+          <w:b w:val="0"/>
+          <w:bCs w:val="0"/>
+          <w:i w:val="0"/>
+          <w:iCs w:val="0"/>
+          <w:color w:val="auto"/>
+        </w:rPr>
+      </w:pPr>
       <w:r>
         <w:rPr>
           <w:rFonts w:hint="eastAsia"/>
@@ -3113,13 +3571,6 @@
         </w:rPr>
         <w:t>抽样直觉”和实际的匹配程度，侧面回答是否足够覆盖议题和实例</w:t>
       </w:r>
-    </w:p>
-    <w:p>
-      <w:pPr>
-        <w:rPr>
-          <w:rStyle w:val="a7"/>
-        </w:rPr>
-      </w:pPr>
     </w:p>
     <w:p>
       <w:pPr>
@@ -4137,7 +4588,14 @@
               <w:rPr>
                 <w:rFonts w:hint="eastAsia"/>
               </w:rPr>
-              <w:t>系的提到对</w:t>
+              <w:t>系的提</w:t>
+            </w:r>
+            <w:r>
+              <w:rPr>
+                <w:rFonts w:hint="eastAsia"/>
+              </w:rPr>
+              <w:lastRenderedPageBreak/>
+              <w:t>到对</w:t>
             </w:r>
             <w:r>
               <w:rPr>
@@ -4167,7 +4625,6 @@
               <w:rPr>
                 <w:rFonts w:hint="eastAsia"/>
               </w:rPr>
-              <w:lastRenderedPageBreak/>
               <w:t>accounting</w:t>
             </w:r>
             <w:r>
@@ -5680,6 +6137,7 @@
         <w:rPr>
           <w:rFonts w:hint="eastAsia"/>
         </w:rPr>
+        <w:lastRenderedPageBreak/>
         <w:t>r/</w:t>
       </w:r>
       <w:proofErr w:type="spellStart"/>
@@ -5813,7 +6271,6 @@
                 <w:rStyle w:val="a7"/>
                 <w:rFonts w:hint="eastAsia"/>
               </w:rPr>
-              <w:lastRenderedPageBreak/>
               <w:t>情境下同质</w:t>
             </w:r>
           </w:p>
@@ -8322,9 +8779,6 @@
     <w:p>
       <w:pPr>
         <w:pStyle w:val="3"/>
-        <w:rPr>
-          <w:rFonts w:hint="eastAsia"/>
-        </w:rPr>
       </w:pPr>
       <w:r>
         <w:rPr>
@@ -8339,7 +8793,803 @@
         <w:t>应该选哪些案例深入分析</w:t>
       </w:r>
     </w:p>
+    <w:tbl>
+      <w:tblPr>
+        <w:tblStyle w:val="1-2"/>
+        <w:tblW w:w="0" w:type="auto"/>
+        <w:tblLook w:val="04A0" w:firstRow="1" w:lastRow="0" w:firstColumn="1" w:lastColumn="0" w:noHBand="0" w:noVBand="1"/>
+      </w:tblPr>
+      <w:tblGrid>
+        <w:gridCol w:w="2547"/>
+        <w:gridCol w:w="6803"/>
+      </w:tblGrid>
+      <w:tr>
+        <w:trPr>
+          <w:cnfStyle w:val="100000000000" w:firstRow="1" w:lastRow="0" w:firstColumn="0" w:lastColumn="0" w:oddVBand="0" w:evenVBand="0" w:oddHBand="0" w:evenHBand="0" w:firstRowFirstColumn="0" w:firstRowLastColumn="0" w:lastRowFirstColumn="0" w:lastRowLastColumn="0"/>
+        </w:trPr>
+        <w:tc>
+          <w:tcPr>
+            <w:cnfStyle w:val="001000000000" w:firstRow="0" w:lastRow="0" w:firstColumn="1" w:lastColumn="0" w:oddVBand="0" w:evenVBand="0" w:oddHBand="0" w:evenHBand="0" w:firstRowFirstColumn="0" w:firstRowLastColumn="0" w:lastRowFirstColumn="0" w:lastRowLastColumn="0"/>
+            <w:tcW w:w="2547" w:type="dxa"/>
+          </w:tcPr>
+          <w:p>
+            <w:bookmarkStart w:id="0" w:name="_Hlk236136549"/>
+            <w:r>
+              <w:rPr>
+                <w:rFonts w:hint="eastAsia"/>
+              </w:rPr>
+              <w:t>书的类型</w:t>
+            </w:r>
+          </w:p>
+        </w:tc>
+        <w:tc>
+          <w:tcPr>
+            <w:tcW w:w="6803" w:type="dxa"/>
+          </w:tcPr>
+          <w:p>
+            <w:pPr>
+              <w:cnfStyle w:val="100000000000" w:firstRow="1" w:lastRow="0" w:firstColumn="0" w:lastColumn="0" w:oddVBand="0" w:evenVBand="0" w:oddHBand="0" w:evenHBand="0" w:firstRowFirstColumn="0" w:firstRowLastColumn="0" w:lastRowFirstColumn="0" w:lastRowLastColumn="0"/>
+            </w:pPr>
+            <w:r>
+              <w:rPr>
+                <w:rFonts w:hint="eastAsia"/>
+              </w:rPr>
+              <w:t>我的</w:t>
+            </w:r>
+          </w:p>
+        </w:tc>
+      </w:tr>
+      <w:tr>
+        <w:tc>
+          <w:tcPr>
+            <w:cnfStyle w:val="001000000000" w:firstRow="0" w:lastRow="0" w:firstColumn="1" w:lastColumn="0" w:oddVBand="0" w:evenVBand="0" w:oddHBand="0" w:evenHBand="0" w:firstRowFirstColumn="0" w:firstRowLastColumn="0" w:lastRowFirstColumn="0" w:lastRowLastColumn="0"/>
+            <w:tcW w:w="2547" w:type="dxa"/>
+          </w:tcPr>
+          <w:p>
+            <w:r>
+              <w:rPr>
+                <w:rFonts w:hint="eastAsia"/>
+              </w:rPr>
+              <w:t>反复出现、有代表性</w:t>
+            </w:r>
+          </w:p>
+        </w:tc>
+        <w:tc>
+          <w:tcPr>
+            <w:tcW w:w="6803" w:type="dxa"/>
+          </w:tcPr>
+          <w:p>
+            <w:pPr>
+              <w:cnfStyle w:val="000000000000" w:firstRow="0" w:lastRow="0" w:firstColumn="0" w:lastColumn="0" w:oddVBand="0" w:evenVBand="0" w:oddHBand="0" w:evenHBand="0" w:firstRowFirstColumn="0" w:firstRowLastColumn="0" w:lastRowFirstColumn="0" w:lastRowLastColumn="0"/>
+            </w:pPr>
+            <w:r>
+              <w:rPr>
+                <w:rFonts w:hint="eastAsia"/>
+              </w:rPr>
+              <w:t>抽样那里完整经历的过程</w:t>
+            </w:r>
+          </w:p>
+        </w:tc>
+      </w:tr>
+      <w:tr>
+        <w:tc>
+          <w:tcPr>
+            <w:cnfStyle w:val="001000000000" w:firstRow="0" w:lastRow="0" w:firstColumn="1" w:lastColumn="0" w:oddVBand="0" w:evenVBand="0" w:oddHBand="0" w:evenHBand="0" w:firstRowFirstColumn="0" w:firstRowLastColumn="0" w:lastRowFirstColumn="0" w:lastRowLastColumn="0"/>
+            <w:tcW w:w="2547" w:type="dxa"/>
+          </w:tcPr>
+          <w:p>
+            <w:r>
+              <w:rPr>
+                <w:rFonts w:hint="eastAsia"/>
+              </w:rPr>
+              <w:t>对某种理解特别有揭示力</w:t>
+            </w:r>
+          </w:p>
+        </w:tc>
+        <w:tc>
+          <w:tcPr>
+            <w:tcW w:w="6803" w:type="dxa"/>
+          </w:tcPr>
+          <w:p>
+            <w:pPr>
+              <w:cnfStyle w:val="000000000000" w:firstRow="0" w:lastRow="0" w:firstColumn="0" w:lastColumn="0" w:oddVBand="0" w:evenVBand="0" w:oddHBand="0" w:evenHBand="0" w:firstRowFirstColumn="0" w:firstRowLastColumn="0" w:lastRowFirstColumn="0" w:lastRowLastColumn="0"/>
+              <w:rPr>
+                <w:rFonts w:hint="eastAsia"/>
+              </w:rPr>
+            </w:pPr>
+            <w:r>
+              <w:rPr>
+                <w:rFonts w:hint="eastAsia"/>
+              </w:rPr>
+              <w:t>找一些比较重要的硬案例，就像给老师的</w:t>
+            </w:r>
+            <w:proofErr w:type="spellStart"/>
+            <w:r>
+              <w:rPr>
+                <w:rFonts w:hint="eastAsia"/>
+              </w:rPr>
+              <w:t>excat</w:t>
+            </w:r>
+            <w:proofErr w:type="spellEnd"/>
+            <w:r>
+              <w:rPr>
+                <w:rFonts w:hint="eastAsia"/>
+              </w:rPr>
+              <w:t>那样</w:t>
+            </w:r>
+          </w:p>
+        </w:tc>
+      </w:tr>
+      <w:tr>
+        <w:tc>
+          <w:tcPr>
+            <w:cnfStyle w:val="001000000000" w:firstRow="0" w:lastRow="0" w:firstColumn="1" w:lastColumn="0" w:oddVBand="0" w:evenVBand="0" w:oddHBand="0" w:evenHBand="0" w:firstRowFirstColumn="0" w:firstRowLastColumn="0" w:lastRowFirstColumn="0" w:lastRowLastColumn="0"/>
+            <w:tcW w:w="2547" w:type="dxa"/>
+          </w:tcPr>
+          <w:p>
+            <w:r>
+              <w:rPr>
+                <w:rFonts w:hint="eastAsia"/>
+              </w:rPr>
+              <w:t>能构成策略比较</w:t>
+            </w:r>
+          </w:p>
+        </w:tc>
+        <w:tc>
+          <w:tcPr>
+            <w:tcW w:w="6803" w:type="dxa"/>
+          </w:tcPr>
+          <w:p>
+            <w:pPr>
+              <w:cnfStyle w:val="000000000000" w:firstRow="0" w:lastRow="0" w:firstColumn="0" w:lastColumn="0" w:oddVBand="0" w:evenVBand="0" w:oddHBand="0" w:evenHBand="0" w:firstRowFirstColumn="0" w:firstRowLastColumn="0" w:lastRowFirstColumn="0" w:lastRowLastColumn="0"/>
+            </w:pPr>
+            <w:r>
+              <w:rPr>
+                <w:rFonts w:hint="eastAsia"/>
+              </w:rPr>
+              <w:t>抽样里面有</w:t>
+            </w:r>
+          </w:p>
+        </w:tc>
+      </w:tr>
+      <w:tr>
+        <w:tc>
+          <w:tcPr>
+            <w:cnfStyle w:val="001000000000" w:firstRow="0" w:lastRow="0" w:firstColumn="1" w:lastColumn="0" w:oddVBand="0" w:evenVBand="0" w:oddHBand="0" w:evenHBand="0" w:firstRowFirstColumn="0" w:firstRowLastColumn="0" w:lastRowFirstColumn="0" w:lastRowLastColumn="0"/>
+            <w:tcW w:w="2547" w:type="dxa"/>
+          </w:tcPr>
+          <w:p>
+            <w:pPr>
+              <w:rPr>
+                <w:rFonts w:hint="eastAsia"/>
+              </w:rPr>
+            </w:pPr>
+            <w:r>
+              <w:rPr>
+                <w:rFonts w:hint="eastAsia"/>
+              </w:rPr>
+              <w:t>异常、罕见、偏离常态</w:t>
+            </w:r>
+          </w:p>
+        </w:tc>
+        <w:tc>
+          <w:tcPr>
+            <w:tcW w:w="6803" w:type="dxa"/>
+          </w:tcPr>
+          <w:p>
+            <w:pPr>
+              <w:cnfStyle w:val="000000000000" w:firstRow="0" w:lastRow="0" w:firstColumn="0" w:lastColumn="0" w:oddVBand="0" w:evenVBand="0" w:oddHBand="0" w:evenHBand="0" w:firstRowFirstColumn="0" w:firstRowLastColumn="0" w:lastRowFirstColumn="0" w:lastRowLastColumn="0"/>
+              <w:rPr>
+                <w:rFonts w:hint="eastAsia"/>
+              </w:rPr>
+            </w:pPr>
+            <w:r>
+              <w:rPr>
+                <w:rFonts w:hint="eastAsia"/>
+              </w:rPr>
+              <w:t>比如那些不吃压力的、无张力的、反过来预设别人会攻击自己所以主动攻击的、真的把</w:t>
+            </w:r>
+            <w:r>
+              <w:rPr>
+                <w:rFonts w:hint="eastAsia"/>
+              </w:rPr>
+              <w:t>AI</w:t>
+            </w:r>
+            <w:r>
+              <w:rPr>
+                <w:rFonts w:hint="eastAsia"/>
+              </w:rPr>
+              <w:t>当情人</w:t>
+            </w:r>
+          </w:p>
+        </w:tc>
+      </w:tr>
+      <w:tr>
+        <w:tc>
+          <w:tcPr>
+            <w:cnfStyle w:val="001000000000" w:firstRow="0" w:lastRow="0" w:firstColumn="1" w:lastColumn="0" w:oddVBand="0" w:evenVBand="0" w:oddHBand="0" w:evenHBand="0" w:firstRowFirstColumn="0" w:firstRowLastColumn="0" w:lastRowFirstColumn="0" w:lastRowLastColumn="0"/>
+            <w:tcW w:w="2547" w:type="dxa"/>
+          </w:tcPr>
+          <w:p>
+            <w:r>
+              <w:rPr>
+                <w:rFonts w:hint="eastAsia"/>
+              </w:rPr>
+              <w:t>奇怪缺席</w:t>
+            </w:r>
+          </w:p>
+        </w:tc>
+        <w:tc>
+          <w:tcPr>
+            <w:tcW w:w="6803" w:type="dxa"/>
+          </w:tcPr>
+          <w:p>
+            <w:pPr>
+              <w:cnfStyle w:val="000000000000" w:firstRow="0" w:lastRow="0" w:firstColumn="0" w:lastColumn="0" w:oddVBand="0" w:evenVBand="0" w:oddHBand="0" w:evenHBand="0" w:firstRowFirstColumn="0" w:firstRowLastColumn="0" w:lastRowFirstColumn="0" w:lastRowLastColumn="0"/>
+            </w:pPr>
+            <w:r>
+              <w:t>缺席类</w:t>
+            </w:r>
+            <w:r>
+              <w:t>+</w:t>
+            </w:r>
+            <w:r>
+              <w:t>收尾</w:t>
+            </w:r>
+            <w:r>
+              <w:t>sweep</w:t>
+            </w:r>
+            <w:r>
+              <w:t>残差桶。</w:t>
+            </w:r>
+            <w:r>
+              <w:t>QUALIDEM"</w:t>
+            </w:r>
+            <w:proofErr w:type="gramStart"/>
+            <w:r>
+              <w:t>大规模溯因</w:t>
+            </w:r>
+            <w:proofErr w:type="gramEnd"/>
+            <w:r>
+              <w:t>"=</w:t>
+            </w:r>
+            <w:r>
+              <w:t>主动找异常和缺席推动理论</w:t>
+            </w:r>
+            <w:r>
+              <w:t>,</w:t>
+            </w:r>
+            <w:r>
+              <w:t>是我</w:t>
+            </w:r>
+            <w:r>
+              <w:t>sweep</w:t>
+            </w:r>
+            <w:r>
+              <w:t>的直接先例引用</w:t>
+            </w:r>
+          </w:p>
+        </w:tc>
+      </w:tr>
+    </w:tbl>
     <w:p/>
+    <w:p>
+      <w:pPr>
+        <w:rPr>
+          <w:rFonts w:hint="eastAsia"/>
+        </w:rPr>
+      </w:pPr>
+      <w:r>
+        <w:t>书说案例选择由四件</w:t>
+      </w:r>
+      <w:proofErr w:type="gramStart"/>
+      <w:r>
+        <w:t>事共同</w:t>
+      </w:r>
+      <w:proofErr w:type="gramEnd"/>
+      <w:r>
+        <w:t>决定</w:t>
+      </w:r>
+      <w:r>
+        <w:rPr>
+          <w:rFonts w:hint="eastAsia"/>
+        </w:rPr>
+        <w:t>：</w:t>
+      </w:r>
+      <w:r>
+        <w:t>理论</w:t>
+      </w:r>
+      <w:proofErr w:type="gramStart"/>
+      <w:r>
+        <w:t>—</w:t>
+      </w:r>
+      <w:r>
+        <w:t>数据</w:t>
+      </w:r>
+      <w:proofErr w:type="gramEnd"/>
+      <w:r>
+        <w:t>关系</w:t>
+      </w:r>
+      <w:r>
+        <w:t>(</w:t>
+      </w:r>
+      <w:r>
+        <w:t>演绎</w:t>
+      </w:r>
+      <w:r>
+        <w:t>/</w:t>
+      </w:r>
+      <w:r>
+        <w:t>归纳</w:t>
+      </w:r>
+      <w:r>
+        <w:t>/</w:t>
+      </w:r>
+      <w:proofErr w:type="gramStart"/>
+      <w:r>
+        <w:t>溯因</w:t>
+      </w:r>
+      <w:proofErr w:type="gramEnd"/>
+      <w:r>
+        <w:t>/</w:t>
+      </w:r>
+      <w:r>
+        <w:t>逆推</w:t>
+      </w:r>
+      <w:r>
+        <w:t>)+</w:t>
+      </w:r>
+      <w:r>
+        <w:t>前面步骤的检索结果</w:t>
+      </w:r>
+      <w:r>
+        <w:t>+</w:t>
+      </w:r>
+      <w:r>
+        <w:t>概念框架</w:t>
+      </w:r>
+      <w:r>
+        <w:t>+</w:t>
+      </w:r>
+      <w:r>
+        <w:t>研究问题</w:t>
+      </w:r>
+    </w:p>
+    <w:p>
+      <w:pPr>
+        <w:rPr>
+          <w:rFonts w:hint="eastAsia"/>
+        </w:rPr>
+      </w:pPr>
+      <w:r>
+        <w:t>我的对应</w:t>
+      </w:r>
+      <w:r>
+        <w:t>:</w:t>
+      </w:r>
+      <w:r>
+        <w:t>批判实在论</w:t>
+      </w:r>
+      <w:r>
+        <w:t>(</w:t>
+      </w:r>
+      <w:proofErr w:type="gramStart"/>
+      <w:r>
+        <w:t>溯因</w:t>
+      </w:r>
+      <w:proofErr w:type="gramEnd"/>
+      <w:r>
+        <w:rPr>
+          <w:rFonts w:hint="eastAsia"/>
+        </w:rPr>
+        <w:t>/</w:t>
+      </w:r>
+      <w:r>
+        <w:t>逆推</w:t>
+      </w:r>
+      <w:r>
+        <w:t>)+dev</w:t>
+      </w:r>
+      <w:r>
+        <w:t>表层画像</w:t>
+      </w:r>
+      <w:r>
+        <w:t xml:space="preserve">+relational </w:t>
+      </w:r>
+      <w:proofErr w:type="spellStart"/>
+      <w:r>
+        <w:t>autonomy+RQ</w:t>
+      </w:r>
+      <w:proofErr w:type="spellEnd"/>
+    </w:p>
+    <w:p>
+      <w:pPr>
+        <w:pStyle w:val="3"/>
+      </w:pPr>
+      <w:r>
+        <w:t xml:space="preserve">4.2 </w:t>
+      </w:r>
+      <w:r>
+        <w:t>案例</w:t>
+      </w:r>
+      <w:r>
+        <w:t>=</w:t>
+      </w:r>
+      <w:r>
+        <w:t>什么</w:t>
+      </w:r>
+    </w:p>
+    <w:p>
+      <w:r>
+        <w:rPr>
+          <w:rStyle w:val="a7"/>
+        </w:rPr>
+        <w:t>案例</w:t>
+      </w:r>
+      <w:r>
+        <w:rPr>
+          <w:rStyle w:val="a7"/>
+        </w:rPr>
+        <w:t>=</w:t>
+      </w:r>
+      <w:r>
+        <w:rPr>
+          <w:rStyle w:val="a7"/>
+        </w:rPr>
+        <w:t>分析单位</w:t>
+      </w:r>
+      <w:r>
+        <w:rPr>
+          <w:rStyle w:val="a7"/>
+        </w:rPr>
+        <w:t>,</w:t>
+      </w:r>
+      <w:r>
+        <w:rPr>
+          <w:rStyle w:val="a7"/>
+        </w:rPr>
+        <w:t>由知识目标</w:t>
+      </w:r>
+      <w:r>
+        <w:rPr>
+          <w:rStyle w:val="a7"/>
+        </w:rPr>
+        <w:t>×</w:t>
+      </w:r>
+      <w:r>
+        <w:rPr>
+          <w:rStyle w:val="a7"/>
+        </w:rPr>
+        <w:t>材料外部边界共同界定</w:t>
+      </w:r>
+      <w:r>
+        <w:br/>
+        <w:t>→Reddit</w:t>
+      </w:r>
+      <w:r>
+        <w:t>材料的自然边界是帖</w:t>
+      </w:r>
+      <w:r>
+        <w:t>,</w:t>
+      </w:r>
+      <w:r>
+        <w:t>知识目标是发帖人的</w:t>
+      </w:r>
+      <w:r>
+        <w:t>accounting</w:t>
+      </w:r>
+      <w:r>
+        <w:t>工作</w:t>
+      </w:r>
+      <w:r>
+        <w:rPr>
+          <w:rFonts w:hint="eastAsia"/>
+        </w:rPr>
+        <w:t>，</w:t>
+      </w:r>
+      <w:r>
+        <w:t>交点</w:t>
+      </w:r>
+      <w:r>
+        <w:t>=</w:t>
+      </w:r>
+      <w:r>
+        <w:t>单帖</w:t>
+      </w:r>
+    </w:p>
+    <w:p>
+      <w:pPr>
+        <w:pStyle w:val="3"/>
+      </w:pPr>
+      <w:r>
+        <w:t xml:space="preserve">4.3 </w:t>
+      </w:r>
+      <w:r>
+        <w:t>案例画像</w:t>
+      </w:r>
+    </w:p>
+    <w:p>
+      <w:r>
+        <w:t>每个分析单位写小传</w:t>
+      </w:r>
+      <w:r>
+        <w:t>/</w:t>
+      </w:r>
+      <w:r>
+        <w:t>情境说明</w:t>
+      </w:r>
+      <w:r>
+        <w:rPr>
+          <w:rFonts w:hint="eastAsia"/>
+        </w:rPr>
+        <w:t>，</w:t>
+      </w:r>
+      <w:r>
+        <w:t>强调数据不脱离生成情境。</w:t>
+      </w:r>
+      <w:r>
+        <w:br/>
+        <w:t xml:space="preserve">= </w:t>
+      </w:r>
+      <w:r>
+        <w:t>我的案例</w:t>
+      </w:r>
+      <w:r>
+        <w:t>memo</w:t>
+      </w:r>
+      <w:r>
+        <w:t>第</w:t>
+      </w:r>
+      <w:r>
+        <w:t>1</w:t>
+      </w:r>
+      <w:r>
+        <w:t>项。我的模板还多了张力对象</w:t>
+      </w:r>
+      <w:r>
+        <w:t>tag+</w:t>
+      </w:r>
+      <w:r>
+        <w:t>来源标记。</w:t>
+      </w:r>
+    </w:p>
+    <w:p>
+      <w:r>
+        <w:t>社区条例状态就是我的</w:t>
+      </w:r>
+      <w:r>
+        <w:t>"</w:t>
+      </w:r>
+      <w:r>
+        <w:t>文本生产条件</w:t>
+      </w:r>
+      <w:r>
+        <w:t>"</w:t>
+      </w:r>
+      <w:proofErr w:type="gramStart"/>
+      <w:r>
+        <w:t>—</w:t>
+      </w:r>
+      <w:r>
+        <w:t>限制</w:t>
+      </w:r>
+      <w:proofErr w:type="gramEnd"/>
+      <w:r>
+        <w:t>AI</w:t>
+      </w:r>
+      <w:r>
+        <w:t>求助帖的社区里</w:t>
+      </w:r>
+      <w:r>
+        <w:rPr>
+          <w:rFonts w:hint="eastAsia"/>
+        </w:rPr>
+        <w:t>，</w:t>
+      </w:r>
+      <w:r>
+        <w:t>发</w:t>
+      </w:r>
+      <w:proofErr w:type="gramStart"/>
+      <w:r>
+        <w:t>帖这个</w:t>
+      </w:r>
+      <w:proofErr w:type="gramEnd"/>
+      <w:r>
+        <w:t>行为本身的规范环境不同。</w:t>
+      </w:r>
+    </w:p>
+    <w:p>
+      <w:pPr>
+        <w:pStyle w:val="3"/>
+      </w:pPr>
+      <w:r>
+        <w:t xml:space="preserve">4.5 </w:t>
+      </w:r>
+      <w:r>
+        <w:t>深度回广度</w:t>
+      </w:r>
+      <w:r>
+        <w:t>(</w:t>
+      </w:r>
+      <w:r>
+        <w:t>第四步不是终点</w:t>
+      </w:r>
+      <w:r>
+        <w:t>)</w:t>
+      </w:r>
+    </w:p>
+    <w:p>
+      <w:pPr>
+        <w:pStyle w:val="a6"/>
+        <w:numPr>
+          <w:ilvl w:val="0"/>
+          <w:numId w:val="15"/>
+        </w:numPr>
+      </w:pPr>
+      <w:r>
+        <w:t>重查第三步放弃的探坑</w:t>
+      </w:r>
+      <w:r>
+        <w:t xml:space="preserve"> → </w:t>
+      </w:r>
+      <w:r>
+        <w:t>回广度定向检索</w:t>
+      </w:r>
+      <w:r>
+        <w:t>(1,873</w:t>
+      </w:r>
+      <w:r>
+        <w:t>池</w:t>
+      </w:r>
+      <w:r>
+        <w:t>+</w:t>
+      </w:r>
+      <w:r>
+        <w:t>日志</w:t>
+      </w:r>
+      <w:r>
+        <w:t>)</w:t>
+      </w:r>
+    </w:p>
+    <w:p>
+      <w:pPr>
+        <w:pStyle w:val="a6"/>
+        <w:numPr>
+          <w:ilvl w:val="0"/>
+          <w:numId w:val="15"/>
+        </w:numPr>
+      </w:pPr>
+      <w:r>
+        <w:t>在</w:t>
+      </w:r>
+      <w:r>
+        <w:t>"</w:t>
+      </w:r>
+      <w:r>
+        <w:t>无关</w:t>
+      </w:r>
+      <w:r>
+        <w:t>"</w:t>
+      </w:r>
+      <w:r>
+        <w:t>摘录中辨认新主题</w:t>
+      </w:r>
+      <w:r>
+        <w:t xml:space="preserve"> → </w:t>
+      </w:r>
+      <w:r>
+        <w:t>读中调整</w:t>
+      </w:r>
+      <w:r>
+        <w:t>+</w:t>
+      </w:r>
+      <w:r>
+        <w:t>补抽</w:t>
+      </w:r>
+    </w:p>
+    <w:p>
+      <w:pPr>
+        <w:pStyle w:val="a6"/>
+        <w:numPr>
+          <w:ilvl w:val="0"/>
+          <w:numId w:val="15"/>
+        </w:numPr>
+      </w:pPr>
+      <w:r>
+        <w:t>返回第二步重新解释关键词</w:t>
+      </w:r>
+      <w:r>
+        <w:t>/</w:t>
+      </w:r>
+      <w:proofErr w:type="gramStart"/>
+      <w:r>
+        <w:t>跑新检索</w:t>
+      </w:r>
+      <w:proofErr w:type="gramEnd"/>
+      <w:r>
+        <w:t xml:space="preserve"> → </w:t>
+      </w:r>
+      <w:r>
+        <w:t>收尾</w:t>
+      </w:r>
+      <w:r>
+        <w:t>sweep(prompt</w:t>
+      </w:r>
+      <w:r>
+        <w:t>重扫全库</w:t>
+      </w:r>
+      <w:r>
+        <w:t>)</w:t>
+      </w:r>
+    </w:p>
+    <w:p>
+      <w:pPr>
+        <w:pStyle w:val="a6"/>
+        <w:numPr>
+          <w:ilvl w:val="0"/>
+          <w:numId w:val="15"/>
+        </w:numPr>
+      </w:pPr>
+      <w:r>
+        <w:t>重走三四步</w:t>
+      </w:r>
+      <w:r>
+        <w:t xml:space="preserve"> → </w:t>
+      </w:r>
+      <w:r>
+        <w:t>波次结构本身</w:t>
+      </w:r>
+    </w:p>
+    <w:p>
+      <w:pPr>
+        <w:pStyle w:val="a6"/>
+        <w:numPr>
+          <w:ilvl w:val="0"/>
+          <w:numId w:val="15"/>
+        </w:numPr>
+      </w:pPr>
+      <w:r>
+        <w:lastRenderedPageBreak/>
+        <w:t>返回第一步重</w:t>
+      </w:r>
+      <w:proofErr w:type="gramStart"/>
+      <w:r>
+        <w:t>纳数据</w:t>
+      </w:r>
+      <w:proofErr w:type="gramEnd"/>
+      <w:r>
+        <w:t xml:space="preserve"> → </w:t>
+      </w:r>
+      <w:r>
+        <w:t>三级梯子第</w:t>
+      </w:r>
+      <w:r>
+        <w:t>③</w:t>
+      </w:r>
+      <w:r>
+        <w:t>级</w:t>
+      </w:r>
+      <w:r>
+        <w:t>(</w:t>
+      </w:r>
+      <w:r>
+        <w:t>扩采集</w:t>
+      </w:r>
+      <w:r>
+        <w:t>)</w:t>
+      </w:r>
+      <w:r>
+        <w:rPr>
+          <w:rFonts w:hint="eastAsia"/>
+        </w:rPr>
+        <w:t>，</w:t>
+      </w:r>
+      <w:r>
+        <w:t>未触发不用</w:t>
+      </w:r>
+    </w:p>
+    <w:p/>
+    <w:bookmarkEnd w:id="0"/>
     <w:p/>
     <w:sectPr>
       <w:pgSz w:w="12240" w:h="15840"/>
@@ -8716,6 +9966,304 @@
     </w:lvl>
   </w:abstractNum>
   <w:abstractNum w:abstractNumId="3" w15:restartNumberingAfterBreak="0">
+    <w:nsid w:val="1A2E0C76"/>
+    <w:multiLevelType w:val="multilevel"/>
+    <w:tmpl w:val="9AAE9464"/>
+    <w:lvl w:ilvl="0">
+      <w:start w:val="1"/>
+      <w:numFmt w:val="bullet"/>
+      <w:lvlText w:val=""/>
+      <w:lvlJc w:val="left"/>
+      <w:pPr>
+        <w:tabs>
+          <w:tab w:val="num" w:pos="720"/>
+        </w:tabs>
+        <w:ind w:left="720" w:hanging="360"/>
+      </w:pPr>
+      <w:rPr>
+        <w:rFonts w:ascii="Symbol" w:hAnsi="Symbol" w:hint="default"/>
+        <w:sz w:val="20"/>
+      </w:rPr>
+    </w:lvl>
+    <w:lvl w:ilvl="1" w:tentative="1">
+      <w:start w:val="1"/>
+      <w:numFmt w:val="bullet"/>
+      <w:lvlText w:val="o"/>
+      <w:lvlJc w:val="left"/>
+      <w:pPr>
+        <w:tabs>
+          <w:tab w:val="num" w:pos="1440"/>
+        </w:tabs>
+        <w:ind w:left="1440" w:hanging="360"/>
+      </w:pPr>
+      <w:rPr>
+        <w:rFonts w:ascii="Courier New" w:hAnsi="Courier New" w:hint="default"/>
+        <w:sz w:val="20"/>
+      </w:rPr>
+    </w:lvl>
+    <w:lvl w:ilvl="2" w:tentative="1">
+      <w:start w:val="1"/>
+      <w:numFmt w:val="bullet"/>
+      <w:lvlText w:val=""/>
+      <w:lvlJc w:val="left"/>
+      <w:pPr>
+        <w:tabs>
+          <w:tab w:val="num" w:pos="2160"/>
+        </w:tabs>
+        <w:ind w:left="2160" w:hanging="360"/>
+      </w:pPr>
+      <w:rPr>
+        <w:rFonts w:ascii="Wingdings" w:hAnsi="Wingdings" w:hint="default"/>
+        <w:sz w:val="20"/>
+      </w:rPr>
+    </w:lvl>
+    <w:lvl w:ilvl="3" w:tentative="1">
+      <w:start w:val="1"/>
+      <w:numFmt w:val="bullet"/>
+      <w:lvlText w:val=""/>
+      <w:lvlJc w:val="left"/>
+      <w:pPr>
+        <w:tabs>
+          <w:tab w:val="num" w:pos="2880"/>
+        </w:tabs>
+        <w:ind w:left="2880" w:hanging="360"/>
+      </w:pPr>
+      <w:rPr>
+        <w:rFonts w:ascii="Wingdings" w:hAnsi="Wingdings" w:hint="default"/>
+        <w:sz w:val="20"/>
+      </w:rPr>
+    </w:lvl>
+    <w:lvl w:ilvl="4" w:tentative="1">
+      <w:start w:val="1"/>
+      <w:numFmt w:val="bullet"/>
+      <w:lvlText w:val=""/>
+      <w:lvlJc w:val="left"/>
+      <w:pPr>
+        <w:tabs>
+          <w:tab w:val="num" w:pos="3600"/>
+        </w:tabs>
+        <w:ind w:left="3600" w:hanging="360"/>
+      </w:pPr>
+      <w:rPr>
+        <w:rFonts w:ascii="Wingdings" w:hAnsi="Wingdings" w:hint="default"/>
+        <w:sz w:val="20"/>
+      </w:rPr>
+    </w:lvl>
+    <w:lvl w:ilvl="5" w:tentative="1">
+      <w:start w:val="1"/>
+      <w:numFmt w:val="bullet"/>
+      <w:lvlText w:val=""/>
+      <w:lvlJc w:val="left"/>
+      <w:pPr>
+        <w:tabs>
+          <w:tab w:val="num" w:pos="4320"/>
+        </w:tabs>
+        <w:ind w:left="4320" w:hanging="360"/>
+      </w:pPr>
+      <w:rPr>
+        <w:rFonts w:ascii="Wingdings" w:hAnsi="Wingdings" w:hint="default"/>
+        <w:sz w:val="20"/>
+      </w:rPr>
+    </w:lvl>
+    <w:lvl w:ilvl="6" w:tentative="1">
+      <w:start w:val="1"/>
+      <w:numFmt w:val="bullet"/>
+      <w:lvlText w:val=""/>
+      <w:lvlJc w:val="left"/>
+      <w:pPr>
+        <w:tabs>
+          <w:tab w:val="num" w:pos="5040"/>
+        </w:tabs>
+        <w:ind w:left="5040" w:hanging="360"/>
+      </w:pPr>
+      <w:rPr>
+        <w:rFonts w:ascii="Wingdings" w:hAnsi="Wingdings" w:hint="default"/>
+        <w:sz w:val="20"/>
+      </w:rPr>
+    </w:lvl>
+    <w:lvl w:ilvl="7" w:tentative="1">
+      <w:start w:val="1"/>
+      <w:numFmt w:val="bullet"/>
+      <w:lvlText w:val=""/>
+      <w:lvlJc w:val="left"/>
+      <w:pPr>
+        <w:tabs>
+          <w:tab w:val="num" w:pos="5760"/>
+        </w:tabs>
+        <w:ind w:left="5760" w:hanging="360"/>
+      </w:pPr>
+      <w:rPr>
+        <w:rFonts w:ascii="Wingdings" w:hAnsi="Wingdings" w:hint="default"/>
+        <w:sz w:val="20"/>
+      </w:rPr>
+    </w:lvl>
+    <w:lvl w:ilvl="8" w:tentative="1">
+      <w:start w:val="1"/>
+      <w:numFmt w:val="bullet"/>
+      <w:lvlText w:val=""/>
+      <w:lvlJc w:val="left"/>
+      <w:pPr>
+        <w:tabs>
+          <w:tab w:val="num" w:pos="6480"/>
+        </w:tabs>
+        <w:ind w:left="6480" w:hanging="360"/>
+      </w:pPr>
+      <w:rPr>
+        <w:rFonts w:ascii="Wingdings" w:hAnsi="Wingdings" w:hint="default"/>
+        <w:sz w:val="20"/>
+      </w:rPr>
+    </w:lvl>
+  </w:abstractNum>
+  <w:abstractNum w:abstractNumId="4" w15:restartNumberingAfterBreak="0">
+    <w:nsid w:val="1AB00FBF"/>
+    <w:multiLevelType w:val="multilevel"/>
+    <w:tmpl w:val="A1887D60"/>
+    <w:lvl w:ilvl="0">
+      <w:start w:val="1"/>
+      <w:numFmt w:val="bullet"/>
+      <w:lvlText w:val=""/>
+      <w:lvlJc w:val="left"/>
+      <w:pPr>
+        <w:tabs>
+          <w:tab w:val="num" w:pos="720"/>
+        </w:tabs>
+        <w:ind w:left="720" w:hanging="360"/>
+      </w:pPr>
+      <w:rPr>
+        <w:rFonts w:ascii="Symbol" w:hAnsi="Symbol" w:hint="default"/>
+        <w:sz w:val="20"/>
+      </w:rPr>
+    </w:lvl>
+    <w:lvl w:ilvl="1" w:tentative="1">
+      <w:start w:val="1"/>
+      <w:numFmt w:val="bullet"/>
+      <w:lvlText w:val="o"/>
+      <w:lvlJc w:val="left"/>
+      <w:pPr>
+        <w:tabs>
+          <w:tab w:val="num" w:pos="1440"/>
+        </w:tabs>
+        <w:ind w:left="1440" w:hanging="360"/>
+      </w:pPr>
+      <w:rPr>
+        <w:rFonts w:ascii="Courier New" w:hAnsi="Courier New" w:hint="default"/>
+        <w:sz w:val="20"/>
+      </w:rPr>
+    </w:lvl>
+    <w:lvl w:ilvl="2" w:tentative="1">
+      <w:start w:val="1"/>
+      <w:numFmt w:val="bullet"/>
+      <w:lvlText w:val=""/>
+      <w:lvlJc w:val="left"/>
+      <w:pPr>
+        <w:tabs>
+          <w:tab w:val="num" w:pos="2160"/>
+        </w:tabs>
+        <w:ind w:left="2160" w:hanging="360"/>
+      </w:pPr>
+      <w:rPr>
+        <w:rFonts w:ascii="Wingdings" w:hAnsi="Wingdings" w:hint="default"/>
+        <w:sz w:val="20"/>
+      </w:rPr>
+    </w:lvl>
+    <w:lvl w:ilvl="3" w:tentative="1">
+      <w:start w:val="1"/>
+      <w:numFmt w:val="bullet"/>
+      <w:lvlText w:val=""/>
+      <w:lvlJc w:val="left"/>
+      <w:pPr>
+        <w:tabs>
+          <w:tab w:val="num" w:pos="2880"/>
+        </w:tabs>
+        <w:ind w:left="2880" w:hanging="360"/>
+      </w:pPr>
+      <w:rPr>
+        <w:rFonts w:ascii="Wingdings" w:hAnsi="Wingdings" w:hint="default"/>
+        <w:sz w:val="20"/>
+      </w:rPr>
+    </w:lvl>
+    <w:lvl w:ilvl="4" w:tentative="1">
+      <w:start w:val="1"/>
+      <w:numFmt w:val="bullet"/>
+      <w:lvlText w:val=""/>
+      <w:lvlJc w:val="left"/>
+      <w:pPr>
+        <w:tabs>
+          <w:tab w:val="num" w:pos="3600"/>
+        </w:tabs>
+        <w:ind w:left="3600" w:hanging="360"/>
+      </w:pPr>
+      <w:rPr>
+        <w:rFonts w:ascii="Wingdings" w:hAnsi="Wingdings" w:hint="default"/>
+        <w:sz w:val="20"/>
+      </w:rPr>
+    </w:lvl>
+    <w:lvl w:ilvl="5" w:tentative="1">
+      <w:start w:val="1"/>
+      <w:numFmt w:val="bullet"/>
+      <w:lvlText w:val=""/>
+      <w:lvlJc w:val="left"/>
+      <w:pPr>
+        <w:tabs>
+          <w:tab w:val="num" w:pos="4320"/>
+        </w:tabs>
+        <w:ind w:left="4320" w:hanging="360"/>
+      </w:pPr>
+      <w:rPr>
+        <w:rFonts w:ascii="Wingdings" w:hAnsi="Wingdings" w:hint="default"/>
+        <w:sz w:val="20"/>
+      </w:rPr>
+    </w:lvl>
+    <w:lvl w:ilvl="6" w:tentative="1">
+      <w:start w:val="1"/>
+      <w:numFmt w:val="bullet"/>
+      <w:lvlText w:val=""/>
+      <w:lvlJc w:val="left"/>
+      <w:pPr>
+        <w:tabs>
+          <w:tab w:val="num" w:pos="5040"/>
+        </w:tabs>
+        <w:ind w:left="5040" w:hanging="360"/>
+      </w:pPr>
+      <w:rPr>
+        <w:rFonts w:ascii="Wingdings" w:hAnsi="Wingdings" w:hint="default"/>
+        <w:sz w:val="20"/>
+      </w:rPr>
+    </w:lvl>
+    <w:lvl w:ilvl="7" w:tentative="1">
+      <w:start w:val="1"/>
+      <w:numFmt w:val="bullet"/>
+      <w:lvlText w:val=""/>
+      <w:lvlJc w:val="left"/>
+      <w:pPr>
+        <w:tabs>
+          <w:tab w:val="num" w:pos="5760"/>
+        </w:tabs>
+        <w:ind w:left="5760" w:hanging="360"/>
+      </w:pPr>
+      <w:rPr>
+        <w:rFonts w:ascii="Wingdings" w:hAnsi="Wingdings" w:hint="default"/>
+        <w:sz w:val="20"/>
+      </w:rPr>
+    </w:lvl>
+    <w:lvl w:ilvl="8" w:tentative="1">
+      <w:start w:val="1"/>
+      <w:numFmt w:val="bullet"/>
+      <w:lvlText w:val=""/>
+      <w:lvlJc w:val="left"/>
+      <w:pPr>
+        <w:tabs>
+          <w:tab w:val="num" w:pos="6480"/>
+        </w:tabs>
+        <w:ind w:left="6480" w:hanging="360"/>
+      </w:pPr>
+      <w:rPr>
+        <w:rFonts w:ascii="Wingdings" w:hAnsi="Wingdings" w:hint="default"/>
+        <w:sz w:val="20"/>
+      </w:rPr>
+    </w:lvl>
+  </w:abstractNum>
+  <w:abstractNum w:abstractNumId="5" w15:restartNumberingAfterBreak="0">
     <w:nsid w:val="1B135C3A"/>
     <w:multiLevelType w:val="hybridMultilevel"/>
     <w:tmpl w:val="1568B910"/>
@@ -8828,7 +10376,7 @@
       </w:rPr>
     </w:lvl>
   </w:abstractNum>
-  <w:abstractNum w:abstractNumId="4" w15:restartNumberingAfterBreak="0">
+  <w:abstractNum w:abstractNumId="6" w15:restartNumberingAfterBreak="0">
     <w:nsid w:val="1DB15689"/>
     <w:multiLevelType w:val="hybridMultilevel"/>
     <w:tmpl w:val="C6400430"/>
@@ -8941,7 +10489,7 @@
       </w:rPr>
     </w:lvl>
   </w:abstractNum>
-  <w:abstractNum w:abstractNumId="5" w15:restartNumberingAfterBreak="0">
+  <w:abstractNum w:abstractNumId="7" w15:restartNumberingAfterBreak="0">
     <w:nsid w:val="302F3412"/>
     <w:multiLevelType w:val="hybridMultilevel"/>
     <w:tmpl w:val="A4EA0DB8"/>
@@ -9053,7 +10601,7 @@
       </w:rPr>
     </w:lvl>
   </w:abstractNum>
-  <w:abstractNum w:abstractNumId="6" w15:restartNumberingAfterBreak="0">
+  <w:abstractNum w:abstractNumId="8" w15:restartNumberingAfterBreak="0">
     <w:nsid w:val="3D4F4ECB"/>
     <w:multiLevelType w:val="hybridMultilevel"/>
     <w:tmpl w:val="3C84F770"/>
@@ -9166,7 +10714,7 @@
       </w:rPr>
     </w:lvl>
   </w:abstractNum>
-  <w:abstractNum w:abstractNumId="7" w15:restartNumberingAfterBreak="0">
+  <w:abstractNum w:abstractNumId="9" w15:restartNumberingAfterBreak="0">
     <w:nsid w:val="61985C65"/>
     <w:multiLevelType w:val="multilevel"/>
     <w:tmpl w:val="9F5E67F0"/>
@@ -9279,7 +10827,7 @@
       </w:pPr>
     </w:lvl>
   </w:abstractNum>
-  <w:abstractNum w:abstractNumId="8" w15:restartNumberingAfterBreak="0">
+  <w:abstractNum w:abstractNumId="10" w15:restartNumberingAfterBreak="0">
     <w:nsid w:val="7C4231CD"/>
     <w:multiLevelType w:val="hybridMultilevel"/>
     <w:tmpl w:val="1C569208"/>
@@ -9390,6 +10938,119 @@
       <w:rPr>
         <w:rFonts w:ascii="Wingdings" w:hAnsi="Wingdings" w:hint="default"/>
       </w:rPr>
+    </w:lvl>
+  </w:abstractNum>
+  <w:abstractNum w:abstractNumId="11" w15:restartNumberingAfterBreak="0">
+    <w:nsid w:val="7FB6487C"/>
+    <w:multiLevelType w:val="multilevel"/>
+    <w:tmpl w:val="0F523926"/>
+    <w:lvl w:ilvl="0">
+      <w:start w:val="1"/>
+      <w:numFmt w:val="decimal"/>
+      <w:lvlText w:val="%1."/>
+      <w:lvlJc w:val="left"/>
+      <w:pPr>
+        <w:tabs>
+          <w:tab w:val="num" w:pos="720"/>
+        </w:tabs>
+        <w:ind w:left="720" w:hanging="360"/>
+      </w:pPr>
+    </w:lvl>
+    <w:lvl w:ilvl="1" w:tentative="1">
+      <w:start w:val="1"/>
+      <w:numFmt w:val="decimal"/>
+      <w:lvlText w:val="%2."/>
+      <w:lvlJc w:val="left"/>
+      <w:pPr>
+        <w:tabs>
+          <w:tab w:val="num" w:pos="1440"/>
+        </w:tabs>
+        <w:ind w:left="1440" w:hanging="360"/>
+      </w:pPr>
+    </w:lvl>
+    <w:lvl w:ilvl="2" w:tentative="1">
+      <w:start w:val="1"/>
+      <w:numFmt w:val="decimal"/>
+      <w:lvlText w:val="%3."/>
+      <w:lvlJc w:val="left"/>
+      <w:pPr>
+        <w:tabs>
+          <w:tab w:val="num" w:pos="2160"/>
+        </w:tabs>
+        <w:ind w:left="2160" w:hanging="360"/>
+      </w:pPr>
+    </w:lvl>
+    <w:lvl w:ilvl="3" w:tentative="1">
+      <w:start w:val="1"/>
+      <w:numFmt w:val="decimal"/>
+      <w:lvlText w:val="%4."/>
+      <w:lvlJc w:val="left"/>
+      <w:pPr>
+        <w:tabs>
+          <w:tab w:val="num" w:pos="2880"/>
+        </w:tabs>
+        <w:ind w:left="2880" w:hanging="360"/>
+      </w:pPr>
+    </w:lvl>
+    <w:lvl w:ilvl="4" w:tentative="1">
+      <w:start w:val="1"/>
+      <w:numFmt w:val="decimal"/>
+      <w:lvlText w:val="%5."/>
+      <w:lvlJc w:val="left"/>
+      <w:pPr>
+        <w:tabs>
+          <w:tab w:val="num" w:pos="3600"/>
+        </w:tabs>
+        <w:ind w:left="3600" w:hanging="360"/>
+      </w:pPr>
+    </w:lvl>
+    <w:lvl w:ilvl="5" w:tentative="1">
+      <w:start w:val="1"/>
+      <w:numFmt w:val="decimal"/>
+      <w:lvlText w:val="%6."/>
+      <w:lvlJc w:val="left"/>
+      <w:pPr>
+        <w:tabs>
+          <w:tab w:val="num" w:pos="4320"/>
+        </w:tabs>
+        <w:ind w:left="4320" w:hanging="360"/>
+      </w:pPr>
+    </w:lvl>
+    <w:lvl w:ilvl="6" w:tentative="1">
+      <w:start w:val="1"/>
+      <w:numFmt w:val="decimal"/>
+      <w:lvlText w:val="%7."/>
+      <w:lvlJc w:val="left"/>
+      <w:pPr>
+        <w:tabs>
+          <w:tab w:val="num" w:pos="5040"/>
+        </w:tabs>
+        <w:ind w:left="5040" w:hanging="360"/>
+      </w:pPr>
+    </w:lvl>
+    <w:lvl w:ilvl="7" w:tentative="1">
+      <w:start w:val="1"/>
+      <w:numFmt w:val="decimal"/>
+      <w:lvlText w:val="%8."/>
+      <w:lvlJc w:val="left"/>
+      <w:pPr>
+        <w:tabs>
+          <w:tab w:val="num" w:pos="5760"/>
+        </w:tabs>
+        <w:ind w:left="5760" w:hanging="360"/>
+      </w:pPr>
+    </w:lvl>
+    <w:lvl w:ilvl="8" w:tentative="1">
+      <w:start w:val="1"/>
+      <w:numFmt w:val="decimal"/>
+      <w:lvlText w:val="%9."/>
+      <w:lvlJc w:val="left"/>
+      <w:pPr>
+        <w:tabs>
+          <w:tab w:val="num" w:pos="6480"/>
+        </w:tabs>
+        <w:ind w:left="6480" w:hanging="360"/>
+      </w:pPr>
     </w:lvl>
   </w:abstractNum>
   <w:num w:numId="1" w16cid:durableId="1018236559">
@@ -9423,28 +11084,37 @@
     <w:abstractNumId w:val="2"/>
   </w:num>
   <w:num w:numId="11" w16cid:durableId="957953847">
-    <w:abstractNumId w:val="3"/>
+    <w:abstractNumId w:val="5"/>
   </w:num>
   <w:num w:numId="12" w16cid:durableId="1308323320">
-    <w:abstractNumId w:val="8"/>
+    <w:abstractNumId w:val="10"/>
   </w:num>
   <w:num w:numId="13" w16cid:durableId="87238848">
     <w:abstractNumId w:val="1"/>
   </w:num>
   <w:num w:numId="14" w16cid:durableId="1173911895">
-    <w:abstractNumId w:val="5"/>
+    <w:abstractNumId w:val="7"/>
   </w:num>
   <w:num w:numId="15" w16cid:durableId="147014479">
     <w:abstractNumId w:val="0"/>
   </w:num>
   <w:num w:numId="16" w16cid:durableId="2048724167">
+    <w:abstractNumId w:val="6"/>
+  </w:num>
+  <w:num w:numId="17" w16cid:durableId="951207961">
+    <w:abstractNumId w:val="8"/>
+  </w:num>
+  <w:num w:numId="18" w16cid:durableId="1776362482">
+    <w:abstractNumId w:val="9"/>
+  </w:num>
+  <w:num w:numId="19" w16cid:durableId="1839615051">
+    <w:abstractNumId w:val="11"/>
+  </w:num>
+  <w:num w:numId="20" w16cid:durableId="806312996">
     <w:abstractNumId w:val="4"/>
   </w:num>
-  <w:num w:numId="17" w16cid:durableId="951207961">
-    <w:abstractNumId w:val="6"/>
-  </w:num>
-  <w:num w:numId="18" w16cid:durableId="1776362482">
-    <w:abstractNumId w:val="7"/>
+  <w:num w:numId="21" w16cid:durableId="556354211">
+    <w:abstractNumId w:val="3"/>
   </w:num>
 </w:numbering>
 </file>
@@ -10065,7 +11735,6 @@
   <w:style w:type="character" w:default="1" w:styleId="a0">
     <w:name w:val="Default Paragraph Font"/>
     <w:uiPriority w:val="1"/>
-    <w:semiHidden/>
     <w:unhideWhenUsed/>
   </w:style>
   <w:style w:type="table" w:default="1" w:styleId="a1">
@@ -10567,6 +12236,63 @@
       </w:tblBorders>
     </w:tblPr>
   </w:style>
+  <w:style w:type="table" w:styleId="1-2">
+    <w:name w:val="Grid Table 1 Light Accent 2"/>
+    <w:basedOn w:val="a1"/>
+    <w:uiPriority w:val="46"/>
+    <w:rsid w:val="001839AE"/>
+    <w:pPr>
+      <w:spacing w:after="0" w:line="240" w:lineRule="auto"/>
+    </w:pPr>
+    <w:tblPr>
+      <w:tblStyleRowBandSize w:val="1"/>
+      <w:tblStyleColBandSize w:val="1"/>
+      <w:tblBorders>
+        <w:top w:val="single" w:sz="4" w:space="0" w:color="F6C5AC" w:themeColor="accent2" w:themeTint="66"/>
+        <w:left w:val="single" w:sz="4" w:space="0" w:color="F6C5AC" w:themeColor="accent2" w:themeTint="66"/>
+        <w:bottom w:val="single" w:sz="4" w:space="0" w:color="F6C5AC" w:themeColor="accent2" w:themeTint="66"/>
+        <w:right w:val="single" w:sz="4" w:space="0" w:color="F6C5AC" w:themeColor="accent2" w:themeTint="66"/>
+        <w:insideH w:val="single" w:sz="4" w:space="0" w:color="F6C5AC" w:themeColor="accent2" w:themeTint="66"/>
+        <w:insideV w:val="single" w:sz="4" w:space="0" w:color="F6C5AC" w:themeColor="accent2" w:themeTint="66"/>
+      </w:tblBorders>
+    </w:tblPr>
+    <w:tblStylePr w:type="firstRow">
+      <w:rPr>
+        <w:b/>
+        <w:bCs/>
+      </w:rPr>
+      <w:tblPr/>
+      <w:tcPr>
+        <w:tcBorders>
+          <w:bottom w:val="single" w:sz="12" w:space="0" w:color="F1A983" w:themeColor="accent2" w:themeTint="99"/>
+        </w:tcBorders>
+      </w:tcPr>
+    </w:tblStylePr>
+    <w:tblStylePr w:type="lastRow">
+      <w:rPr>
+        <w:b/>
+        <w:bCs/>
+      </w:rPr>
+      <w:tblPr/>
+      <w:tcPr>
+        <w:tcBorders>
+          <w:top w:val="double" w:sz="2" w:space="0" w:color="F1A983" w:themeColor="accent2" w:themeTint="99"/>
+        </w:tcBorders>
+      </w:tcPr>
+    </w:tblStylePr>
+    <w:tblStylePr w:type="firstCol">
+      <w:rPr>
+        <w:b/>
+        <w:bCs/>
+      </w:rPr>
+    </w:tblStylePr>
+    <w:tblStylePr w:type="lastCol">
+      <w:rPr>
+        <w:b/>
+        <w:bCs/>
+      </w:rPr>
+    </w:tblStylePr>
+  </w:style>
 </w:styles>
 </file>
 
